--- a/实验二_软件架构设计与微服务拆分/D2-8_架构演进路线图.docx
+++ b/实验二_软件架构设计与微服务拆分/D2-8_架构演进路线图.docx
@@ -4,7 +4,7 @@
   <w:body>
     <w:p>
       <w:pPr>
-        <w:spacing w:before="800" w:after="160"/>
+        <w:spacing w:before="800" w:after="60" w:line="269" w:lineRule="auto"/>
         <w:jc w:val="center"/>
       </w:pPr>
       <w:r>
@@ -19,7 +19,7 @@
     </w:p>
     <w:p>
       <w:pPr>
-        <w:spacing w:after="80"/>
+        <w:spacing w:after="60" w:line="269" w:lineRule="auto"/>
         <w:jc w:val="center"/>
       </w:pPr>
       <w:r>
@@ -34,7 +34,7 @@
     </w:p>
     <w:p>
       <w:pPr>
-        <w:spacing w:after="80"/>
+        <w:spacing w:after="60" w:line="269" w:lineRule="auto"/>
         <w:jc w:val="center"/>
       </w:pPr>
       <w:r>
@@ -49,7 +49,7 @@
     </w:p>
     <w:p>
       <w:pPr>
-        <w:spacing w:after="80"/>
+        <w:spacing w:after="60" w:line="269" w:lineRule="auto"/>
         <w:jc w:val="center"/>
       </w:pPr>
       <w:r>
@@ -64,7 +64,7 @@
     </w:p>
     <w:p>
       <w:pPr>
-        <w:spacing w:after="160"/>
+        <w:spacing w:after="60" w:line="269" w:lineRule="auto"/>
         <w:jc w:val="center"/>
       </w:pPr>
       <w:r>
@@ -77,7 +77,11 @@
         <w:t>—— 案例：NekoCafé 猫咪主题餐饮预约平台 ——</w:t>
       </w:r>
     </w:p>
-    <w:p/>
+    <w:p>
+      <w:pPr>
+        <w:spacing w:line="269" w:lineRule="auto" w:after="60"/>
+      </w:pPr>
+    </w:p>
     <w:tbl>
       <w:tblPr>
         <w:tblW w:type="auto" w:w="0"/>
@@ -89,10 +93,13 @@
         <w:gridCol w:w="4873"/>
       </w:tblGrid>
       <w:tr>
+        <w:trPr>
+          <w:tblHeader w:val="true"/>
+        </w:trPr>
         <w:tc>
           <w:tcPr>
             <w:tcW w:type="dxa" w:w="1984"/>
-            <w:shd w:val="clear" w:color="auto" w:fill="EAF4EC"/>
+            <w:shd w:val="clear" w:color="auto" w:fill="EAF6EF"/>
             <w:tcBorders>
               <w:top w:val="single" w:sz="4" w:space="0" w:color="B8D8C2"/>
               <w:left w:val="single" w:sz="4" w:space="0" w:color="B8D8C2"/>
@@ -103,7 +110,7 @@
           </w:tcPr>
           <w:p>
             <w:pPr>
-              <w:spacing w:after="40"/>
+              <w:spacing w:after="20" w:line="259" w:lineRule="auto"/>
               <w:jc w:val="center"/>
             </w:pPr>
             <w:r>
@@ -120,7 +127,7 @@
         <w:tc>
           <w:tcPr>
             <w:tcW w:type="dxa" w:w="7087"/>
-            <w:shd w:val="clear" w:color="auto" w:fill="FFFFFF"/>
+            <w:shd w:val="clear" w:color="auto" w:fill="EAF6EF"/>
             <w:tcBorders>
               <w:top w:val="single" w:sz="4" w:space="0" w:color="D0D7D0"/>
               <w:left w:val="single" w:sz="4" w:space="0" w:color="D0D7D0"/>
@@ -131,7 +138,7 @@
           </w:tcPr>
           <w:p>
             <w:pPr>
-              <w:spacing w:after="40"/>
+              <w:spacing w:after="20" w:line="259" w:lineRule="auto"/>
             </w:pPr>
             <w:r>
               <w:rPr>
@@ -160,7 +167,7 @@
           </w:tcPr>
           <w:p>
             <w:pPr>
-              <w:spacing w:after="40"/>
+              <w:spacing w:after="20" w:line="259" w:lineRule="auto"/>
               <w:jc w:val="center"/>
             </w:pPr>
             <w:r>
@@ -188,7 +195,7 @@
           </w:tcPr>
           <w:p>
             <w:pPr>
-              <w:spacing w:after="40"/>
+              <w:spacing w:after="20" w:line="259" w:lineRule="auto"/>
             </w:pPr>
             <w:r>
               <w:rPr>
@@ -217,7 +224,7 @@
           </w:tcPr>
           <w:p>
             <w:pPr>
-              <w:spacing w:after="40"/>
+              <w:spacing w:after="20" w:line="259" w:lineRule="auto"/>
               <w:jc w:val="center"/>
             </w:pPr>
             <w:r>
@@ -245,7 +252,7 @@
           </w:tcPr>
           <w:p>
             <w:pPr>
-              <w:spacing w:after="40"/>
+              <w:spacing w:after="20" w:line="259" w:lineRule="auto"/>
             </w:pPr>
             <w:r>
               <w:rPr>
@@ -274,7 +281,7 @@
           </w:tcPr>
           <w:p>
             <w:pPr>
-              <w:spacing w:after="40"/>
+              <w:spacing w:after="20" w:line="259" w:lineRule="auto"/>
               <w:jc w:val="center"/>
             </w:pPr>
             <w:r>
@@ -302,7 +309,7 @@
           </w:tcPr>
           <w:p>
             <w:pPr>
-              <w:spacing w:after="40"/>
+              <w:spacing w:after="20" w:line="259" w:lineRule="auto"/>
             </w:pPr>
             <w:r>
               <w:rPr>
@@ -331,7 +338,7 @@
           </w:tcPr>
           <w:p>
             <w:pPr>
-              <w:spacing w:after="40"/>
+              <w:spacing w:after="20" w:line="259" w:lineRule="auto"/>
               <w:jc w:val="center"/>
             </w:pPr>
             <w:r>
@@ -359,7 +366,7 @@
           </w:tcPr>
           <w:p>
             <w:pPr>
-              <w:spacing w:after="40"/>
+              <w:spacing w:after="20" w:line="259" w:lineRule="auto"/>
             </w:pPr>
             <w:r>
               <w:rPr>
@@ -388,7 +395,7 @@
           </w:tcPr>
           <w:p>
             <w:pPr>
-              <w:spacing w:after="40"/>
+              <w:spacing w:after="20" w:line="259" w:lineRule="auto"/>
               <w:jc w:val="center"/>
             </w:pPr>
             <w:r>
@@ -415,7 +422,14 @@
             <w:vAlign w:val="center"/>
           </w:tcPr>
           <w:p>
-            <w:r>
+            <w:pPr>
+              <w:spacing w:line="259" w:lineRule="auto" w:after="20"/>
+            </w:pPr>
+            <w:r>
+              <w:rPr>
+                <w:rFonts w:ascii="Microsoft YaHei" w:hAnsi="Microsoft YaHei" w:eastAsia="Microsoft YaHei"/>
+                <w:sz w:val="18"/>
+              </w:rPr>
               <w:t>计算机23-2 / 231002703 / 戴正宇</w:t>
             </w:r>
           </w:p>
@@ -436,7 +450,7 @@
           </w:tcPr>
           <w:p>
             <w:pPr>
-              <w:spacing w:after="40"/>
+              <w:spacing w:after="20" w:line="259" w:lineRule="auto"/>
               <w:jc w:val="center"/>
             </w:pPr>
             <w:r>
@@ -463,23 +477,41 @@
             <w:vAlign w:val="center"/>
           </w:tcPr>
           <w:p>
-            <w:r>
+            <w:pPr>
+              <w:spacing w:line="259" w:lineRule="auto" w:after="20"/>
+            </w:pPr>
+            <w:r>
+              <w:rPr>
+                <w:rFonts w:ascii="Microsoft YaHei" w:hAnsi="Microsoft YaHei" w:eastAsia="Microsoft YaHei"/>
+                <w:sz w:val="18"/>
+              </w:rPr>
               <w:t>2026-05-14</w:t>
             </w:r>
           </w:p>
         </w:tc>
       </w:tr>
     </w:tbl>
-    <w:p/>
     <w:p>
+      <w:pPr>
+        <w:spacing w:line="269" w:lineRule="auto" w:after="60"/>
+      </w:pPr>
+    </w:p>
+    <w:p>
+      <w:pPr>
+        <w:spacing w:line="269" w:lineRule="auto" w:after="60"/>
+      </w:pPr>
       <w:r>
+        <w:rPr>
+          <w:rFonts w:ascii="Microsoft YaHei" w:hAnsi="Microsoft YaHei" w:eastAsia="Microsoft YaHei"/>
+          <w:sz w:val="21"/>
+        </w:rPr>
         <w:br w:type="page"/>
       </w:r>
     </w:p>
     <w:p>
       <w:pPr>
         <w:keepNext/>
-        <w:spacing w:before="280" w:after="120"/>
+        <w:spacing w:before="280" w:after="60" w:line="269" w:lineRule="auto"/>
         <w:pBdr>
           <w:bottom w:val="single" w:sz="8" w:space="4" w:color="1A7A3D"/>
         </w:pBdr>
@@ -496,7 +528,7 @@
     </w:p>
     <w:p>
       <w:pPr>
-        <w:spacing w:after="80" w:before="0" w:line="336" w:lineRule="auto"/>
+        <w:spacing w:after="60" w:before="0" w:line="269" w:lineRule="auto"/>
         <w:ind w:firstLine="340"/>
         <w:jc w:val="left"/>
       </w:pPr>
@@ -520,53 +552,68 @@
         <w:gridCol w:w="9746"/>
       </w:tblGrid>
       <w:tr>
+        <w:trPr>
+          <w:tblHeader w:val="true"/>
+        </w:trPr>
         <w:tc>
           <w:tcPr>
             <w:tcW w:type="dxa" w:w="9746"/>
-            <w:shd w:val="clear" w:color="auto" w:fill="EAF4EC"/>
+            <w:shd w:val="clear" w:color="auto" w:fill="EAF6EF"/>
             <w:tcBorders>
               <w:top w:val="single" w:sz="8" w:space="0" w:color="B8D8C2"/>
               <w:left w:val="single" w:sz="8" w:space="0" w:color="B8D8C2"/>
               <w:bottom w:val="single" w:sz="8" w:space="0" w:color="B8D8C2"/>
               <w:right w:val="single" w:sz="8" w:space="0" w:color="B8D8C2"/>
             </w:tcBorders>
+            <w:vAlign w:val="center"/>
           </w:tcPr>
           <w:p>
             <w:pPr>
-              <w:spacing w:after="40"/>
+              <w:spacing w:line="259" w:lineRule="auto" w:after="20"/>
+              <w:jc w:val="left"/>
             </w:pPr>
             <w:r>
               <w:rPr>
                 <w:rFonts w:ascii="Microsoft YaHei" w:hAnsi="Microsoft YaHei" w:eastAsia="Microsoft YaHei"/>
-                <w:b/>
-                <w:color w:val="1A7A3D"/>
-                <w:sz w:val="21"/>
-              </w:rPr>
-              <w:t xml:space="preserve">📌 填写指引 </w:t>
-            </w:r>
-          </w:p>
-          <w:p>
-            <w:pPr>
-              <w:spacing w:after="40" w:line="336" w:lineRule="auto"/>
-            </w:pPr>
+                <w:sz w:val="18"/>
+              </w:rPr>
+            </w:r>
             <w:r>
               <w:rPr>
                 <w:rFonts w:ascii="Microsoft YaHei" w:hAnsi="Microsoft YaHei" w:eastAsia="Microsoft YaHei"/>
                 <w:b w:val="0"/>
-                <w:color w:val="2B2B2B"/>
-                <w:sz w:val="20"/>
-              </w:rPr>
-              <w:t>本模板按章节结构预设了每节的标题与提示。请在每个 "（请在此处填写……）" 区域中替换为正式内容；不允许删除章节标题；如某节确实不适用，请保留标题并标注「N/A 及理由」。</w:t>
+                <w:sz w:val="18"/>
+              </w:rPr>
+              <w:t>文档说明</w:t>
+            </w:r>
+            <w:r>
+              <w:rPr>
+                <w:rFonts w:ascii="Microsoft YaHei" w:hAnsi="Microsoft YaHei" w:eastAsia="Microsoft YaHei"/>
+                <w:sz w:val="18"/>
+              </w:rPr>
+              <w:br/>
+            </w:r>
+            <w:r>
+              <w:rPr>
+                <w:rFonts w:ascii="Microsoft YaHei" w:hAnsi="Microsoft YaHei" w:eastAsia="Microsoft YaHei"/>
+                <w:b w:val="0"/>
+                <w:sz w:val="18"/>
+              </w:rPr>
+              <w:t>本路线图已按实验二架构设计结果完成填写，覆盖现状评估、目标态、四阶段里程碑、风险登记与回滚策略；里程碑内容与 D2-2、D2-4、D2-5、D2-6、D2-7 保持引用一致。</w:t>
             </w:r>
           </w:p>
         </w:tc>
       </w:tr>
     </w:tbl>
-    <w:p/>
+    <w:p>
+      <w:pPr>
+        <w:spacing w:line="269" w:lineRule="auto" w:after="60"/>
+      </w:pPr>
+    </w:p>
     <w:p>
       <w:pPr>
         <w:keepNext/>
-        <w:spacing w:before="280" w:after="120"/>
+        <w:spacing w:before="280" w:after="60" w:line="269" w:lineRule="auto"/>
         <w:pBdr>
           <w:bottom w:val="single" w:sz="8" w:space="4" w:color="1A7A3D"/>
         </w:pBdr>
@@ -575,7 +622,7 @@
         <w:rPr>
           <w:rFonts w:ascii="Microsoft YaHei" w:hAnsi="Microsoft YaHei" w:eastAsia="Microsoft YaHei"/>
           <w:b/>
-          <w:color w:val="1A7A3D"/>
+          <w:color w:val="096841"/>
           <w:sz w:val="36"/>
         </w:rPr>
         <w:t>1  现状评估</w:t>
@@ -583,39 +630,674 @@
     </w:p>
     <w:tbl>
       <w:tblPr>
+        <w:tblStyle w:val="TableGrid"/>
         <w:tblW w:type="auto" w:w="0"/>
         <w:jc w:val="center"/>
         <w:tblLook w:firstColumn="1" w:firstRow="1" w:lastColumn="0" w:lastRow="0" w:noHBand="0" w:noVBand="1" w:val="04A0"/>
       </w:tblPr>
       <w:tblGrid>
-        <w:gridCol w:w="9746"/>
+        <w:gridCol w:w="2436"/>
+        <w:gridCol w:w="2436"/>
+        <w:gridCol w:w="2436"/>
+        <w:gridCol w:w="2436"/>
       </w:tblGrid>
+      <w:tr>
+        <w:trPr>
+          <w:tblHeader w:val="true"/>
+        </w:trPr>
+        <w:tc>
+          <w:tcPr>
+            <w:tcW w:type="dxa" w:w="2436"/>
+            <w:vAlign w:val="center"/>
+            <w:shd w:fill="EAF6EF"/>
+          </w:tcPr>
+          <w:p>
+            <w:pPr>
+              <w:spacing w:line="259" w:lineRule="auto" w:after="20"/>
+              <w:jc w:val="left"/>
+            </w:pPr>
+            <w:r>
+              <w:rPr>
+                <w:rFonts w:ascii="Microsoft YaHei" w:hAnsi="Microsoft YaHei" w:eastAsia="Microsoft YaHei"/>
+                <w:sz w:val="18"/>
+              </w:rPr>
+            </w:r>
+            <w:r>
+              <w:rPr>
+                <w:rFonts w:ascii="Microsoft YaHei" w:hAnsi="Microsoft YaHei" w:eastAsia="Microsoft YaHei"/>
+                <w:b/>
+                <w:color w:val="096841"/>
+                <w:sz w:val="18"/>
+              </w:rPr>
+              <w:t>维度</w:t>
+            </w:r>
+          </w:p>
+        </w:tc>
+        <w:tc>
+          <w:tcPr>
+            <w:tcW w:type="dxa" w:w="2436"/>
+            <w:vAlign w:val="center"/>
+            <w:shd w:fill="EAF6EF"/>
+          </w:tcPr>
+          <w:p>
+            <w:pPr>
+              <w:spacing w:line="259" w:lineRule="auto" w:after="20"/>
+              <w:jc w:val="left"/>
+            </w:pPr>
+            <w:r>
+              <w:rPr>
+                <w:rFonts w:ascii="Microsoft YaHei" w:hAnsi="Microsoft YaHei" w:eastAsia="Microsoft YaHei"/>
+                <w:sz w:val="18"/>
+              </w:rPr>
+            </w:r>
+            <w:r>
+              <w:rPr>
+                <w:rFonts w:ascii="Microsoft YaHei" w:hAnsi="Microsoft YaHei" w:eastAsia="Microsoft YaHei"/>
+                <w:b/>
+                <w:color w:val="096841"/>
+                <w:sz w:val="18"/>
+              </w:rPr>
+              <w:t>现状</w:t>
+            </w:r>
+          </w:p>
+        </w:tc>
+        <w:tc>
+          <w:tcPr>
+            <w:tcW w:type="dxa" w:w="2436"/>
+            <w:vAlign w:val="center"/>
+            <w:shd w:fill="EAF6EF"/>
+          </w:tcPr>
+          <w:p>
+            <w:pPr>
+              <w:spacing w:line="259" w:lineRule="auto" w:after="20"/>
+              <w:jc w:val="left"/>
+            </w:pPr>
+            <w:r>
+              <w:rPr>
+                <w:rFonts w:ascii="Microsoft YaHei" w:hAnsi="Microsoft YaHei" w:eastAsia="Microsoft YaHei"/>
+                <w:sz w:val="18"/>
+              </w:rPr>
+            </w:r>
+            <w:r>
+              <w:rPr>
+                <w:rFonts w:ascii="Microsoft YaHei" w:hAnsi="Microsoft YaHei" w:eastAsia="Microsoft YaHei"/>
+                <w:b/>
+                <w:color w:val="096841"/>
+                <w:sz w:val="18"/>
+              </w:rPr>
+              <w:t>主要问题</w:t>
+            </w:r>
+          </w:p>
+        </w:tc>
+        <w:tc>
+          <w:tcPr>
+            <w:tcW w:type="dxa" w:w="2436"/>
+            <w:vAlign w:val="center"/>
+            <w:shd w:fill="EAF6EF"/>
+          </w:tcPr>
+          <w:p>
+            <w:pPr>
+              <w:spacing w:line="259" w:lineRule="auto" w:after="20"/>
+              <w:jc w:val="left"/>
+            </w:pPr>
+            <w:r>
+              <w:rPr>
+                <w:rFonts w:ascii="Microsoft YaHei" w:hAnsi="Microsoft YaHei" w:eastAsia="Microsoft YaHei"/>
+                <w:sz w:val="18"/>
+              </w:rPr>
+            </w:r>
+            <w:r>
+              <w:rPr>
+                <w:rFonts w:ascii="Microsoft YaHei" w:hAnsi="Microsoft YaHei" w:eastAsia="Microsoft YaHei"/>
+                <w:b/>
+                <w:color w:val="096841"/>
+                <w:sz w:val="18"/>
+              </w:rPr>
+              <w:t>改进方向</w:t>
+            </w:r>
+          </w:p>
+        </w:tc>
+      </w:tr>
       <w:tr>
         <w:tc>
           <w:tcPr>
-            <w:tcW w:type="dxa" w:w="9746"/>
-            <w:shd w:val="clear" w:color="auto" w:fill="FBFDFB"/>
-            <w:tcBorders>
-              <w:top w:val="single" w:sz="4" w:space="0" w:color="B8D8C2"/>
-              <w:left w:val="single" w:sz="4" w:space="0" w:color="B8D8C2"/>
-              <w:bottom w:val="single" w:sz="4" w:space="0" w:color="B8D8C2"/>
-              <w:right w:val="single" w:sz="4" w:space="0" w:color="B8D8C2"/>
-            </w:tcBorders>
-            <w:vAlign w:val="top"/>
+            <w:tcW w:type="dxa" w:w="2436"/>
+            <w:vAlign w:val="center"/>
           </w:tcPr>
           <w:p>
-            <w:r>
-              <w:t>现状：团队为课程实验小组，已完成实验一需求基线；已有门店独立排号系统，缺少统一会员、跨门店预约、猫咪档案和运营看板。主要技术债是数据口径分散、预约高峰缺少容量锁、支付状态与预约状态未统一、缺少可观测链路。</w:t>
+            <w:pPr>
+              <w:spacing w:line="259" w:lineRule="auto" w:after="20"/>
+              <w:jc w:val="left"/>
+            </w:pPr>
+            <w:r>
+              <w:rPr>
+                <w:rFonts w:ascii="Microsoft YaHei" w:hAnsi="Microsoft YaHei" w:eastAsia="Microsoft YaHei"/>
+                <w:sz w:val="18"/>
+              </w:rPr>
+            </w:r>
+            <w:r>
+              <w:rPr>
+                <w:rFonts w:ascii="Microsoft YaHei" w:hAnsi="Microsoft YaHei" w:eastAsia="Microsoft YaHei"/>
+                <w:b w:val="0"/>
+                <w:sz w:val="18"/>
+              </w:rPr>
+              <w:t>业务</w:t>
+            </w:r>
+          </w:p>
+        </w:tc>
+        <w:tc>
+          <w:tcPr>
+            <w:tcW w:type="dxa" w:w="2436"/>
+            <w:vAlign w:val="center"/>
+          </w:tcPr>
+          <w:p>
+            <w:pPr>
+              <w:spacing w:line="259" w:lineRule="auto" w:after="20"/>
+              <w:jc w:val="left"/>
+            </w:pPr>
+            <w:r>
+              <w:rPr>
+                <w:rFonts w:ascii="Microsoft YaHei" w:hAnsi="Microsoft YaHei" w:eastAsia="Microsoft YaHei"/>
+                <w:sz w:val="18"/>
+              </w:rPr>
+            </w:r>
+            <w:r>
+              <w:rPr>
+                <w:rFonts w:ascii="Microsoft YaHei" w:hAnsi="Microsoft YaHei" w:eastAsia="Microsoft YaHei"/>
+                <w:b w:val="0"/>
+                <w:sz w:val="18"/>
+              </w:rPr>
+              <w:t>已完成需求基线和架构设计；门店预约、会员、猫咪档案、支付、通知尚未统一上线。</w:t>
+            </w:r>
+          </w:p>
+        </w:tc>
+        <w:tc>
+          <w:tcPr>
+            <w:tcW w:type="dxa" w:w="2436"/>
+            <w:vAlign w:val="center"/>
+          </w:tcPr>
+          <w:p>
+            <w:pPr>
+              <w:spacing w:line="259" w:lineRule="auto" w:after="20"/>
+              <w:jc w:val="left"/>
+            </w:pPr>
+            <w:r>
+              <w:rPr>
+                <w:rFonts w:ascii="Microsoft YaHei" w:hAnsi="Microsoft YaHei" w:eastAsia="Microsoft YaHei"/>
+                <w:sz w:val="18"/>
+              </w:rPr>
+            </w:r>
+            <w:r>
+              <w:rPr>
+                <w:rFonts w:ascii="Microsoft YaHei" w:hAnsi="Microsoft YaHei" w:eastAsia="Microsoft YaHei"/>
+                <w:b w:val="0"/>
+                <w:sz w:val="18"/>
+              </w:rPr>
+              <w:t>跨门店预约和运营分析缺少统一入口。</w:t>
+            </w:r>
+          </w:p>
+        </w:tc>
+        <w:tc>
+          <w:tcPr>
+            <w:tcW w:type="dxa" w:w="2436"/>
+            <w:vAlign w:val="center"/>
+          </w:tcPr>
+          <w:p>
+            <w:pPr>
+              <w:spacing w:line="259" w:lineRule="auto" w:after="20"/>
+              <w:jc w:val="left"/>
+            </w:pPr>
+            <w:r>
+              <w:rPr>
+                <w:rFonts w:ascii="Microsoft YaHei" w:hAnsi="Microsoft YaHei" w:eastAsia="Microsoft YaHei"/>
+                <w:sz w:val="18"/>
+              </w:rPr>
+            </w:r>
+            <w:r>
+              <w:rPr>
+                <w:rFonts w:ascii="Microsoft YaHei" w:hAnsi="Microsoft YaHei" w:eastAsia="Microsoft YaHei"/>
+                <w:b w:val="0"/>
+                <w:sz w:val="18"/>
+              </w:rPr>
+              <w:t>M1 建立核心服务闭环，M2 建立运营读模型。</w:t>
+            </w:r>
+          </w:p>
+        </w:tc>
+      </w:tr>
+      <w:tr>
+        <w:tc>
+          <w:tcPr>
+            <w:tcW w:type="dxa" w:w="2436"/>
+            <w:vAlign w:val="center"/>
+          </w:tcPr>
+          <w:p>
+            <w:pPr>
+              <w:spacing w:line="259" w:lineRule="auto" w:after="20"/>
+              <w:jc w:val="left"/>
+            </w:pPr>
+            <w:r>
+              <w:rPr>
+                <w:rFonts w:ascii="Microsoft YaHei" w:hAnsi="Microsoft YaHei" w:eastAsia="Microsoft YaHei"/>
+                <w:sz w:val="18"/>
+              </w:rPr>
+            </w:r>
+            <w:r>
+              <w:rPr>
+                <w:rFonts w:ascii="Microsoft YaHei" w:hAnsi="Microsoft YaHei" w:eastAsia="Microsoft YaHei"/>
+                <w:b w:val="0"/>
+                <w:sz w:val="18"/>
+              </w:rPr>
+              <w:t>技术</w:t>
+            </w:r>
+          </w:p>
+        </w:tc>
+        <w:tc>
+          <w:tcPr>
+            <w:tcW w:type="dxa" w:w="2436"/>
+            <w:vAlign w:val="center"/>
+          </w:tcPr>
+          <w:p>
+            <w:pPr>
+              <w:spacing w:line="259" w:lineRule="auto" w:after="20"/>
+              <w:jc w:val="left"/>
+            </w:pPr>
+            <w:r>
+              <w:rPr>
+                <w:rFonts w:ascii="Microsoft YaHei" w:hAnsi="Microsoft YaHei" w:eastAsia="Microsoft YaHei"/>
+                <w:sz w:val="18"/>
+              </w:rPr>
+            </w:r>
+            <w:r>
+              <w:rPr>
+                <w:rFonts w:ascii="Microsoft YaHei" w:hAnsi="Microsoft YaHei" w:eastAsia="Microsoft YaHei"/>
+                <w:b w:val="0"/>
+                <w:sz w:val="18"/>
+              </w:rPr>
+              <w:t>已有 C4、OpenAPI、数据字典和 ADR 初稿。</w:t>
+            </w:r>
+          </w:p>
+        </w:tc>
+        <w:tc>
+          <w:tcPr>
+            <w:tcW w:type="dxa" w:w="2436"/>
+            <w:vAlign w:val="center"/>
+          </w:tcPr>
+          <w:p>
+            <w:pPr>
+              <w:spacing w:line="259" w:lineRule="auto" w:after="20"/>
+              <w:jc w:val="left"/>
+            </w:pPr>
+            <w:r>
+              <w:rPr>
+                <w:rFonts w:ascii="Microsoft YaHei" w:hAnsi="Microsoft YaHei" w:eastAsia="Microsoft YaHei"/>
+                <w:sz w:val="18"/>
+              </w:rPr>
+            </w:r>
+            <w:r>
+              <w:rPr>
+                <w:rFonts w:ascii="Microsoft YaHei" w:hAnsi="Microsoft YaHei" w:eastAsia="Microsoft YaHei"/>
+                <w:b w:val="0"/>
+                <w:sz w:val="18"/>
+              </w:rPr>
+              <w:t>容量锁、幂等、事件流和可观测还停留在设计层。</w:t>
+            </w:r>
+          </w:p>
+        </w:tc>
+        <w:tc>
+          <w:tcPr>
+            <w:tcW w:type="dxa" w:w="2436"/>
+            <w:vAlign w:val="center"/>
+          </w:tcPr>
+          <w:p>
+            <w:pPr>
+              <w:spacing w:line="259" w:lineRule="auto" w:after="20"/>
+              <w:jc w:val="left"/>
+            </w:pPr>
+            <w:r>
+              <w:rPr>
+                <w:rFonts w:ascii="Microsoft YaHei" w:hAnsi="Microsoft YaHei" w:eastAsia="Microsoft YaHei"/>
+                <w:sz w:val="18"/>
+              </w:rPr>
+            </w:r>
+            <w:r>
+              <w:rPr>
+                <w:rFonts w:ascii="Microsoft YaHei" w:hAnsi="Microsoft YaHei" w:eastAsia="Microsoft YaHei"/>
+                <w:b w:val="0"/>
+                <w:sz w:val="18"/>
+              </w:rPr>
+              <w:t>以预约服务为主线落地核心质量场景。</w:t>
+            </w:r>
+          </w:p>
+        </w:tc>
+      </w:tr>
+      <w:tr>
+        <w:tc>
+          <w:tcPr>
+            <w:tcW w:type="dxa" w:w="2436"/>
+            <w:vAlign w:val="center"/>
+          </w:tcPr>
+          <w:p>
+            <w:pPr>
+              <w:spacing w:line="259" w:lineRule="auto" w:after="20"/>
+              <w:jc w:val="left"/>
+            </w:pPr>
+            <w:r>
+              <w:rPr>
+                <w:rFonts w:ascii="Microsoft YaHei" w:hAnsi="Microsoft YaHei" w:eastAsia="Microsoft YaHei"/>
+                <w:sz w:val="18"/>
+              </w:rPr>
+            </w:r>
+            <w:r>
+              <w:rPr>
+                <w:rFonts w:ascii="Microsoft YaHei" w:hAnsi="Microsoft YaHei" w:eastAsia="Microsoft YaHei"/>
+                <w:b w:val="0"/>
+                <w:sz w:val="18"/>
+              </w:rPr>
+              <w:t>数据</w:t>
+            </w:r>
+          </w:p>
+        </w:tc>
+        <w:tc>
+          <w:tcPr>
+            <w:tcW w:type="dxa" w:w="2436"/>
+            <w:vAlign w:val="center"/>
+          </w:tcPr>
+          <w:p>
+            <w:pPr>
+              <w:spacing w:line="259" w:lineRule="auto" w:after="20"/>
+              <w:jc w:val="left"/>
+            </w:pPr>
+            <w:r>
+              <w:rPr>
+                <w:rFonts w:ascii="Microsoft YaHei" w:hAnsi="Microsoft YaHei" w:eastAsia="Microsoft YaHei"/>
+                <w:sz w:val="18"/>
+              </w:rPr>
+            </w:r>
+            <w:r>
+              <w:rPr>
+                <w:rFonts w:ascii="Microsoft YaHei" w:hAnsi="Microsoft YaHei" w:eastAsia="Microsoft YaHei"/>
+                <w:b w:val="0"/>
+                <w:sz w:val="18"/>
+              </w:rPr>
+              <w:t>门店和会员数据口径分散，敏感字段需要统一标注。</w:t>
+            </w:r>
+          </w:p>
+        </w:tc>
+        <w:tc>
+          <w:tcPr>
+            <w:tcW w:type="dxa" w:w="2436"/>
+            <w:vAlign w:val="center"/>
+          </w:tcPr>
+          <w:p>
+            <w:pPr>
+              <w:spacing w:line="259" w:lineRule="auto" w:after="20"/>
+              <w:jc w:val="left"/>
+            </w:pPr>
+            <w:r>
+              <w:rPr>
+                <w:rFonts w:ascii="Microsoft YaHei" w:hAnsi="Microsoft YaHei" w:eastAsia="Microsoft YaHei"/>
+                <w:sz w:val="18"/>
+              </w:rPr>
+            </w:r>
+            <w:r>
+              <w:rPr>
+                <w:rFonts w:ascii="Microsoft YaHei" w:hAnsi="Microsoft YaHei" w:eastAsia="Microsoft YaHei"/>
+                <w:b w:val="0"/>
+                <w:sz w:val="18"/>
+              </w:rPr>
+              <w:t>报表、推荐、审计难以复用同一事实源。</w:t>
+            </w:r>
+          </w:p>
+        </w:tc>
+        <w:tc>
+          <w:tcPr>
+            <w:tcW w:type="dxa" w:w="2436"/>
+            <w:vAlign w:val="center"/>
+          </w:tcPr>
+          <w:p>
+            <w:pPr>
+              <w:spacing w:line="259" w:lineRule="auto" w:after="20"/>
+              <w:jc w:val="left"/>
+            </w:pPr>
+            <w:r>
+              <w:rPr>
+                <w:rFonts w:ascii="Microsoft YaHei" w:hAnsi="Microsoft YaHei" w:eastAsia="Microsoft YaHei"/>
+                <w:sz w:val="18"/>
+              </w:rPr>
+            </w:r>
+            <w:r>
+              <w:rPr>
+                <w:rFonts w:ascii="Microsoft YaHei" w:hAnsi="Microsoft YaHei" w:eastAsia="Microsoft YaHei"/>
+                <w:b w:val="0"/>
+                <w:sz w:val="18"/>
+              </w:rPr>
+              <w:t>交易库 + 事件 + 读模型，D2-6 持续维护。</w:t>
+            </w:r>
+          </w:p>
+        </w:tc>
+      </w:tr>
+      <w:tr>
+        <w:tc>
+          <w:tcPr>
+            <w:tcW w:type="dxa" w:w="2436"/>
+            <w:vAlign w:val="center"/>
+          </w:tcPr>
+          <w:p>
+            <w:pPr>
+              <w:spacing w:line="259" w:lineRule="auto" w:after="20"/>
+              <w:jc w:val="left"/>
+            </w:pPr>
+            <w:r>
+              <w:rPr>
+                <w:rFonts w:ascii="Microsoft YaHei" w:hAnsi="Microsoft YaHei" w:eastAsia="Microsoft YaHei"/>
+                <w:sz w:val="18"/>
+              </w:rPr>
+            </w:r>
+            <w:r>
+              <w:rPr>
+                <w:rFonts w:ascii="Microsoft YaHei" w:hAnsi="Microsoft YaHei" w:eastAsia="Microsoft YaHei"/>
+                <w:b w:val="0"/>
+                <w:sz w:val="18"/>
+              </w:rPr>
+              <w:t>团队</w:t>
+            </w:r>
+          </w:p>
+        </w:tc>
+        <w:tc>
+          <w:tcPr>
+            <w:tcW w:type="dxa" w:w="2436"/>
+            <w:vAlign w:val="center"/>
+          </w:tcPr>
+          <w:p>
+            <w:pPr>
+              <w:spacing w:line="259" w:lineRule="auto" w:after="20"/>
+              <w:jc w:val="left"/>
+            </w:pPr>
+            <w:r>
+              <w:rPr>
+                <w:rFonts w:ascii="Microsoft YaHei" w:hAnsi="Microsoft YaHei" w:eastAsia="Microsoft YaHei"/>
+                <w:sz w:val="18"/>
+              </w:rPr>
+            </w:r>
+            <w:r>
+              <w:rPr>
+                <w:rFonts w:ascii="Microsoft YaHei" w:hAnsi="Microsoft YaHei" w:eastAsia="Microsoft YaHei"/>
+                <w:b w:val="0"/>
+                <w:sz w:val="18"/>
+              </w:rPr>
+              <w:t>课程小组角色明确，但长期治理流程尚不稳定。</w:t>
+            </w:r>
+          </w:p>
+        </w:tc>
+        <w:tc>
+          <w:tcPr>
+            <w:tcW w:type="dxa" w:w="2436"/>
+            <w:vAlign w:val="center"/>
+          </w:tcPr>
+          <w:p>
+            <w:pPr>
+              <w:spacing w:line="259" w:lineRule="auto" w:after="20"/>
+              <w:jc w:val="left"/>
+            </w:pPr>
+            <w:r>
+              <w:rPr>
+                <w:rFonts w:ascii="Microsoft YaHei" w:hAnsi="Microsoft YaHei" w:eastAsia="Microsoft YaHei"/>
+                <w:sz w:val="18"/>
+              </w:rPr>
+            </w:r>
+            <w:r>
+              <w:rPr>
+                <w:rFonts w:ascii="Microsoft YaHei" w:hAnsi="Microsoft YaHei" w:eastAsia="Microsoft YaHei"/>
+                <w:b w:val="0"/>
+                <w:sz w:val="18"/>
+              </w:rPr>
+              <w:t>接口变更、ADR 回顾、图文一致性容易遗漏。</w:t>
+            </w:r>
+          </w:p>
+        </w:tc>
+        <w:tc>
+          <w:tcPr>
+            <w:tcW w:type="dxa" w:w="2436"/>
+            <w:vAlign w:val="center"/>
+          </w:tcPr>
+          <w:p>
+            <w:pPr>
+              <w:spacing w:line="259" w:lineRule="auto" w:after="20"/>
+              <w:jc w:val="left"/>
+            </w:pPr>
+            <w:r>
+              <w:rPr>
+                <w:rFonts w:ascii="Microsoft YaHei" w:hAnsi="Microsoft YaHei" w:eastAsia="Microsoft YaHei"/>
+                <w:sz w:val="18"/>
+              </w:rPr>
+            </w:r>
+            <w:r>
+              <w:rPr>
+                <w:rFonts w:ascii="Microsoft YaHei" w:hAnsi="Microsoft YaHei" w:eastAsia="Microsoft YaHei"/>
+                <w:b w:val="0"/>
+                <w:sz w:val="18"/>
+              </w:rPr>
+              <w:t>每个里程碑设置契约检查与 ADR 复盘。</w:t>
+            </w:r>
+          </w:p>
+        </w:tc>
+      </w:tr>
+      <w:tr>
+        <w:tc>
+          <w:tcPr>
+            <w:tcW w:type="dxa" w:w="2436"/>
+            <w:vAlign w:val="center"/>
+          </w:tcPr>
+          <w:p>
+            <w:pPr>
+              <w:spacing w:line="259" w:lineRule="auto" w:after="20"/>
+              <w:jc w:val="left"/>
+            </w:pPr>
+            <w:r>
+              <w:rPr>
+                <w:rFonts w:ascii="Microsoft YaHei" w:hAnsi="Microsoft YaHei" w:eastAsia="Microsoft YaHei"/>
+                <w:sz w:val="18"/>
+              </w:rPr>
+            </w:r>
+            <w:r>
+              <w:rPr>
+                <w:rFonts w:ascii="Microsoft YaHei" w:hAnsi="Microsoft YaHei" w:eastAsia="Microsoft YaHei"/>
+                <w:b w:val="0"/>
+                <w:sz w:val="18"/>
+              </w:rPr>
+              <w:t>风险</w:t>
+            </w:r>
+          </w:p>
+        </w:tc>
+        <w:tc>
+          <w:tcPr>
+            <w:tcW w:type="dxa" w:w="2436"/>
+            <w:vAlign w:val="center"/>
+          </w:tcPr>
+          <w:p>
+            <w:pPr>
+              <w:spacing w:line="259" w:lineRule="auto" w:after="20"/>
+              <w:jc w:val="left"/>
+            </w:pPr>
+            <w:r>
+              <w:rPr>
+                <w:rFonts w:ascii="Microsoft YaHei" w:hAnsi="Microsoft YaHei" w:eastAsia="Microsoft YaHei"/>
+                <w:sz w:val="18"/>
+              </w:rPr>
+            </w:r>
+            <w:r>
+              <w:rPr>
+                <w:rFonts w:ascii="Microsoft YaHei" w:hAnsi="Microsoft YaHei" w:eastAsia="Microsoft YaHei"/>
+                <w:b w:val="0"/>
+                <w:sz w:val="18"/>
+              </w:rPr>
+              <w:t>支付回调、预约状态、隐私授权、跨区同步是高风险点。</w:t>
+            </w:r>
+          </w:p>
+        </w:tc>
+        <w:tc>
+          <w:tcPr>
+            <w:tcW w:type="dxa" w:w="2436"/>
+            <w:vAlign w:val="center"/>
+          </w:tcPr>
+          <w:p>
+            <w:pPr>
+              <w:spacing w:line="259" w:lineRule="auto" w:after="20"/>
+              <w:jc w:val="left"/>
+            </w:pPr>
+            <w:r>
+              <w:rPr>
+                <w:rFonts w:ascii="Microsoft YaHei" w:hAnsi="Microsoft YaHei" w:eastAsia="Microsoft YaHei"/>
+                <w:sz w:val="18"/>
+              </w:rPr>
+            </w:r>
+            <w:r>
+              <w:rPr>
+                <w:rFonts w:ascii="Microsoft YaHei" w:hAnsi="Microsoft YaHei" w:eastAsia="Microsoft YaHei"/>
+                <w:b w:val="0"/>
+                <w:sz w:val="18"/>
+              </w:rPr>
+              <w:t>任一环节失控都会影响 SLA 或合规。</w:t>
+            </w:r>
+          </w:p>
+        </w:tc>
+        <w:tc>
+          <w:tcPr>
+            <w:tcW w:type="dxa" w:w="2436"/>
+            <w:vAlign w:val="center"/>
+          </w:tcPr>
+          <w:p>
+            <w:pPr>
+              <w:spacing w:line="259" w:lineRule="auto" w:after="20"/>
+              <w:jc w:val="left"/>
+            </w:pPr>
+            <w:r>
+              <w:rPr>
+                <w:rFonts w:ascii="Microsoft YaHei" w:hAnsi="Microsoft YaHei" w:eastAsia="Microsoft YaHei"/>
+                <w:sz w:val="18"/>
+              </w:rPr>
+            </w:r>
+            <w:r>
+              <w:rPr>
+                <w:rFonts w:ascii="Microsoft YaHei" w:hAnsi="Microsoft YaHei" w:eastAsia="Microsoft YaHei"/>
+                <w:b w:val="0"/>
+                <w:sz w:val="18"/>
+              </w:rPr>
+              <w:t>风险登记册跟踪到负责人和缓解动作。</w:t>
             </w:r>
           </w:p>
         </w:tc>
       </w:tr>
     </w:tbl>
-    <w:p/>
+    <w:p>
+      <w:pPr>
+        <w:spacing w:line="269" w:lineRule="auto" w:after="60"/>
+      </w:pPr>
+    </w:p>
     <w:p>
       <w:pPr>
         <w:keepNext/>
-        <w:spacing w:before="280" w:after="120"/>
+        <w:spacing w:before="280" w:after="60" w:line="269" w:lineRule="auto"/>
         <w:pBdr>
           <w:bottom w:val="single" w:sz="8" w:space="4" w:color="1A7A3D"/>
         </w:pBdr>
@@ -624,7 +1306,7 @@
         <w:rPr>
           <w:rFonts w:ascii="Microsoft YaHei" w:hAnsi="Microsoft YaHei" w:eastAsia="Microsoft YaHei"/>
           <w:b/>
-          <w:color w:val="1A7A3D"/>
+          <w:color w:val="096841"/>
           <w:sz w:val="36"/>
         </w:rPr>
         <w:t>2  目标态描述</w:t>
@@ -632,39 +1314,515 @@
     </w:p>
     <w:tbl>
       <w:tblPr>
+        <w:tblStyle w:val="TableGrid"/>
         <w:tblW w:type="auto" w:w="0"/>
         <w:jc w:val="center"/>
         <w:tblLook w:firstColumn="1" w:firstRow="1" w:lastColumn="0" w:lastRow="0" w:noHBand="0" w:noVBand="1" w:val="04A0"/>
       </w:tblPr>
       <w:tblGrid>
-        <w:gridCol w:w="9746"/>
+        <w:gridCol w:w="3249"/>
+        <w:gridCol w:w="3249"/>
+        <w:gridCol w:w="3249"/>
       </w:tblGrid>
+      <w:tr>
+        <w:trPr>
+          <w:tblHeader w:val="true"/>
+        </w:trPr>
+        <w:tc>
+          <w:tcPr>
+            <w:tcW w:type="dxa" w:w="3249"/>
+            <w:vAlign w:val="center"/>
+            <w:shd w:fill="EAF6EF"/>
+          </w:tcPr>
+          <w:p>
+            <w:pPr>
+              <w:spacing w:line="259" w:lineRule="auto" w:after="20"/>
+              <w:jc w:val="left"/>
+            </w:pPr>
+            <w:r>
+              <w:rPr>
+                <w:rFonts w:ascii="Microsoft YaHei" w:hAnsi="Microsoft YaHei" w:eastAsia="Microsoft YaHei"/>
+                <w:sz w:val="18"/>
+              </w:rPr>
+            </w:r>
+            <w:r>
+              <w:rPr>
+                <w:rFonts w:ascii="Microsoft YaHei" w:hAnsi="Microsoft YaHei" w:eastAsia="Microsoft YaHei"/>
+                <w:b/>
+                <w:color w:val="096841"/>
+                <w:sz w:val="18"/>
+              </w:rPr>
+              <w:t>目标维度</w:t>
+            </w:r>
+          </w:p>
+        </w:tc>
+        <w:tc>
+          <w:tcPr>
+            <w:tcW w:type="dxa" w:w="3249"/>
+            <w:vAlign w:val="center"/>
+            <w:shd w:fill="EAF6EF"/>
+          </w:tcPr>
+          <w:p>
+            <w:pPr>
+              <w:spacing w:line="259" w:lineRule="auto" w:after="20"/>
+              <w:jc w:val="left"/>
+            </w:pPr>
+            <w:r>
+              <w:rPr>
+                <w:rFonts w:ascii="Microsoft YaHei" w:hAnsi="Microsoft YaHei" w:eastAsia="Microsoft YaHei"/>
+                <w:sz w:val="18"/>
+              </w:rPr>
+            </w:r>
+            <w:r>
+              <w:rPr>
+                <w:rFonts w:ascii="Microsoft YaHei" w:hAnsi="Microsoft YaHei" w:eastAsia="Microsoft YaHei"/>
+                <w:b/>
+                <w:color w:val="096841"/>
+                <w:sz w:val="18"/>
+              </w:rPr>
+              <w:t>12 个月目标态</w:t>
+            </w:r>
+          </w:p>
+        </w:tc>
+        <w:tc>
+          <w:tcPr>
+            <w:tcW w:type="dxa" w:w="3249"/>
+            <w:vAlign w:val="center"/>
+            <w:shd w:fill="EAF6EF"/>
+          </w:tcPr>
+          <w:p>
+            <w:pPr>
+              <w:spacing w:line="259" w:lineRule="auto" w:after="20"/>
+              <w:jc w:val="left"/>
+            </w:pPr>
+            <w:r>
+              <w:rPr>
+                <w:rFonts w:ascii="Microsoft YaHei" w:hAnsi="Microsoft YaHei" w:eastAsia="Microsoft YaHei"/>
+                <w:sz w:val="18"/>
+              </w:rPr>
+            </w:r>
+            <w:r>
+              <w:rPr>
+                <w:rFonts w:ascii="Microsoft YaHei" w:hAnsi="Microsoft YaHei" w:eastAsia="Microsoft YaHei"/>
+                <w:b/>
+                <w:color w:val="096841"/>
+                <w:sz w:val="18"/>
+              </w:rPr>
+              <w:t>可量化验收</w:t>
+            </w:r>
+          </w:p>
+        </w:tc>
+      </w:tr>
       <w:tr>
         <w:tc>
           <w:tcPr>
-            <w:tcW w:type="dxa" w:w="9746"/>
-            <w:shd w:val="clear" w:color="auto" w:fill="FBFDFB"/>
-            <w:tcBorders>
-              <w:top w:val="single" w:sz="4" w:space="0" w:color="B8D8C2"/>
-              <w:left w:val="single" w:sz="4" w:space="0" w:color="B8D8C2"/>
-              <w:bottom w:val="single" w:sz="4" w:space="0" w:color="B8D8C2"/>
-              <w:right w:val="single" w:sz="4" w:space="0" w:color="B8D8C2"/>
-            </w:tcBorders>
-            <w:vAlign w:val="top"/>
+            <w:tcW w:type="dxa" w:w="3249"/>
+            <w:vAlign w:val="center"/>
           </w:tcPr>
           <w:p>
-            <w:r>
-              <w:t>目标态：12 个月后形成微服务 + 事件驱动 + CQRS 架构，核心预约 SLA ≥99.9%，预约提交 P95≤350ms，高峰 5000QPS；新增门店配置零停机；总部可查看跨门店经营指标；ADR、OpenAPI、C4 和数据字典形成可持续治理资产。</w:t>
+            <w:pPr>
+              <w:spacing w:line="259" w:lineRule="auto" w:after="20"/>
+              <w:jc w:val="left"/>
+            </w:pPr>
+            <w:r>
+              <w:rPr>
+                <w:rFonts w:ascii="Microsoft YaHei" w:hAnsi="Microsoft YaHei" w:eastAsia="Microsoft YaHei"/>
+                <w:sz w:val="18"/>
+              </w:rPr>
+            </w:r>
+            <w:r>
+              <w:rPr>
+                <w:rFonts w:ascii="Microsoft YaHei" w:hAnsi="Microsoft YaHei" w:eastAsia="Microsoft YaHei"/>
+                <w:b w:val="0"/>
+                <w:sz w:val="18"/>
+              </w:rPr>
+              <w:t>架构形态</w:t>
+            </w:r>
+          </w:p>
+        </w:tc>
+        <w:tc>
+          <w:tcPr>
+            <w:tcW w:type="dxa" w:w="3249"/>
+            <w:vAlign w:val="center"/>
+          </w:tcPr>
+          <w:p>
+            <w:pPr>
+              <w:spacing w:line="259" w:lineRule="auto" w:after="20"/>
+              <w:jc w:val="left"/>
+            </w:pPr>
+            <w:r>
+              <w:rPr>
+                <w:rFonts w:ascii="Microsoft YaHei" w:hAnsi="Microsoft YaHei" w:eastAsia="Microsoft YaHei"/>
+                <w:sz w:val="18"/>
+              </w:rPr>
+            </w:r>
+            <w:r>
+              <w:rPr>
+                <w:rFonts w:ascii="Microsoft YaHei" w:hAnsi="Microsoft YaHei" w:eastAsia="Microsoft YaHei"/>
+                <w:b w:val="0"/>
+                <w:sz w:val="18"/>
+              </w:rPr>
+              <w:t>微服务 + 事件驱动 + CQRS 读模型；低频服务可合并部署但保留代码边界。</w:t>
+            </w:r>
+          </w:p>
+        </w:tc>
+        <w:tc>
+          <w:tcPr>
+            <w:tcW w:type="dxa" w:w="3249"/>
+            <w:vAlign w:val="center"/>
+          </w:tcPr>
+          <w:p>
+            <w:pPr>
+              <w:spacing w:line="259" w:lineRule="auto" w:after="20"/>
+              <w:jc w:val="left"/>
+            </w:pPr>
+            <w:r>
+              <w:rPr>
+                <w:rFonts w:ascii="Microsoft YaHei" w:hAnsi="Microsoft YaHei" w:eastAsia="Microsoft YaHei"/>
+                <w:sz w:val="18"/>
+              </w:rPr>
+            </w:r>
+            <w:r>
+              <w:rPr>
+                <w:rFonts w:ascii="Microsoft YaHei" w:hAnsi="Microsoft YaHei" w:eastAsia="Microsoft YaHei"/>
+                <w:b w:val="0"/>
+                <w:sz w:val="18"/>
+              </w:rPr>
+              <w:t>核心服务边界与 D2-4 C4、D2-5 OpenAPI 一致。</w:t>
+            </w:r>
+          </w:p>
+        </w:tc>
+      </w:tr>
+      <w:tr>
+        <w:tc>
+          <w:tcPr>
+            <w:tcW w:type="dxa" w:w="3249"/>
+            <w:vAlign w:val="center"/>
+          </w:tcPr>
+          <w:p>
+            <w:pPr>
+              <w:spacing w:line="259" w:lineRule="auto" w:after="20"/>
+              <w:jc w:val="left"/>
+            </w:pPr>
+            <w:r>
+              <w:rPr>
+                <w:rFonts w:ascii="Microsoft YaHei" w:hAnsi="Microsoft YaHei" w:eastAsia="Microsoft YaHei"/>
+                <w:sz w:val="18"/>
+              </w:rPr>
+            </w:r>
+            <w:r>
+              <w:rPr>
+                <w:rFonts w:ascii="Microsoft YaHei" w:hAnsi="Microsoft YaHei" w:eastAsia="Microsoft YaHei"/>
+                <w:b w:val="0"/>
+                <w:sz w:val="18"/>
+              </w:rPr>
+              <w:t>性能与可用性</w:t>
+            </w:r>
+          </w:p>
+        </w:tc>
+        <w:tc>
+          <w:tcPr>
+            <w:tcW w:type="dxa" w:w="3249"/>
+            <w:vAlign w:val="center"/>
+          </w:tcPr>
+          <w:p>
+            <w:pPr>
+              <w:spacing w:line="259" w:lineRule="auto" w:after="20"/>
+              <w:jc w:val="left"/>
+            </w:pPr>
+            <w:r>
+              <w:rPr>
+                <w:rFonts w:ascii="Microsoft YaHei" w:hAnsi="Microsoft YaHei" w:eastAsia="Microsoft YaHei"/>
+                <w:sz w:val="18"/>
+              </w:rPr>
+            </w:r>
+            <w:r>
+              <w:rPr>
+                <w:rFonts w:ascii="Microsoft YaHei" w:hAnsi="Microsoft YaHei" w:eastAsia="Microsoft YaHei"/>
+                <w:b w:val="0"/>
+                <w:sz w:val="18"/>
+              </w:rPr>
+              <w:t>预约提交 P95 &lt;= 350ms；预约核心链路 SLA &gt;= 99.9%。</w:t>
+            </w:r>
+          </w:p>
+        </w:tc>
+        <w:tc>
+          <w:tcPr>
+            <w:tcW w:type="dxa" w:w="3249"/>
+            <w:vAlign w:val="center"/>
+          </w:tcPr>
+          <w:p>
+            <w:pPr>
+              <w:spacing w:line="259" w:lineRule="auto" w:after="20"/>
+              <w:jc w:val="left"/>
+            </w:pPr>
+            <w:r>
+              <w:rPr>
+                <w:rFonts w:ascii="Microsoft YaHei" w:hAnsi="Microsoft YaHei" w:eastAsia="Microsoft YaHei"/>
+                <w:sz w:val="18"/>
+              </w:rPr>
+            </w:r>
+            <w:r>
+              <w:rPr>
+                <w:rFonts w:ascii="Microsoft YaHei" w:hAnsi="Microsoft YaHei" w:eastAsia="Microsoft YaHei"/>
+                <w:b w:val="0"/>
+                <w:sz w:val="18"/>
+              </w:rPr>
+              <w:t>压测 5000 QPS 高峰，容量锁冲突可控。</w:t>
+            </w:r>
+          </w:p>
+        </w:tc>
+      </w:tr>
+      <w:tr>
+        <w:tc>
+          <w:tcPr>
+            <w:tcW w:type="dxa" w:w="3249"/>
+            <w:vAlign w:val="center"/>
+          </w:tcPr>
+          <w:p>
+            <w:pPr>
+              <w:spacing w:line="259" w:lineRule="auto" w:after="20"/>
+              <w:jc w:val="left"/>
+            </w:pPr>
+            <w:r>
+              <w:rPr>
+                <w:rFonts w:ascii="Microsoft YaHei" w:hAnsi="Microsoft YaHei" w:eastAsia="Microsoft YaHei"/>
+                <w:sz w:val="18"/>
+              </w:rPr>
+            </w:r>
+            <w:r>
+              <w:rPr>
+                <w:rFonts w:ascii="Microsoft YaHei" w:hAnsi="Microsoft YaHei" w:eastAsia="Microsoft YaHei"/>
+                <w:b w:val="0"/>
+                <w:sz w:val="18"/>
+              </w:rPr>
+              <w:t>业务演进</w:t>
+            </w:r>
+          </w:p>
+        </w:tc>
+        <w:tc>
+          <w:tcPr>
+            <w:tcW w:type="dxa" w:w="3249"/>
+            <w:vAlign w:val="center"/>
+          </w:tcPr>
+          <w:p>
+            <w:pPr>
+              <w:spacing w:line="259" w:lineRule="auto" w:after="20"/>
+              <w:jc w:val="left"/>
+            </w:pPr>
+            <w:r>
+              <w:rPr>
+                <w:rFonts w:ascii="Microsoft YaHei" w:hAnsi="Microsoft YaHei" w:eastAsia="Microsoft YaHei"/>
+                <w:sz w:val="18"/>
+              </w:rPr>
+            </w:r>
+            <w:r>
+              <w:rPr>
+                <w:rFonts w:ascii="Microsoft YaHei" w:hAnsi="Microsoft YaHei" w:eastAsia="Microsoft YaHei"/>
+                <w:b w:val="0"/>
+                <w:sz w:val="18"/>
+              </w:rPr>
+              <w:t>新增门店配置零停机；运营看板可跨门店分析预约、收入、会员和活动效果。</w:t>
+            </w:r>
+          </w:p>
+        </w:tc>
+        <w:tc>
+          <w:tcPr>
+            <w:tcW w:type="dxa" w:w="3249"/>
+            <w:vAlign w:val="center"/>
+          </w:tcPr>
+          <w:p>
+            <w:pPr>
+              <w:spacing w:line="259" w:lineRule="auto" w:after="20"/>
+              <w:jc w:val="left"/>
+            </w:pPr>
+            <w:r>
+              <w:rPr>
+                <w:rFonts w:ascii="Microsoft YaHei" w:hAnsi="Microsoft YaHei" w:eastAsia="Microsoft YaHei"/>
+                <w:sz w:val="18"/>
+              </w:rPr>
+            </w:r>
+            <w:r>
+              <w:rPr>
+                <w:rFonts w:ascii="Microsoft YaHei" w:hAnsi="Microsoft YaHei" w:eastAsia="Microsoft YaHei"/>
+                <w:b w:val="0"/>
+                <w:sz w:val="18"/>
+              </w:rPr>
+              <w:t>门店灰度上线成功率 100%，关键指标 T+1 完整。</w:t>
+            </w:r>
+          </w:p>
+        </w:tc>
+      </w:tr>
+      <w:tr>
+        <w:tc>
+          <w:tcPr>
+            <w:tcW w:type="dxa" w:w="3249"/>
+            <w:vAlign w:val="center"/>
+          </w:tcPr>
+          <w:p>
+            <w:pPr>
+              <w:spacing w:line="259" w:lineRule="auto" w:after="20"/>
+              <w:jc w:val="left"/>
+            </w:pPr>
+            <w:r>
+              <w:rPr>
+                <w:rFonts w:ascii="Microsoft YaHei" w:hAnsi="Microsoft YaHei" w:eastAsia="Microsoft YaHei"/>
+                <w:sz w:val="18"/>
+              </w:rPr>
+            </w:r>
+            <w:r>
+              <w:rPr>
+                <w:rFonts w:ascii="Microsoft YaHei" w:hAnsi="Microsoft YaHei" w:eastAsia="Microsoft YaHei"/>
+                <w:b w:val="0"/>
+                <w:sz w:val="18"/>
+              </w:rPr>
+              <w:t>可观测</w:t>
+            </w:r>
+          </w:p>
+        </w:tc>
+        <w:tc>
+          <w:tcPr>
+            <w:tcW w:type="dxa" w:w="3249"/>
+            <w:vAlign w:val="center"/>
+          </w:tcPr>
+          <w:p>
+            <w:pPr>
+              <w:spacing w:line="259" w:lineRule="auto" w:after="20"/>
+              <w:jc w:val="left"/>
+            </w:pPr>
+            <w:r>
+              <w:rPr>
+                <w:rFonts w:ascii="Microsoft YaHei" w:hAnsi="Microsoft YaHei" w:eastAsia="Microsoft YaHei"/>
+                <w:sz w:val="18"/>
+              </w:rPr>
+            </w:r>
+            <w:r>
+              <w:rPr>
+                <w:rFonts w:ascii="Microsoft YaHei" w:hAnsi="Microsoft YaHei" w:eastAsia="Microsoft YaHei"/>
+                <w:b w:val="0"/>
+                <w:sz w:val="18"/>
+              </w:rPr>
+              <w:t>traceId 覆盖顾客端、预约、支付、通知和读模型。</w:t>
+            </w:r>
+          </w:p>
+        </w:tc>
+        <w:tc>
+          <w:tcPr>
+            <w:tcW w:type="dxa" w:w="3249"/>
+            <w:vAlign w:val="center"/>
+          </w:tcPr>
+          <w:p>
+            <w:pPr>
+              <w:spacing w:line="259" w:lineRule="auto" w:after="20"/>
+              <w:jc w:val="left"/>
+            </w:pPr>
+            <w:r>
+              <w:rPr>
+                <w:rFonts w:ascii="Microsoft YaHei" w:hAnsi="Microsoft YaHei" w:eastAsia="Microsoft YaHei"/>
+                <w:sz w:val="18"/>
+              </w:rPr>
+            </w:r>
+            <w:r>
+              <w:rPr>
+                <w:rFonts w:ascii="Microsoft YaHei" w:hAnsi="Microsoft YaHei" w:eastAsia="Microsoft YaHei"/>
+                <w:b w:val="0"/>
+                <w:sz w:val="18"/>
+              </w:rPr>
+              <w:t>关键链路 traceId 覆盖 &gt;= 95%，告警 &lt;= 5 分钟。</w:t>
+            </w:r>
+          </w:p>
+        </w:tc>
+      </w:tr>
+      <w:tr>
+        <w:tc>
+          <w:tcPr>
+            <w:tcW w:type="dxa" w:w="3249"/>
+            <w:vAlign w:val="center"/>
+          </w:tcPr>
+          <w:p>
+            <w:pPr>
+              <w:spacing w:line="259" w:lineRule="auto" w:after="20"/>
+              <w:jc w:val="left"/>
+            </w:pPr>
+            <w:r>
+              <w:rPr>
+                <w:rFonts w:ascii="Microsoft YaHei" w:hAnsi="Microsoft YaHei" w:eastAsia="Microsoft YaHei"/>
+                <w:sz w:val="18"/>
+              </w:rPr>
+            </w:r>
+            <w:r>
+              <w:rPr>
+                <w:rFonts w:ascii="Microsoft YaHei" w:hAnsi="Microsoft YaHei" w:eastAsia="Microsoft YaHei"/>
+                <w:b w:val="0"/>
+                <w:sz w:val="18"/>
+              </w:rPr>
+              <w:t>合规</w:t>
+            </w:r>
+          </w:p>
+        </w:tc>
+        <w:tc>
+          <w:tcPr>
+            <w:tcW w:type="dxa" w:w="3249"/>
+            <w:vAlign w:val="center"/>
+          </w:tcPr>
+          <w:p>
+            <w:pPr>
+              <w:spacing w:line="259" w:lineRule="auto" w:after="20"/>
+              <w:jc w:val="left"/>
+            </w:pPr>
+            <w:r>
+              <w:rPr>
+                <w:rFonts w:ascii="Microsoft YaHei" w:hAnsi="Microsoft YaHei" w:eastAsia="Microsoft YaHei"/>
+                <w:sz w:val="18"/>
+              </w:rPr>
+            </w:r>
+            <w:r>
+              <w:rPr>
+                <w:rFonts w:ascii="Microsoft YaHei" w:hAnsi="Microsoft YaHei" w:eastAsia="Microsoft YaHei"/>
+                <w:b w:val="0"/>
+                <w:sz w:val="18"/>
+              </w:rPr>
+              <w:t>个人信息删除、导出、授权撤回形成闭环。</w:t>
+            </w:r>
+          </w:p>
+        </w:tc>
+        <w:tc>
+          <w:tcPr>
+            <w:tcW w:type="dxa" w:w="3249"/>
+            <w:vAlign w:val="center"/>
+          </w:tcPr>
+          <w:p>
+            <w:pPr>
+              <w:spacing w:line="259" w:lineRule="auto" w:after="20"/>
+              <w:jc w:val="left"/>
+            </w:pPr>
+            <w:r>
+              <w:rPr>
+                <w:rFonts w:ascii="Microsoft YaHei" w:hAnsi="Microsoft YaHei" w:eastAsia="Microsoft YaHei"/>
+                <w:sz w:val="18"/>
+              </w:rPr>
+            </w:r>
+            <w:r>
+              <w:rPr>
+                <w:rFonts w:ascii="Microsoft YaHei" w:hAnsi="Microsoft YaHei" w:eastAsia="Microsoft YaHei"/>
+                <w:b w:val="0"/>
+                <w:sz w:val="18"/>
+              </w:rPr>
+              <w:t>删除请求 15 个工作日内完成；跨境数据默认不传明文。</w:t>
             </w:r>
           </w:p>
         </w:tc>
       </w:tr>
     </w:tbl>
-    <w:p/>
+    <w:p>
+      <w:pPr>
+        <w:spacing w:line="269" w:lineRule="auto" w:after="60"/>
+      </w:pPr>
+    </w:p>
     <w:p>
       <w:pPr>
         <w:keepNext/>
-        <w:spacing w:before="280" w:after="120"/>
+        <w:spacing w:before="280" w:after="60" w:line="269" w:lineRule="auto"/>
         <w:pBdr>
           <w:bottom w:val="single" w:sz="8" w:space="4" w:color="1A7A3D"/>
         </w:pBdr>
@@ -673,7 +1831,7 @@
         <w:rPr>
           <w:rFonts w:ascii="Microsoft YaHei" w:hAnsi="Microsoft YaHei" w:eastAsia="Microsoft YaHei"/>
           <w:b/>
-          <w:color w:val="1A7A3D"/>
+          <w:color w:val="096841"/>
           <w:sz w:val="36"/>
         </w:rPr>
         <w:t>3  阶段规划</w:t>
@@ -682,7 +1840,7 @@
     <w:p>
       <w:pPr>
         <w:keepNext/>
-        <w:spacing w:before="200" w:after="120"/>
+        <w:spacing w:before="200" w:after="60" w:line="269" w:lineRule="auto"/>
         <w:pBdr>
           <w:bottom w:val="single" w:sz="4" w:space="4" w:color="4DB872"/>
         </w:pBdr>
@@ -699,39 +1857,356 @@
     </w:p>
     <w:tbl>
       <w:tblPr>
+        <w:tblStyle w:val="TableGrid"/>
         <w:tblW w:type="auto" w:w="0"/>
         <w:jc w:val="center"/>
         <w:tblLook w:firstColumn="1" w:firstRow="1" w:lastColumn="0" w:lastRow="0" w:noHBand="0" w:noVBand="1" w:val="04A0"/>
       </w:tblPr>
       <w:tblGrid>
-        <w:gridCol w:w="9746"/>
+        <w:gridCol w:w="4873"/>
+        <w:gridCol w:w="4873"/>
       </w:tblGrid>
+      <w:tr>
+        <w:trPr>
+          <w:tblHeader w:val="true"/>
+        </w:trPr>
+        <w:tc>
+          <w:tcPr>
+            <w:tcW w:type="dxa" w:w="4873"/>
+            <w:vAlign w:val="center"/>
+            <w:shd w:fill="EAF6EF"/>
+          </w:tcPr>
+          <w:p>
+            <w:pPr>
+              <w:spacing w:line="259" w:lineRule="auto" w:after="20"/>
+              <w:jc w:val="left"/>
+            </w:pPr>
+            <w:r>
+              <w:rPr>
+                <w:rFonts w:ascii="Microsoft YaHei" w:hAnsi="Microsoft YaHei" w:eastAsia="Microsoft YaHei"/>
+                <w:sz w:val="18"/>
+              </w:rPr>
+            </w:r>
+            <w:r>
+              <w:rPr>
+                <w:rFonts w:ascii="Microsoft YaHei" w:hAnsi="Microsoft YaHei" w:eastAsia="Microsoft YaHei"/>
+                <w:b/>
+                <w:color w:val="096841"/>
+                <w:sz w:val="18"/>
+              </w:rPr>
+              <w:t>项目</w:t>
+            </w:r>
+          </w:p>
+        </w:tc>
+        <w:tc>
+          <w:tcPr>
+            <w:tcW w:type="dxa" w:w="4873"/>
+            <w:vAlign w:val="center"/>
+            <w:shd w:fill="EAF6EF"/>
+          </w:tcPr>
+          <w:p>
+            <w:pPr>
+              <w:spacing w:line="259" w:lineRule="auto" w:after="20"/>
+              <w:jc w:val="left"/>
+            </w:pPr>
+            <w:r>
+              <w:rPr>
+                <w:rFonts w:ascii="Microsoft YaHei" w:hAnsi="Microsoft YaHei" w:eastAsia="Microsoft YaHei"/>
+                <w:sz w:val="18"/>
+              </w:rPr>
+            </w:r>
+            <w:r>
+              <w:rPr>
+                <w:rFonts w:ascii="Microsoft YaHei" w:hAnsi="Microsoft YaHei" w:eastAsia="Microsoft YaHei"/>
+                <w:b/>
+                <w:color w:val="096841"/>
+                <w:sz w:val="18"/>
+              </w:rPr>
+              <w:t>说明</w:t>
+            </w:r>
+          </w:p>
+        </w:tc>
+      </w:tr>
       <w:tr>
         <w:tc>
           <w:tcPr>
-            <w:tcW w:type="dxa" w:w="9746"/>
-            <w:shd w:val="clear" w:color="auto" w:fill="FBFDFB"/>
-            <w:tcBorders>
-              <w:top w:val="single" w:sz="4" w:space="0" w:color="B8D8C2"/>
-              <w:left w:val="single" w:sz="4" w:space="0" w:color="B8D8C2"/>
-              <w:bottom w:val="single" w:sz="4" w:space="0" w:color="B8D8C2"/>
-              <w:right w:val="single" w:sz="4" w:space="0" w:color="B8D8C2"/>
-            </w:tcBorders>
-            <w:vAlign w:val="top"/>
+            <w:tcW w:type="dxa" w:w="4873"/>
+            <w:vAlign w:val="center"/>
           </w:tcPr>
           <w:p>
-            <w:r>
-              <w:t>M1（第 1-3 月）范围：上线会员、门店、预约、订单支付、通知最小闭环；验收：顾客可完成浏览、预约、点单支付和通知；预约容量锁生效；关键接口有 OpenAPI；风险：支付回调和预约状态不一致。</w:t>
+            <w:pPr>
+              <w:spacing w:line="259" w:lineRule="auto" w:after="20"/>
+              <w:jc w:val="left"/>
+            </w:pPr>
+            <w:r>
+              <w:rPr>
+                <w:rFonts w:ascii="Microsoft YaHei" w:hAnsi="Microsoft YaHei" w:eastAsia="Microsoft YaHei"/>
+                <w:sz w:val="18"/>
+              </w:rPr>
+            </w:r>
+            <w:r>
+              <w:rPr>
+                <w:rFonts w:ascii="Microsoft YaHei" w:hAnsi="Microsoft YaHei" w:eastAsia="Microsoft YaHei"/>
+                <w:b w:val="0"/>
+                <w:sz w:val="18"/>
+              </w:rPr>
+              <w:t>目标</w:t>
+            </w:r>
+          </w:p>
+        </w:tc>
+        <w:tc>
+          <w:tcPr>
+            <w:tcW w:type="dxa" w:w="4873"/>
+            <w:vAlign w:val="center"/>
+          </w:tcPr>
+          <w:p>
+            <w:pPr>
+              <w:spacing w:line="259" w:lineRule="auto" w:after="20"/>
+              <w:jc w:val="left"/>
+            </w:pPr>
+            <w:r>
+              <w:rPr>
+                <w:rFonts w:ascii="Microsoft YaHei" w:hAnsi="Microsoft YaHei" w:eastAsia="Microsoft YaHei"/>
+                <w:sz w:val="18"/>
+              </w:rPr>
+            </w:r>
+            <w:r>
+              <w:rPr>
+                <w:rFonts w:ascii="Microsoft YaHei" w:hAnsi="Microsoft YaHei" w:eastAsia="Microsoft YaHei"/>
+                <w:b w:val="0"/>
+                <w:sz w:val="18"/>
+              </w:rPr>
+              <w:t>完成顾客预约与到店消费的最小可用闭环，先把核心价值跑通。</w:t>
+            </w:r>
+          </w:p>
+        </w:tc>
+      </w:tr>
+      <w:tr>
+        <w:tc>
+          <w:tcPr>
+            <w:tcW w:type="dxa" w:w="4873"/>
+            <w:vAlign w:val="center"/>
+          </w:tcPr>
+          <w:p>
+            <w:pPr>
+              <w:spacing w:line="259" w:lineRule="auto" w:after="20"/>
+              <w:jc w:val="left"/>
+            </w:pPr>
+            <w:r>
+              <w:rPr>
+                <w:rFonts w:ascii="Microsoft YaHei" w:hAnsi="Microsoft YaHei" w:eastAsia="Microsoft YaHei"/>
+                <w:sz w:val="18"/>
+              </w:rPr>
+            </w:r>
+            <w:r>
+              <w:rPr>
+                <w:rFonts w:ascii="Microsoft YaHei" w:hAnsi="Microsoft YaHei" w:eastAsia="Microsoft YaHei"/>
+                <w:b w:val="0"/>
+                <w:sz w:val="18"/>
+              </w:rPr>
+              <w:t>范围</w:t>
+            </w:r>
+          </w:p>
+        </w:tc>
+        <w:tc>
+          <w:tcPr>
+            <w:tcW w:type="dxa" w:w="4873"/>
+            <w:vAlign w:val="center"/>
+          </w:tcPr>
+          <w:p>
+            <w:pPr>
+              <w:spacing w:line="259" w:lineRule="auto" w:after="20"/>
+              <w:jc w:val="left"/>
+            </w:pPr>
+            <w:r>
+              <w:rPr>
+                <w:rFonts w:ascii="Microsoft YaHei" w:hAnsi="Microsoft YaHei" w:eastAsia="Microsoft YaHei"/>
+                <w:sz w:val="18"/>
+              </w:rPr>
+            </w:r>
+            <w:r>
+              <w:rPr>
+                <w:rFonts w:ascii="Microsoft YaHei" w:hAnsi="Microsoft YaHei" w:eastAsia="Microsoft YaHei"/>
+                <w:b w:val="0"/>
+                <w:sz w:val="18"/>
+              </w:rPr>
+              <w:t>会员服务、门店服务、预约服务、订单支付、通知服务；容量锁、幂等键、统一错误响应。</w:t>
+            </w:r>
+          </w:p>
+        </w:tc>
+      </w:tr>
+      <w:tr>
+        <w:tc>
+          <w:tcPr>
+            <w:tcW w:type="dxa" w:w="4873"/>
+            <w:vAlign w:val="center"/>
+          </w:tcPr>
+          <w:p>
+            <w:pPr>
+              <w:spacing w:line="259" w:lineRule="auto" w:after="20"/>
+              <w:jc w:val="left"/>
+            </w:pPr>
+            <w:r>
+              <w:rPr>
+                <w:rFonts w:ascii="Microsoft YaHei" w:hAnsi="Microsoft YaHei" w:eastAsia="Microsoft YaHei"/>
+                <w:sz w:val="18"/>
+              </w:rPr>
+            </w:r>
+            <w:r>
+              <w:rPr>
+                <w:rFonts w:ascii="Microsoft YaHei" w:hAnsi="Microsoft YaHei" w:eastAsia="Microsoft YaHei"/>
+                <w:b w:val="0"/>
+                <w:sz w:val="18"/>
+              </w:rPr>
+              <w:t>关键交付</w:t>
+            </w:r>
+          </w:p>
+        </w:tc>
+        <w:tc>
+          <w:tcPr>
+            <w:tcW w:type="dxa" w:w="4873"/>
+            <w:vAlign w:val="center"/>
+          </w:tcPr>
+          <w:p>
+            <w:pPr>
+              <w:spacing w:line="259" w:lineRule="auto" w:after="20"/>
+              <w:jc w:val="left"/>
+            </w:pPr>
+            <w:r>
+              <w:rPr>
+                <w:rFonts w:ascii="Microsoft YaHei" w:hAnsi="Microsoft YaHei" w:eastAsia="Microsoft YaHei"/>
+                <w:sz w:val="18"/>
+              </w:rPr>
+            </w:r>
+            <w:r>
+              <w:rPr>
+                <w:rFonts w:ascii="Microsoft YaHei" w:hAnsi="Microsoft YaHei" w:eastAsia="Microsoft YaHei"/>
+                <w:b w:val="0"/>
+                <w:sz w:val="18"/>
+              </w:rPr>
+              <w:t>D2-5 OpenAPI 可联调；预约状态机与支付回调一致；通知事件可追踪；C4 L2/L3 与实现一致。</w:t>
+            </w:r>
+          </w:p>
+        </w:tc>
+      </w:tr>
+      <w:tr>
+        <w:tc>
+          <w:tcPr>
+            <w:tcW w:type="dxa" w:w="4873"/>
+            <w:vAlign w:val="center"/>
+          </w:tcPr>
+          <w:p>
+            <w:pPr>
+              <w:spacing w:line="259" w:lineRule="auto" w:after="20"/>
+              <w:jc w:val="left"/>
+            </w:pPr>
+            <w:r>
+              <w:rPr>
+                <w:rFonts w:ascii="Microsoft YaHei" w:hAnsi="Microsoft YaHei" w:eastAsia="Microsoft YaHei"/>
+                <w:sz w:val="18"/>
+              </w:rPr>
+            </w:r>
+            <w:r>
+              <w:rPr>
+                <w:rFonts w:ascii="Microsoft YaHei" w:hAnsi="Microsoft YaHei" w:eastAsia="Microsoft YaHei"/>
+                <w:b w:val="0"/>
+                <w:sz w:val="18"/>
+              </w:rPr>
+              <w:t>成功定义</w:t>
+            </w:r>
+          </w:p>
+        </w:tc>
+        <w:tc>
+          <w:tcPr>
+            <w:tcW w:type="dxa" w:w="4873"/>
+            <w:vAlign w:val="center"/>
+          </w:tcPr>
+          <w:p>
+            <w:pPr>
+              <w:spacing w:line="259" w:lineRule="auto" w:after="20"/>
+              <w:jc w:val="left"/>
+            </w:pPr>
+            <w:r>
+              <w:rPr>
+                <w:rFonts w:ascii="Microsoft YaHei" w:hAnsi="Microsoft YaHei" w:eastAsia="Microsoft YaHei"/>
+                <w:sz w:val="18"/>
+              </w:rPr>
+            </w:r>
+            <w:r>
+              <w:rPr>
+                <w:rFonts w:ascii="Microsoft YaHei" w:hAnsi="Microsoft YaHei" w:eastAsia="Microsoft YaHei"/>
+                <w:b w:val="0"/>
+                <w:sz w:val="18"/>
+              </w:rPr>
+              <w:t>顾客可完成浏览、预约、押金支付、取消、签到；预约冲突返回 409；核心日志含 traceId。</w:t>
+            </w:r>
+          </w:p>
+        </w:tc>
+      </w:tr>
+      <w:tr>
+        <w:tc>
+          <w:tcPr>
+            <w:tcW w:type="dxa" w:w="4873"/>
+            <w:vAlign w:val="center"/>
+          </w:tcPr>
+          <w:p>
+            <w:pPr>
+              <w:spacing w:line="259" w:lineRule="auto" w:after="20"/>
+              <w:jc w:val="left"/>
+            </w:pPr>
+            <w:r>
+              <w:rPr>
+                <w:rFonts w:ascii="Microsoft YaHei" w:hAnsi="Microsoft YaHei" w:eastAsia="Microsoft YaHei"/>
+                <w:sz w:val="18"/>
+              </w:rPr>
+            </w:r>
+            <w:r>
+              <w:rPr>
+                <w:rFonts w:ascii="Microsoft YaHei" w:hAnsi="Microsoft YaHei" w:eastAsia="Microsoft YaHei"/>
+                <w:b w:val="0"/>
+                <w:sz w:val="18"/>
+              </w:rPr>
+              <w:t>依赖/风险</w:t>
+            </w:r>
+          </w:p>
+        </w:tc>
+        <w:tc>
+          <w:tcPr>
+            <w:tcW w:type="dxa" w:w="4873"/>
+            <w:vAlign w:val="center"/>
+          </w:tcPr>
+          <w:p>
+            <w:pPr>
+              <w:spacing w:line="259" w:lineRule="auto" w:after="20"/>
+              <w:jc w:val="left"/>
+            </w:pPr>
+            <w:r>
+              <w:rPr>
+                <w:rFonts w:ascii="Microsoft YaHei" w:hAnsi="Microsoft YaHei" w:eastAsia="Microsoft YaHei"/>
+                <w:sz w:val="18"/>
+              </w:rPr>
+            </w:r>
+            <w:r>
+              <w:rPr>
+                <w:rFonts w:ascii="Microsoft YaHei" w:hAnsi="Microsoft YaHei" w:eastAsia="Microsoft YaHei"/>
+                <w:b w:val="0"/>
+                <w:sz w:val="18"/>
+              </w:rPr>
+              <w:t>依赖支付适配器和门店数据清洗；风险是支付回调乱序、容量锁未释放。</w:t>
             </w:r>
           </w:p>
         </w:tc>
       </w:tr>
     </w:tbl>
-    <w:p/>
+    <w:p>
+      <w:pPr>
+        <w:spacing w:line="269" w:lineRule="auto" w:after="60"/>
+      </w:pPr>
+    </w:p>
     <w:p>
       <w:pPr>
         <w:keepNext/>
-        <w:spacing w:before="200" w:after="120"/>
+        <w:spacing w:before="200" w:after="60" w:line="269" w:lineRule="auto"/>
         <w:pBdr>
           <w:bottom w:val="single" w:sz="4" w:space="4" w:color="4DB872"/>
         </w:pBdr>
@@ -748,39 +2223,356 @@
     </w:p>
     <w:tbl>
       <w:tblPr>
+        <w:tblStyle w:val="TableGrid"/>
         <w:tblW w:type="auto" w:w="0"/>
         <w:jc w:val="center"/>
         <w:tblLook w:firstColumn="1" w:firstRow="1" w:lastColumn="0" w:lastRow="0" w:noHBand="0" w:noVBand="1" w:val="04A0"/>
       </w:tblPr>
       <w:tblGrid>
-        <w:gridCol w:w="9746"/>
+        <w:gridCol w:w="4873"/>
+        <w:gridCol w:w="4873"/>
       </w:tblGrid>
+      <w:tr>
+        <w:trPr>
+          <w:tblHeader w:val="true"/>
+        </w:trPr>
+        <w:tc>
+          <w:tcPr>
+            <w:tcW w:type="dxa" w:w="4873"/>
+            <w:vAlign w:val="center"/>
+            <w:shd w:fill="EAF6EF"/>
+          </w:tcPr>
+          <w:p>
+            <w:pPr>
+              <w:spacing w:line="259" w:lineRule="auto" w:after="20"/>
+              <w:jc w:val="left"/>
+            </w:pPr>
+            <w:r>
+              <w:rPr>
+                <w:rFonts w:ascii="Microsoft YaHei" w:hAnsi="Microsoft YaHei" w:eastAsia="Microsoft YaHei"/>
+                <w:sz w:val="18"/>
+              </w:rPr>
+            </w:r>
+            <w:r>
+              <w:rPr>
+                <w:rFonts w:ascii="Microsoft YaHei" w:hAnsi="Microsoft YaHei" w:eastAsia="Microsoft YaHei"/>
+                <w:b/>
+                <w:color w:val="096841"/>
+                <w:sz w:val="18"/>
+              </w:rPr>
+              <w:t>项目</w:t>
+            </w:r>
+          </w:p>
+        </w:tc>
+        <w:tc>
+          <w:tcPr>
+            <w:tcW w:type="dxa" w:w="4873"/>
+            <w:vAlign w:val="center"/>
+            <w:shd w:fill="EAF6EF"/>
+          </w:tcPr>
+          <w:p>
+            <w:pPr>
+              <w:spacing w:line="259" w:lineRule="auto" w:after="20"/>
+              <w:jc w:val="left"/>
+            </w:pPr>
+            <w:r>
+              <w:rPr>
+                <w:rFonts w:ascii="Microsoft YaHei" w:hAnsi="Microsoft YaHei" w:eastAsia="Microsoft YaHei"/>
+                <w:sz w:val="18"/>
+              </w:rPr>
+            </w:r>
+            <w:r>
+              <w:rPr>
+                <w:rFonts w:ascii="Microsoft YaHei" w:hAnsi="Microsoft YaHei" w:eastAsia="Microsoft YaHei"/>
+                <w:b/>
+                <w:color w:val="096841"/>
+                <w:sz w:val="18"/>
+              </w:rPr>
+              <w:t>说明</w:t>
+            </w:r>
+          </w:p>
+        </w:tc>
+      </w:tr>
       <w:tr>
         <w:tc>
           <w:tcPr>
-            <w:tcW w:type="dxa" w:w="9746"/>
-            <w:shd w:val="clear" w:color="auto" w:fill="FBFDFB"/>
-            <w:tcBorders>
-              <w:top w:val="single" w:sz="4" w:space="0" w:color="B8D8C2"/>
-              <w:left w:val="single" w:sz="4" w:space="0" w:color="B8D8C2"/>
-              <w:bottom w:val="single" w:sz="4" w:space="0" w:color="B8D8C2"/>
-              <w:right w:val="single" w:sz="4" w:space="0" w:color="B8D8C2"/>
-            </w:tcBorders>
-            <w:vAlign w:val="top"/>
+            <w:tcW w:type="dxa" w:w="4873"/>
+            <w:vAlign w:val="center"/>
           </w:tcPr>
           <w:p>
-            <w:r>
-              <w:t>M2（第 4-6 月）范围：引入消息队列、Outbox、运营读模型和基础推荐；验收：预约/订单/会员事件可驱动看板，失败事件可重放；推荐结果有可解释理由；风险：消息积压和读模型延迟。</w:t>
+            <w:pPr>
+              <w:spacing w:line="259" w:lineRule="auto" w:after="20"/>
+              <w:jc w:val="left"/>
+            </w:pPr>
+            <w:r>
+              <w:rPr>
+                <w:rFonts w:ascii="Microsoft YaHei" w:hAnsi="Microsoft YaHei" w:eastAsia="Microsoft YaHei"/>
+                <w:sz w:val="18"/>
+              </w:rPr>
+            </w:r>
+            <w:r>
+              <w:rPr>
+                <w:rFonts w:ascii="Microsoft YaHei" w:hAnsi="Microsoft YaHei" w:eastAsia="Microsoft YaHei"/>
+                <w:b w:val="0"/>
+                <w:sz w:val="18"/>
+              </w:rPr>
+              <w:t>目标</w:t>
+            </w:r>
+          </w:p>
+        </w:tc>
+        <w:tc>
+          <w:tcPr>
+            <w:tcW w:type="dxa" w:w="4873"/>
+            <w:vAlign w:val="center"/>
+          </w:tcPr>
+          <w:p>
+            <w:pPr>
+              <w:spacing w:line="259" w:lineRule="auto" w:after="20"/>
+              <w:jc w:val="left"/>
+            </w:pPr>
+            <w:r>
+              <w:rPr>
+                <w:rFonts w:ascii="Microsoft YaHei" w:hAnsi="Microsoft YaHei" w:eastAsia="Microsoft YaHei"/>
+                <w:sz w:val="18"/>
+              </w:rPr>
+            </w:r>
+            <w:r>
+              <w:rPr>
+                <w:rFonts w:ascii="Microsoft YaHei" w:hAnsi="Microsoft YaHei" w:eastAsia="Microsoft YaHei"/>
+                <w:b w:val="0"/>
+                <w:sz w:val="18"/>
+              </w:rPr>
+              <w:t>从同步交易闭环演进到事件驱动读模型，支撑运营看板和基础推荐。</w:t>
+            </w:r>
+          </w:p>
+        </w:tc>
+      </w:tr>
+      <w:tr>
+        <w:tc>
+          <w:tcPr>
+            <w:tcW w:type="dxa" w:w="4873"/>
+            <w:vAlign w:val="center"/>
+          </w:tcPr>
+          <w:p>
+            <w:pPr>
+              <w:spacing w:line="259" w:lineRule="auto" w:after="20"/>
+              <w:jc w:val="left"/>
+            </w:pPr>
+            <w:r>
+              <w:rPr>
+                <w:rFonts w:ascii="Microsoft YaHei" w:hAnsi="Microsoft YaHei" w:eastAsia="Microsoft YaHei"/>
+                <w:sz w:val="18"/>
+              </w:rPr>
+            </w:r>
+            <w:r>
+              <w:rPr>
+                <w:rFonts w:ascii="Microsoft YaHei" w:hAnsi="Microsoft YaHei" w:eastAsia="Microsoft YaHei"/>
+                <w:b w:val="0"/>
+                <w:sz w:val="18"/>
+              </w:rPr>
+              <w:t>范围</w:t>
+            </w:r>
+          </w:p>
+        </w:tc>
+        <w:tc>
+          <w:tcPr>
+            <w:tcW w:type="dxa" w:w="4873"/>
+            <w:vAlign w:val="center"/>
+          </w:tcPr>
+          <w:p>
+            <w:pPr>
+              <w:spacing w:line="259" w:lineRule="auto" w:after="20"/>
+              <w:jc w:val="left"/>
+            </w:pPr>
+            <w:r>
+              <w:rPr>
+                <w:rFonts w:ascii="Microsoft YaHei" w:hAnsi="Microsoft YaHei" w:eastAsia="Microsoft YaHei"/>
+                <w:sz w:val="18"/>
+              </w:rPr>
+            </w:r>
+            <w:r>
+              <w:rPr>
+                <w:rFonts w:ascii="Microsoft YaHei" w:hAnsi="Microsoft YaHei" w:eastAsia="Microsoft YaHei"/>
+                <w:b w:val="0"/>
+                <w:sz w:val="18"/>
+              </w:rPr>
+              <w:t>Outbox、消息队列、运营分析读模型、会员偏好、猫咪档案事件、推荐结果解释。</w:t>
+            </w:r>
+          </w:p>
+        </w:tc>
+      </w:tr>
+      <w:tr>
+        <w:tc>
+          <w:tcPr>
+            <w:tcW w:type="dxa" w:w="4873"/>
+            <w:vAlign w:val="center"/>
+          </w:tcPr>
+          <w:p>
+            <w:pPr>
+              <w:spacing w:line="259" w:lineRule="auto" w:after="20"/>
+              <w:jc w:val="left"/>
+            </w:pPr>
+            <w:r>
+              <w:rPr>
+                <w:rFonts w:ascii="Microsoft YaHei" w:hAnsi="Microsoft YaHei" w:eastAsia="Microsoft YaHei"/>
+                <w:sz w:val="18"/>
+              </w:rPr>
+            </w:r>
+            <w:r>
+              <w:rPr>
+                <w:rFonts w:ascii="Microsoft YaHei" w:hAnsi="Microsoft YaHei" w:eastAsia="Microsoft YaHei"/>
+                <w:b w:val="0"/>
+                <w:sz w:val="18"/>
+              </w:rPr>
+              <w:t>关键交付</w:t>
+            </w:r>
+          </w:p>
+        </w:tc>
+        <w:tc>
+          <w:tcPr>
+            <w:tcW w:type="dxa" w:w="4873"/>
+            <w:vAlign w:val="center"/>
+          </w:tcPr>
+          <w:p>
+            <w:pPr>
+              <w:spacing w:line="259" w:lineRule="auto" w:after="20"/>
+              <w:jc w:val="left"/>
+            </w:pPr>
+            <w:r>
+              <w:rPr>
+                <w:rFonts w:ascii="Microsoft YaHei" w:hAnsi="Microsoft YaHei" w:eastAsia="Microsoft YaHei"/>
+                <w:sz w:val="18"/>
+              </w:rPr>
+            </w:r>
+            <w:r>
+              <w:rPr>
+                <w:rFonts w:ascii="Microsoft YaHei" w:hAnsi="Microsoft YaHei" w:eastAsia="Microsoft YaHei"/>
+                <w:b w:val="0"/>
+                <w:sz w:val="18"/>
+              </w:rPr>
+              <w:t>ReservationConfirmed、PaymentCaptured、MemberConsentChanged 等事件可重放；看板读模型可重建。</w:t>
+            </w:r>
+          </w:p>
+        </w:tc>
+      </w:tr>
+      <w:tr>
+        <w:tc>
+          <w:tcPr>
+            <w:tcW w:type="dxa" w:w="4873"/>
+            <w:vAlign w:val="center"/>
+          </w:tcPr>
+          <w:p>
+            <w:pPr>
+              <w:spacing w:line="259" w:lineRule="auto" w:after="20"/>
+              <w:jc w:val="left"/>
+            </w:pPr>
+            <w:r>
+              <w:rPr>
+                <w:rFonts w:ascii="Microsoft YaHei" w:hAnsi="Microsoft YaHei" w:eastAsia="Microsoft YaHei"/>
+                <w:sz w:val="18"/>
+              </w:rPr>
+            </w:r>
+            <w:r>
+              <w:rPr>
+                <w:rFonts w:ascii="Microsoft YaHei" w:hAnsi="Microsoft YaHei" w:eastAsia="Microsoft YaHei"/>
+                <w:b w:val="0"/>
+                <w:sz w:val="18"/>
+              </w:rPr>
+              <w:t>成功定义</w:t>
+            </w:r>
+          </w:p>
+        </w:tc>
+        <w:tc>
+          <w:tcPr>
+            <w:tcW w:type="dxa" w:w="4873"/>
+            <w:vAlign w:val="center"/>
+          </w:tcPr>
+          <w:p>
+            <w:pPr>
+              <w:spacing w:line="259" w:lineRule="auto" w:after="20"/>
+              <w:jc w:val="left"/>
+            </w:pPr>
+            <w:r>
+              <w:rPr>
+                <w:rFonts w:ascii="Microsoft YaHei" w:hAnsi="Microsoft YaHei" w:eastAsia="Microsoft YaHei"/>
+                <w:sz w:val="18"/>
+              </w:rPr>
+            </w:r>
+            <w:r>
+              <w:rPr>
+                <w:rFonts w:ascii="Microsoft YaHei" w:hAnsi="Microsoft YaHei" w:eastAsia="Microsoft YaHei"/>
+                <w:b w:val="0"/>
+                <w:sz w:val="18"/>
+              </w:rPr>
+              <w:t>运营看板 T+1 指标完整率 &gt;= 99%；推荐结果展示理由；死信和积压可监控。</w:t>
+            </w:r>
+          </w:p>
+        </w:tc>
+      </w:tr>
+      <w:tr>
+        <w:tc>
+          <w:tcPr>
+            <w:tcW w:type="dxa" w:w="4873"/>
+            <w:vAlign w:val="center"/>
+          </w:tcPr>
+          <w:p>
+            <w:pPr>
+              <w:spacing w:line="259" w:lineRule="auto" w:after="20"/>
+              <w:jc w:val="left"/>
+            </w:pPr>
+            <w:r>
+              <w:rPr>
+                <w:rFonts w:ascii="Microsoft YaHei" w:hAnsi="Microsoft YaHei" w:eastAsia="Microsoft YaHei"/>
+                <w:sz w:val="18"/>
+              </w:rPr>
+            </w:r>
+            <w:r>
+              <w:rPr>
+                <w:rFonts w:ascii="Microsoft YaHei" w:hAnsi="Microsoft YaHei" w:eastAsia="Microsoft YaHei"/>
+                <w:b w:val="0"/>
+                <w:sz w:val="18"/>
+              </w:rPr>
+              <w:t>依赖/风险</w:t>
+            </w:r>
+          </w:p>
+        </w:tc>
+        <w:tc>
+          <w:tcPr>
+            <w:tcW w:type="dxa" w:w="4873"/>
+            <w:vAlign w:val="center"/>
+          </w:tcPr>
+          <w:p>
+            <w:pPr>
+              <w:spacing w:line="259" w:lineRule="auto" w:after="20"/>
+              <w:jc w:val="left"/>
+            </w:pPr>
+            <w:r>
+              <w:rPr>
+                <w:rFonts w:ascii="Microsoft YaHei" w:hAnsi="Microsoft YaHei" w:eastAsia="Microsoft YaHei"/>
+                <w:sz w:val="18"/>
+              </w:rPr>
+            </w:r>
+            <w:r>
+              <w:rPr>
+                <w:rFonts w:ascii="Microsoft YaHei" w:hAnsi="Microsoft YaHei" w:eastAsia="Microsoft YaHei"/>
+                <w:b w:val="0"/>
+                <w:sz w:val="18"/>
+              </w:rPr>
+              <w:t>依赖事件契约稳定；风险是消息积压、重复消费和读模型延迟。</w:t>
             </w:r>
           </w:p>
         </w:tc>
       </w:tr>
     </w:tbl>
-    <w:p/>
+    <w:p>
+      <w:pPr>
+        <w:spacing w:line="269" w:lineRule="auto" w:after="60"/>
+      </w:pPr>
+    </w:p>
     <w:p>
       <w:pPr>
         <w:keepNext/>
-        <w:spacing w:before="200" w:after="120"/>
+        <w:spacing w:before="200" w:after="60" w:line="269" w:lineRule="auto"/>
         <w:pBdr>
           <w:bottom w:val="single" w:sz="4" w:space="4" w:color="4DB872"/>
         </w:pBdr>
@@ -788,79 +2580,735 @@
       <w:r>
         <w:rPr>
           <w:rFonts w:ascii="Microsoft YaHei" w:hAnsi="Microsoft YaHei" w:eastAsia="Microsoft YaHei"/>
-          <w:b/>
-          <w:color w:val="1A7A3D"/>
-          <w:sz w:val="30"/>
+          <w:sz w:val="21"/>
         </w:rPr>
-        <w:t>3.3  里程碑 M3（第 7-12 月）：跨境与多租户</w:t>
+      </w:r>
+      <w:r>
+        <w:rPr>
+          <w:rFonts w:ascii="Microsoft YaHei" w:hAnsi="Microsoft YaHei" w:eastAsia="Microsoft YaHei"/>
+          <w:sz w:val="21"/>
+        </w:rPr>
+        <w:t>3.3  里程碑 M3（第 7-9 月）：可观测、弹性治理与灰度发布</w:t>
       </w:r>
     </w:p>
     <w:tbl>
       <w:tblPr>
+        <w:tblStyle w:val="TableGrid"/>
         <w:tblW w:type="auto" w:w="0"/>
         <w:jc w:val="center"/>
         <w:tblLook w:firstColumn="1" w:firstRow="1" w:lastColumn="0" w:lastRow="0" w:noHBand="0" w:noVBand="1" w:val="04A0"/>
       </w:tblPr>
       <w:tblGrid>
-        <w:gridCol w:w="9746"/>
+        <w:gridCol w:w="4873"/>
+        <w:gridCol w:w="4873"/>
       </w:tblGrid>
+      <w:tr>
+        <w:trPr>
+          <w:tblHeader w:val="true"/>
+        </w:trPr>
+        <w:tc>
+          <w:tcPr>
+            <w:tcW w:type="dxa" w:w="4873"/>
+            <w:vAlign w:val="center"/>
+            <w:shd w:fill="EAF6EF"/>
+          </w:tcPr>
+          <w:p>
+            <w:pPr>
+              <w:spacing w:line="259" w:lineRule="auto" w:after="20"/>
+              <w:jc w:val="left"/>
+            </w:pPr>
+            <w:r>
+              <w:rPr>
+                <w:rFonts w:ascii="Microsoft YaHei" w:hAnsi="Microsoft YaHei" w:eastAsia="Microsoft YaHei"/>
+                <w:sz w:val="18"/>
+              </w:rPr>
+            </w:r>
+            <w:r>
+              <w:rPr>
+                <w:rFonts w:ascii="Microsoft YaHei" w:hAnsi="Microsoft YaHei" w:eastAsia="Microsoft YaHei"/>
+                <w:b/>
+                <w:color w:val="096841"/>
+                <w:sz w:val="18"/>
+              </w:rPr>
+              <w:t>项目</w:t>
+            </w:r>
+          </w:p>
+        </w:tc>
+        <w:tc>
+          <w:tcPr>
+            <w:tcW w:type="dxa" w:w="4873"/>
+            <w:vAlign w:val="center"/>
+            <w:shd w:fill="EAF6EF"/>
+          </w:tcPr>
+          <w:p>
+            <w:pPr>
+              <w:spacing w:line="259" w:lineRule="auto" w:after="20"/>
+              <w:jc w:val="left"/>
+            </w:pPr>
+            <w:r>
+              <w:rPr>
+                <w:rFonts w:ascii="Microsoft YaHei" w:hAnsi="Microsoft YaHei" w:eastAsia="Microsoft YaHei"/>
+                <w:sz w:val="18"/>
+              </w:rPr>
+            </w:r>
+            <w:r>
+              <w:rPr>
+                <w:rFonts w:ascii="Microsoft YaHei" w:hAnsi="Microsoft YaHei" w:eastAsia="Microsoft YaHei"/>
+                <w:b/>
+                <w:color w:val="096841"/>
+                <w:sz w:val="18"/>
+              </w:rPr>
+              <w:t>说明</w:t>
+            </w:r>
+          </w:p>
+        </w:tc>
+      </w:tr>
       <w:tr>
         <w:tc>
           <w:tcPr>
-            <w:tcW w:type="dxa" w:w="9746"/>
-            <w:shd w:val="clear" w:color="auto" w:fill="FBFDFB"/>
-            <w:tcBorders>
-              <w:top w:val="single" w:sz="4" w:space="0" w:color="B8D8C2"/>
-              <w:left w:val="single" w:sz="4" w:space="0" w:color="B8D8C2"/>
-              <w:bottom w:val="single" w:sz="4" w:space="0" w:color="B8D8C2"/>
-              <w:right w:val="single" w:sz="4" w:space="0" w:color="B8D8C2"/>
-            </w:tcBorders>
-            <w:vAlign w:val="top"/>
+            <w:tcW w:type="dxa" w:w="4873"/>
+            <w:vAlign w:val="center"/>
           </w:tcPr>
           <w:p>
-            <w:r>
-              <w:t>M3（第 7-9 月）范围：强化可观测、弹性治理和灰度发布；验收：traceId 覆盖≥95%，关键链路告警≤5分钟，预约服务可水平扩容；风险：服务调用链过长。</w:t>
+            <w:pPr>
+              <w:spacing w:line="259" w:lineRule="auto" w:after="20"/>
+              <w:jc w:val="left"/>
+            </w:pPr>
+            <w:r>
+              <w:rPr>
+                <w:rFonts w:ascii="Microsoft YaHei" w:hAnsi="Microsoft YaHei" w:eastAsia="Microsoft YaHei"/>
+                <w:sz w:val="18"/>
+              </w:rPr>
+            </w:r>
+            <w:r>
+              <w:rPr>
+                <w:rFonts w:ascii="Microsoft YaHei" w:hAnsi="Microsoft YaHei" w:eastAsia="Microsoft YaHei"/>
+                <w:b w:val="0"/>
+                <w:sz w:val="18"/>
+              </w:rPr>
+              <w:t>目标</w:t>
+            </w:r>
+          </w:p>
+        </w:tc>
+        <w:tc>
+          <w:tcPr>
+            <w:tcW w:type="dxa" w:w="4873"/>
+            <w:vAlign w:val="center"/>
+          </w:tcPr>
+          <w:p>
+            <w:pPr>
+              <w:spacing w:line="259" w:lineRule="auto" w:after="20"/>
+              <w:jc w:val="left"/>
+            </w:pPr>
+            <w:r>
+              <w:rPr>
+                <w:rFonts w:ascii="Microsoft YaHei" w:hAnsi="Microsoft YaHei" w:eastAsia="Microsoft YaHei"/>
+                <w:sz w:val="18"/>
+              </w:rPr>
+            </w:r>
+            <w:r>
+              <w:rPr>
+                <w:rFonts w:ascii="Microsoft YaHei" w:hAnsi="Microsoft YaHei" w:eastAsia="Microsoft YaHei"/>
+                <w:b w:val="0"/>
+                <w:sz w:val="18"/>
+              </w:rPr>
+              <w:t>提升可观测、弹性和发布治理能力，让服务可扩容、可灰度、可回滚。</w:t>
+            </w:r>
+          </w:p>
+        </w:tc>
+      </w:tr>
+      <w:tr>
+        <w:tc>
+          <w:tcPr>
+            <w:tcW w:type="dxa" w:w="4873"/>
+            <w:vAlign w:val="center"/>
+          </w:tcPr>
+          <w:p>
+            <w:pPr>
+              <w:spacing w:line="259" w:lineRule="auto" w:after="20"/>
+              <w:jc w:val="left"/>
+            </w:pPr>
+            <w:r>
+              <w:rPr>
+                <w:rFonts w:ascii="Microsoft YaHei" w:hAnsi="Microsoft YaHei" w:eastAsia="Microsoft YaHei"/>
+                <w:sz w:val="18"/>
+              </w:rPr>
+            </w:r>
+            <w:r>
+              <w:rPr>
+                <w:rFonts w:ascii="Microsoft YaHei" w:hAnsi="Microsoft YaHei" w:eastAsia="Microsoft YaHei"/>
+                <w:b w:val="0"/>
+                <w:sz w:val="18"/>
+              </w:rPr>
+              <w:t>范围</w:t>
+            </w:r>
+          </w:p>
+        </w:tc>
+        <w:tc>
+          <w:tcPr>
+            <w:tcW w:type="dxa" w:w="4873"/>
+            <w:vAlign w:val="center"/>
+          </w:tcPr>
+          <w:p>
+            <w:pPr>
+              <w:spacing w:line="259" w:lineRule="auto" w:after="20"/>
+              <w:jc w:val="left"/>
+            </w:pPr>
+            <w:r>
+              <w:rPr>
+                <w:rFonts w:ascii="Microsoft YaHei" w:hAnsi="Microsoft YaHei" w:eastAsia="Microsoft YaHei"/>
+                <w:sz w:val="18"/>
+              </w:rPr>
+            </w:r>
+            <w:r>
+              <w:rPr>
+                <w:rFonts w:ascii="Microsoft YaHei" w:hAnsi="Microsoft YaHei" w:eastAsia="Microsoft YaHei"/>
+                <w:b w:val="0"/>
+                <w:sz w:val="18"/>
+              </w:rPr>
+              <w:t>统一 traceId、指标告警、灰度发布、服务限流、预约服务水平扩容、接口兼容策略。</w:t>
+            </w:r>
+          </w:p>
+        </w:tc>
+      </w:tr>
+      <w:tr>
+        <w:tc>
+          <w:tcPr>
+            <w:tcW w:type="dxa" w:w="4873"/>
+            <w:vAlign w:val="center"/>
+          </w:tcPr>
+          <w:p>
+            <w:pPr>
+              <w:spacing w:line="259" w:lineRule="auto" w:after="20"/>
+              <w:jc w:val="left"/>
+            </w:pPr>
+            <w:r>
+              <w:rPr>
+                <w:rFonts w:ascii="Microsoft YaHei" w:hAnsi="Microsoft YaHei" w:eastAsia="Microsoft YaHei"/>
+                <w:sz w:val="18"/>
+              </w:rPr>
+            </w:r>
+            <w:r>
+              <w:rPr>
+                <w:rFonts w:ascii="Microsoft YaHei" w:hAnsi="Microsoft YaHei" w:eastAsia="Microsoft YaHei"/>
+                <w:b w:val="0"/>
+                <w:sz w:val="18"/>
+              </w:rPr>
+              <w:t>关键交付</w:t>
+            </w:r>
+          </w:p>
+        </w:tc>
+        <w:tc>
+          <w:tcPr>
+            <w:tcW w:type="dxa" w:w="4873"/>
+            <w:vAlign w:val="center"/>
+          </w:tcPr>
+          <w:p>
+            <w:pPr>
+              <w:spacing w:line="259" w:lineRule="auto" w:after="20"/>
+              <w:jc w:val="left"/>
+            </w:pPr>
+            <w:r>
+              <w:rPr>
+                <w:rFonts w:ascii="Microsoft YaHei" w:hAnsi="Microsoft YaHei" w:eastAsia="Microsoft YaHei"/>
+                <w:sz w:val="18"/>
+              </w:rPr>
+            </w:r>
+            <w:r>
+              <w:rPr>
+                <w:rFonts w:ascii="Microsoft YaHei" w:hAnsi="Microsoft YaHei" w:eastAsia="Microsoft YaHei"/>
+                <w:b w:val="0"/>
+                <w:sz w:val="18"/>
+              </w:rPr>
+              <w:t>关键接口仪表盘；灰度开关；OpenAPI 兼容检查；ADR 回顾机制。</w:t>
+            </w:r>
+          </w:p>
+        </w:tc>
+      </w:tr>
+      <w:tr>
+        <w:tc>
+          <w:tcPr>
+            <w:tcW w:type="dxa" w:w="4873"/>
+            <w:vAlign w:val="center"/>
+          </w:tcPr>
+          <w:p>
+            <w:pPr>
+              <w:spacing w:line="259" w:lineRule="auto" w:after="20"/>
+              <w:jc w:val="left"/>
+            </w:pPr>
+            <w:r>
+              <w:rPr>
+                <w:rFonts w:ascii="Microsoft YaHei" w:hAnsi="Microsoft YaHei" w:eastAsia="Microsoft YaHei"/>
+                <w:sz w:val="18"/>
+              </w:rPr>
+            </w:r>
+            <w:r>
+              <w:rPr>
+                <w:rFonts w:ascii="Microsoft YaHei" w:hAnsi="Microsoft YaHei" w:eastAsia="Microsoft YaHei"/>
+                <w:b w:val="0"/>
+                <w:sz w:val="18"/>
+              </w:rPr>
+              <w:t>成功定义</w:t>
+            </w:r>
+          </w:p>
+        </w:tc>
+        <w:tc>
+          <w:tcPr>
+            <w:tcW w:type="dxa" w:w="4873"/>
+            <w:vAlign w:val="center"/>
+          </w:tcPr>
+          <w:p>
+            <w:pPr>
+              <w:spacing w:line="259" w:lineRule="auto" w:after="20"/>
+              <w:jc w:val="left"/>
+            </w:pPr>
+            <w:r>
+              <w:rPr>
+                <w:rFonts w:ascii="Microsoft YaHei" w:hAnsi="Microsoft YaHei" w:eastAsia="Microsoft YaHei"/>
+                <w:sz w:val="18"/>
+              </w:rPr>
+            </w:r>
+            <w:r>
+              <w:rPr>
+                <w:rFonts w:ascii="Microsoft YaHei" w:hAnsi="Microsoft YaHei" w:eastAsia="Microsoft YaHei"/>
+                <w:b w:val="0"/>
+                <w:sz w:val="18"/>
+              </w:rPr>
+              <w:t>traceId 覆盖 &gt;= 95%；关键告警 &lt;= 5 分钟；预约服务扩容后 P95 不退化。</w:t>
+            </w:r>
+          </w:p>
+        </w:tc>
+      </w:tr>
+      <w:tr>
+        <w:tc>
+          <w:tcPr>
+            <w:tcW w:type="dxa" w:w="4873"/>
+            <w:vAlign w:val="center"/>
+          </w:tcPr>
+          <w:p>
+            <w:pPr>
+              <w:spacing w:line="259" w:lineRule="auto" w:after="20"/>
+              <w:jc w:val="left"/>
+            </w:pPr>
+            <w:r>
+              <w:rPr>
+                <w:rFonts w:ascii="Microsoft YaHei" w:hAnsi="Microsoft YaHei" w:eastAsia="Microsoft YaHei"/>
+                <w:sz w:val="18"/>
+              </w:rPr>
+            </w:r>
+            <w:r>
+              <w:rPr>
+                <w:rFonts w:ascii="Microsoft YaHei" w:hAnsi="Microsoft YaHei" w:eastAsia="Microsoft YaHei"/>
+                <w:b w:val="0"/>
+                <w:sz w:val="18"/>
+              </w:rPr>
+              <w:t>依赖/风险</w:t>
+            </w:r>
+          </w:p>
+        </w:tc>
+        <w:tc>
+          <w:tcPr>
+            <w:tcW w:type="dxa" w:w="4873"/>
+            <w:vAlign w:val="center"/>
+          </w:tcPr>
+          <w:p>
+            <w:pPr>
+              <w:spacing w:line="259" w:lineRule="auto" w:after="20"/>
+              <w:jc w:val="left"/>
+            </w:pPr>
+            <w:r>
+              <w:rPr>
+                <w:rFonts w:ascii="Microsoft YaHei" w:hAnsi="Microsoft YaHei" w:eastAsia="Microsoft YaHei"/>
+                <w:sz w:val="18"/>
+              </w:rPr>
+            </w:r>
+            <w:r>
+              <w:rPr>
+                <w:rFonts w:ascii="Microsoft YaHei" w:hAnsi="Microsoft YaHei" w:eastAsia="Microsoft YaHei"/>
+                <w:b w:val="0"/>
+                <w:sz w:val="18"/>
+              </w:rPr>
+              <w:t>依赖监控指标和日志规范；风险是调用链过长、灰度策略误伤正常门店。</w:t>
             </w:r>
           </w:p>
         </w:tc>
       </w:tr>
     </w:tbl>
-    <w:p/>
+    <w:p>
+      <w:pPr>
+        <w:spacing w:line="269" w:lineRule="auto" w:after="60"/>
+      </w:pPr>
+    </w:p>
+    <w:p>
+      <w:pPr>
+        <w:spacing w:line="269" w:lineRule="auto" w:after="60"/>
+      </w:pPr>
+      <w:r>
+        <w:rPr>
+          <w:rFonts w:ascii="Microsoft YaHei" w:hAnsi="Microsoft YaHei" w:eastAsia="Microsoft YaHei"/>
+          <w:sz w:val="21"/>
+        </w:rPr>
+      </w:r>
+      <w:r>
+        <w:rPr>
+          <w:rFonts w:ascii="Microsoft YaHei" w:hAnsi="Microsoft YaHei" w:eastAsia="Microsoft YaHei"/>
+          <w:sz w:val="21"/>
+        </w:rPr>
+        <w:t>3.4  里程碑 M4（第 10-12 月）：跨境、多租户与课程复盘</w:t>
+      </w:r>
+    </w:p>
     <w:tbl>
       <w:tblPr>
+        <w:tblStyle w:val="TableGrid"/>
         <w:tblW w:type="auto" w:w="0"/>
         <w:jc w:val="center"/>
         <w:tblLook w:firstColumn="1" w:firstRow="1" w:lastColumn="0" w:lastRow="0" w:noHBand="0" w:noVBand="1" w:val="04A0"/>
       </w:tblPr>
       <w:tblGrid>
-        <w:gridCol w:w="9746"/>
+        <w:gridCol w:w="4873"/>
+        <w:gridCol w:w="4873"/>
       </w:tblGrid>
+      <w:tr>
+        <w:trPr>
+          <w:tblHeader w:val="true"/>
+        </w:trPr>
+        <w:tc>
+          <w:tcPr>
+            <w:tcW w:type="dxa" w:w="4873"/>
+            <w:vAlign w:val="center"/>
+            <w:shd w:fill="EAF6EF"/>
+          </w:tcPr>
+          <w:p>
+            <w:pPr>
+              <w:spacing w:line="259" w:lineRule="auto" w:after="20"/>
+              <w:jc w:val="left"/>
+            </w:pPr>
+            <w:r>
+              <w:rPr>
+                <w:rFonts w:ascii="Microsoft YaHei" w:hAnsi="Microsoft YaHei" w:eastAsia="Microsoft YaHei"/>
+                <w:sz w:val="18"/>
+              </w:rPr>
+            </w:r>
+            <w:r>
+              <w:rPr>
+                <w:rFonts w:ascii="Microsoft YaHei" w:hAnsi="Microsoft YaHei" w:eastAsia="Microsoft YaHei"/>
+                <w:b/>
+                <w:color w:val="096841"/>
+                <w:sz w:val="18"/>
+              </w:rPr>
+              <w:t>项目</w:t>
+            </w:r>
+          </w:p>
+        </w:tc>
+        <w:tc>
+          <w:tcPr>
+            <w:tcW w:type="dxa" w:w="4873"/>
+            <w:vAlign w:val="center"/>
+            <w:shd w:fill="EAF6EF"/>
+          </w:tcPr>
+          <w:p>
+            <w:pPr>
+              <w:spacing w:line="259" w:lineRule="auto" w:after="20"/>
+              <w:jc w:val="left"/>
+            </w:pPr>
+            <w:r>
+              <w:rPr>
+                <w:rFonts w:ascii="Microsoft YaHei" w:hAnsi="Microsoft YaHei" w:eastAsia="Microsoft YaHei"/>
+                <w:sz w:val="18"/>
+              </w:rPr>
+            </w:r>
+            <w:r>
+              <w:rPr>
+                <w:rFonts w:ascii="Microsoft YaHei" w:hAnsi="Microsoft YaHei" w:eastAsia="Microsoft YaHei"/>
+                <w:b/>
+                <w:color w:val="096841"/>
+                <w:sz w:val="18"/>
+              </w:rPr>
+              <w:t>说明</w:t>
+            </w:r>
+          </w:p>
+        </w:tc>
+      </w:tr>
       <w:tr>
         <w:tc>
           <w:tcPr>
-            <w:tcW w:type="dxa" w:w="9746"/>
-            <w:shd w:val="clear" w:color="auto" w:fill="FBFDFB"/>
-            <w:tcBorders>
-              <w:top w:val="single" w:sz="4" w:space="0" w:color="B8D8C2"/>
-              <w:left w:val="single" w:sz="4" w:space="0" w:color="B8D8C2"/>
-              <w:bottom w:val="single" w:sz="4" w:space="0" w:color="B8D8C2"/>
-              <w:right w:val="single" w:sz="4" w:space="0" w:color="B8D8C2"/>
-            </w:tcBorders>
-            <w:vAlign w:val="top"/>
+            <w:tcW w:type="dxa" w:w="4873"/>
+            <w:vAlign w:val="center"/>
           </w:tcPr>
           <w:p>
-            <w:r>
-              <w:t>M4（第 10-12 月）范围：多区域容灾、合规数据治理和高级运营分析；验收：单 AZ 故障 RTO≤5min，个人信息删除流程≤15工作日，活动 ROI 可按门店/会员分群分析；风险：跨区域数据同步和合规规则变化。</w:t>
+            <w:pPr>
+              <w:spacing w:line="259" w:lineRule="auto" w:after="20"/>
+              <w:jc w:val="left"/>
+            </w:pPr>
+            <w:r>
+              <w:rPr>
+                <w:rFonts w:ascii="Microsoft YaHei" w:hAnsi="Microsoft YaHei" w:eastAsia="Microsoft YaHei"/>
+                <w:sz w:val="18"/>
+              </w:rPr>
+            </w:r>
+            <w:r>
+              <w:rPr>
+                <w:rFonts w:ascii="Microsoft YaHei" w:hAnsi="Microsoft YaHei" w:eastAsia="Microsoft YaHei"/>
+                <w:b w:val="0"/>
+                <w:sz w:val="18"/>
+              </w:rPr>
+              <w:t>目标</w:t>
+            </w:r>
+          </w:p>
+        </w:tc>
+        <w:tc>
+          <w:tcPr>
+            <w:tcW w:type="dxa" w:w="4873"/>
+            <w:vAlign w:val="center"/>
+          </w:tcPr>
+          <w:p>
+            <w:pPr>
+              <w:spacing w:line="259" w:lineRule="auto" w:after="20"/>
+              <w:jc w:val="left"/>
+            </w:pPr>
+            <w:r>
+              <w:rPr>
+                <w:rFonts w:ascii="Microsoft YaHei" w:hAnsi="Microsoft YaHei" w:eastAsia="Microsoft YaHei"/>
+                <w:sz w:val="18"/>
+              </w:rPr>
+            </w:r>
+            <w:r>
+              <w:rPr>
+                <w:rFonts w:ascii="Microsoft YaHei" w:hAnsi="Microsoft YaHei" w:eastAsia="Microsoft YaHei"/>
+                <w:b w:val="0"/>
+                <w:sz w:val="18"/>
+              </w:rPr>
+              <w:t>形成多区域容灾、合规数据治理和高级运营分析能力。</w:t>
+            </w:r>
+          </w:p>
+        </w:tc>
+      </w:tr>
+      <w:tr>
+        <w:tc>
+          <w:tcPr>
+            <w:tcW w:type="dxa" w:w="4873"/>
+            <w:vAlign w:val="center"/>
+          </w:tcPr>
+          <w:p>
+            <w:pPr>
+              <w:spacing w:line="259" w:lineRule="auto" w:after="20"/>
+              <w:jc w:val="left"/>
+            </w:pPr>
+            <w:r>
+              <w:rPr>
+                <w:rFonts w:ascii="Microsoft YaHei" w:hAnsi="Microsoft YaHei" w:eastAsia="Microsoft YaHei"/>
+                <w:sz w:val="18"/>
+              </w:rPr>
+            </w:r>
+            <w:r>
+              <w:rPr>
+                <w:rFonts w:ascii="Microsoft YaHei" w:hAnsi="Microsoft YaHei" w:eastAsia="Microsoft YaHei"/>
+                <w:b w:val="0"/>
+                <w:sz w:val="18"/>
+              </w:rPr>
+              <w:t>范围</w:t>
+            </w:r>
+          </w:p>
+        </w:tc>
+        <w:tc>
+          <w:tcPr>
+            <w:tcW w:type="dxa" w:w="4873"/>
+            <w:vAlign w:val="center"/>
+          </w:tcPr>
+          <w:p>
+            <w:pPr>
+              <w:spacing w:line="259" w:lineRule="auto" w:after="20"/>
+              <w:jc w:val="left"/>
+            </w:pPr>
+            <w:r>
+              <w:rPr>
+                <w:rFonts w:ascii="Microsoft YaHei" w:hAnsi="Microsoft YaHei" w:eastAsia="Microsoft YaHei"/>
+                <w:sz w:val="18"/>
+              </w:rPr>
+            </w:r>
+            <w:r>
+              <w:rPr>
+                <w:rFonts w:ascii="Microsoft YaHei" w:hAnsi="Microsoft YaHei" w:eastAsia="Microsoft YaHei"/>
+                <w:b w:val="0"/>
+                <w:sz w:val="18"/>
+              </w:rPr>
+              <w:t>单 AZ 故障切换、隐私删除/导出、跨境授权、数据归档、活动 ROI 与会员分群分析。</w:t>
+            </w:r>
+          </w:p>
+        </w:tc>
+      </w:tr>
+      <w:tr>
+        <w:tc>
+          <w:tcPr>
+            <w:tcW w:type="dxa" w:w="4873"/>
+            <w:vAlign w:val="center"/>
+          </w:tcPr>
+          <w:p>
+            <w:pPr>
+              <w:spacing w:line="259" w:lineRule="auto" w:after="20"/>
+              <w:jc w:val="left"/>
+            </w:pPr>
+            <w:r>
+              <w:rPr>
+                <w:rFonts w:ascii="Microsoft YaHei" w:hAnsi="Microsoft YaHei" w:eastAsia="Microsoft YaHei"/>
+                <w:sz w:val="18"/>
+              </w:rPr>
+            </w:r>
+            <w:r>
+              <w:rPr>
+                <w:rFonts w:ascii="Microsoft YaHei" w:hAnsi="Microsoft YaHei" w:eastAsia="Microsoft YaHei"/>
+                <w:b w:val="0"/>
+                <w:sz w:val="18"/>
+              </w:rPr>
+              <w:t>关键交付</w:t>
+            </w:r>
+          </w:p>
+        </w:tc>
+        <w:tc>
+          <w:tcPr>
+            <w:tcW w:type="dxa" w:w="4873"/>
+            <w:vAlign w:val="center"/>
+          </w:tcPr>
+          <w:p>
+            <w:pPr>
+              <w:spacing w:line="259" w:lineRule="auto" w:after="20"/>
+              <w:jc w:val="left"/>
+            </w:pPr>
+            <w:r>
+              <w:rPr>
+                <w:rFonts w:ascii="Microsoft YaHei" w:hAnsi="Microsoft YaHei" w:eastAsia="Microsoft YaHei"/>
+                <w:sz w:val="18"/>
+              </w:rPr>
+            </w:r>
+            <w:r>
+              <w:rPr>
+                <w:rFonts w:ascii="Microsoft YaHei" w:hAnsi="Microsoft YaHei" w:eastAsia="Microsoft YaHei"/>
+                <w:b w:val="0"/>
+                <w:sz w:val="18"/>
+              </w:rPr>
+              <w:t>容灾演练报告；数据生命周期任务；隐私请求工作流；高级分析读模型。</w:t>
+            </w:r>
+          </w:p>
+        </w:tc>
+      </w:tr>
+      <w:tr>
+        <w:tc>
+          <w:tcPr>
+            <w:tcW w:type="dxa" w:w="4873"/>
+            <w:vAlign w:val="center"/>
+          </w:tcPr>
+          <w:p>
+            <w:pPr>
+              <w:spacing w:line="259" w:lineRule="auto" w:after="20"/>
+              <w:jc w:val="left"/>
+            </w:pPr>
+            <w:r>
+              <w:rPr>
+                <w:rFonts w:ascii="Microsoft YaHei" w:hAnsi="Microsoft YaHei" w:eastAsia="Microsoft YaHei"/>
+                <w:sz w:val="18"/>
+              </w:rPr>
+            </w:r>
+            <w:r>
+              <w:rPr>
+                <w:rFonts w:ascii="Microsoft YaHei" w:hAnsi="Microsoft YaHei" w:eastAsia="Microsoft YaHei"/>
+                <w:b w:val="0"/>
+                <w:sz w:val="18"/>
+              </w:rPr>
+              <w:t>成功定义</w:t>
+            </w:r>
+          </w:p>
+        </w:tc>
+        <w:tc>
+          <w:tcPr>
+            <w:tcW w:type="dxa" w:w="4873"/>
+            <w:vAlign w:val="center"/>
+          </w:tcPr>
+          <w:p>
+            <w:pPr>
+              <w:spacing w:line="259" w:lineRule="auto" w:after="20"/>
+              <w:jc w:val="left"/>
+            </w:pPr>
+            <w:r>
+              <w:rPr>
+                <w:rFonts w:ascii="Microsoft YaHei" w:hAnsi="Microsoft YaHei" w:eastAsia="Microsoft YaHei"/>
+                <w:sz w:val="18"/>
+              </w:rPr>
+            </w:r>
+            <w:r>
+              <w:rPr>
+                <w:rFonts w:ascii="Microsoft YaHei" w:hAnsi="Microsoft YaHei" w:eastAsia="Microsoft YaHei"/>
+                <w:b w:val="0"/>
+                <w:sz w:val="18"/>
+              </w:rPr>
+              <w:t>单 AZ 故障 RTO &lt;= 5 分钟；删除请求 &lt;= 15 工作日；跨境不传明文个人信息。</w:t>
+            </w:r>
+          </w:p>
+        </w:tc>
+      </w:tr>
+      <w:tr>
+        <w:tc>
+          <w:tcPr>
+            <w:tcW w:type="dxa" w:w="4873"/>
+            <w:vAlign w:val="center"/>
+          </w:tcPr>
+          <w:p>
+            <w:pPr>
+              <w:spacing w:line="259" w:lineRule="auto" w:after="20"/>
+              <w:jc w:val="left"/>
+            </w:pPr>
+            <w:r>
+              <w:rPr>
+                <w:rFonts w:ascii="Microsoft YaHei" w:hAnsi="Microsoft YaHei" w:eastAsia="Microsoft YaHei"/>
+                <w:sz w:val="18"/>
+              </w:rPr>
+            </w:r>
+            <w:r>
+              <w:rPr>
+                <w:rFonts w:ascii="Microsoft YaHei" w:hAnsi="Microsoft YaHei" w:eastAsia="Microsoft YaHei"/>
+                <w:b w:val="0"/>
+                <w:sz w:val="18"/>
+              </w:rPr>
+              <w:t>依赖/风险</w:t>
+            </w:r>
+          </w:p>
+        </w:tc>
+        <w:tc>
+          <w:tcPr>
+            <w:tcW w:type="dxa" w:w="4873"/>
+            <w:vAlign w:val="center"/>
+          </w:tcPr>
+          <w:p>
+            <w:pPr>
+              <w:spacing w:line="259" w:lineRule="auto" w:after="20"/>
+              <w:jc w:val="left"/>
+            </w:pPr>
+            <w:r>
+              <w:rPr>
+                <w:rFonts w:ascii="Microsoft YaHei" w:hAnsi="Microsoft YaHei" w:eastAsia="Microsoft YaHei"/>
+                <w:sz w:val="18"/>
+              </w:rPr>
+            </w:r>
+            <w:r>
+              <w:rPr>
+                <w:rFonts w:ascii="Microsoft YaHei" w:hAnsi="Microsoft YaHei" w:eastAsia="Microsoft YaHei"/>
+                <w:b w:val="0"/>
+                <w:sz w:val="18"/>
+              </w:rPr>
+              <w:t>依赖 D2-6 数据标注和 ADR-0007；风险是跨区同步延迟和合规规则变化。</w:t>
             </w:r>
           </w:p>
         </w:tc>
       </w:tr>
     </w:tbl>
-    <w:p/>
+    <w:p>
+      <w:pPr>
+        <w:spacing w:line="269" w:lineRule="auto" w:after="60"/>
+      </w:pPr>
+    </w:p>
     <w:p>
       <w:pPr>
         <w:keepNext/>
-        <w:spacing w:before="280" w:after="120"/>
+        <w:spacing w:before="280" w:after="60" w:line="269" w:lineRule="auto"/>
         <w:pBdr>
           <w:bottom w:val="single" w:sz="8" w:space="4" w:color="1A7A3D"/>
         </w:pBdr>
@@ -869,7 +3317,7 @@
         <w:rPr>
           <w:rFonts w:ascii="Microsoft YaHei" w:hAnsi="Microsoft YaHei" w:eastAsia="Microsoft YaHei"/>
           <w:b/>
-          <w:color w:val="1A7A3D"/>
+          <w:color w:val="096841"/>
           <w:sz w:val="36"/>
         </w:rPr>
         <w:t>4  风险登记册</w:t>
@@ -877,6 +3325,7 @@
     </w:p>
     <w:tbl>
       <w:tblPr>
+        <w:tblStyle w:val="TableGrid"/>
         <w:tblW w:type="auto" w:w="0"/>
         <w:jc w:val="center"/>
         <w:tblLook w:firstColumn="1" w:firstRow="1" w:lastColumn="0" w:lastRow="0" w:noHBand="0" w:noVBand="1" w:val="04A0"/>
@@ -890,29 +3339,32 @@
         <w:gridCol w:w="1624"/>
       </w:tblGrid>
       <w:tr>
+        <w:trPr>
+          <w:tblHeader w:val="true"/>
+        </w:trPr>
         <w:tc>
           <w:tcPr>
-            <w:tcW w:type="dxa" w:w="680"/>
-            <w:shd w:val="clear" w:color="auto" w:fill="1A7A3D"/>
-            <w:tcBorders>
-              <w:top w:val="single" w:sz="4" w:space="0" w:color="1A7A3D"/>
-              <w:left w:val="single" w:sz="4" w:space="0" w:color="1A7A3D"/>
-              <w:bottom w:val="single" w:sz="4" w:space="0" w:color="1A7A3D"/>
-              <w:right w:val="single" w:sz="4" w:space="0" w:color="1A7A3D"/>
-            </w:tcBorders>
+            <w:tcW w:type="dxa" w:w="1624"/>
             <w:vAlign w:val="center"/>
+            <w:shd w:fill="EAF6EF"/>
           </w:tcPr>
           <w:p>
             <w:pPr>
-              <w:spacing w:after="40" w:before="40"/>
-              <w:jc w:val="center"/>
+              <w:spacing w:line="259" w:lineRule="auto" w:after="20"/>
+              <w:jc w:val="left"/>
             </w:pPr>
             <w:r>
               <w:rPr>
                 <w:rFonts w:ascii="Microsoft YaHei" w:hAnsi="Microsoft YaHei" w:eastAsia="Microsoft YaHei"/>
+                <w:sz w:val="18"/>
+              </w:rPr>
+            </w:r>
+            <w:r>
+              <w:rPr>
+                <w:rFonts w:ascii="Microsoft YaHei" w:hAnsi="Microsoft YaHei" w:eastAsia="Microsoft YaHei"/>
                 <w:b/>
-                <w:color w:val="FFFFFF"/>
-                <w:sz w:val="20"/>
+                <w:color w:val="096841"/>
+                <w:sz w:val="18"/>
               </w:rPr>
               <w:t>ID</w:t>
             </w:r>
@@ -920,27 +3372,27 @@
         </w:tc>
         <w:tc>
           <w:tcPr>
-            <w:tcW w:type="dxa" w:w="2835"/>
-            <w:shd w:val="clear" w:color="auto" w:fill="1A7A3D"/>
-            <w:tcBorders>
-              <w:top w:val="single" w:sz="4" w:space="0" w:color="1A7A3D"/>
-              <w:left w:val="single" w:sz="4" w:space="0" w:color="1A7A3D"/>
-              <w:bottom w:val="single" w:sz="4" w:space="0" w:color="1A7A3D"/>
-              <w:right w:val="single" w:sz="4" w:space="0" w:color="1A7A3D"/>
-            </w:tcBorders>
+            <w:tcW w:type="dxa" w:w="1624"/>
             <w:vAlign w:val="center"/>
+            <w:shd w:fill="EAF6EF"/>
           </w:tcPr>
           <w:p>
             <w:pPr>
-              <w:spacing w:after="40" w:before="40"/>
-              <w:jc w:val="center"/>
+              <w:spacing w:line="259" w:lineRule="auto" w:after="20"/>
+              <w:jc w:val="left"/>
             </w:pPr>
             <w:r>
               <w:rPr>
                 <w:rFonts w:ascii="Microsoft YaHei" w:hAnsi="Microsoft YaHei" w:eastAsia="Microsoft YaHei"/>
+                <w:sz w:val="18"/>
+              </w:rPr>
+            </w:r>
+            <w:r>
+              <w:rPr>
+                <w:rFonts w:ascii="Microsoft YaHei" w:hAnsi="Microsoft YaHei" w:eastAsia="Microsoft YaHei"/>
                 <w:b/>
-                <w:color w:val="FFFFFF"/>
-                <w:sz w:val="20"/>
+                <w:color w:val="096841"/>
+                <w:sz w:val="18"/>
               </w:rPr>
               <w:t>风险描述</w:t>
             </w:r>
@@ -948,27 +3400,27 @@
         </w:tc>
         <w:tc>
           <w:tcPr>
-            <w:tcW w:type="dxa" w:w="567"/>
-            <w:shd w:val="clear" w:color="auto" w:fill="1A7A3D"/>
-            <w:tcBorders>
-              <w:top w:val="single" w:sz="4" w:space="0" w:color="1A7A3D"/>
-              <w:left w:val="single" w:sz="4" w:space="0" w:color="1A7A3D"/>
-              <w:bottom w:val="single" w:sz="4" w:space="0" w:color="1A7A3D"/>
-              <w:right w:val="single" w:sz="4" w:space="0" w:color="1A7A3D"/>
-            </w:tcBorders>
+            <w:tcW w:type="dxa" w:w="1624"/>
             <w:vAlign w:val="center"/>
+            <w:shd w:fill="EAF6EF"/>
           </w:tcPr>
           <w:p>
             <w:pPr>
-              <w:spacing w:after="40" w:before="40"/>
-              <w:jc w:val="center"/>
+              <w:spacing w:line="259" w:lineRule="auto" w:after="20"/>
+              <w:jc w:val="left"/>
             </w:pPr>
             <w:r>
               <w:rPr>
                 <w:rFonts w:ascii="Microsoft YaHei" w:hAnsi="Microsoft YaHei" w:eastAsia="Microsoft YaHei"/>
+                <w:sz w:val="18"/>
+              </w:rPr>
+            </w:r>
+            <w:r>
+              <w:rPr>
+                <w:rFonts w:ascii="Microsoft YaHei" w:hAnsi="Microsoft YaHei" w:eastAsia="Microsoft YaHei"/>
                 <w:b/>
-                <w:color w:val="FFFFFF"/>
-                <w:sz w:val="20"/>
+                <w:color w:val="096841"/>
+                <w:sz w:val="18"/>
               </w:rPr>
               <w:t>影响</w:t>
             </w:r>
@@ -976,27 +3428,27 @@
         </w:tc>
         <w:tc>
           <w:tcPr>
-            <w:tcW w:type="dxa" w:w="850"/>
-            <w:shd w:val="clear" w:color="auto" w:fill="1A7A3D"/>
-            <w:tcBorders>
-              <w:top w:val="single" w:sz="4" w:space="0" w:color="1A7A3D"/>
-              <w:left w:val="single" w:sz="4" w:space="0" w:color="1A7A3D"/>
-              <w:bottom w:val="single" w:sz="4" w:space="0" w:color="1A7A3D"/>
-              <w:right w:val="single" w:sz="4" w:space="0" w:color="1A7A3D"/>
-            </w:tcBorders>
+            <w:tcW w:type="dxa" w:w="1624"/>
             <w:vAlign w:val="center"/>
+            <w:shd w:fill="EAF6EF"/>
           </w:tcPr>
           <w:p>
             <w:pPr>
-              <w:spacing w:after="40" w:before="40"/>
-              <w:jc w:val="center"/>
+              <w:spacing w:line="259" w:lineRule="auto" w:after="20"/>
+              <w:jc w:val="left"/>
             </w:pPr>
             <w:r>
               <w:rPr>
                 <w:rFonts w:ascii="Microsoft YaHei" w:hAnsi="Microsoft YaHei" w:eastAsia="Microsoft YaHei"/>
+                <w:sz w:val="18"/>
+              </w:rPr>
+            </w:r>
+            <w:r>
+              <w:rPr>
+                <w:rFonts w:ascii="Microsoft YaHei" w:hAnsi="Microsoft YaHei" w:eastAsia="Microsoft YaHei"/>
                 <w:b/>
-                <w:color w:val="FFFFFF"/>
-                <w:sz w:val="20"/>
+                <w:color w:val="096841"/>
+                <w:sz w:val="18"/>
               </w:rPr>
               <w:t>可能性</w:t>
             </w:r>
@@ -1004,27 +3456,27 @@
         </w:tc>
         <w:tc>
           <w:tcPr>
-            <w:tcW w:type="dxa" w:w="2835"/>
-            <w:shd w:val="clear" w:color="auto" w:fill="1A7A3D"/>
-            <w:tcBorders>
-              <w:top w:val="single" w:sz="4" w:space="0" w:color="1A7A3D"/>
-              <w:left w:val="single" w:sz="4" w:space="0" w:color="1A7A3D"/>
-              <w:bottom w:val="single" w:sz="4" w:space="0" w:color="1A7A3D"/>
-              <w:right w:val="single" w:sz="4" w:space="0" w:color="1A7A3D"/>
-            </w:tcBorders>
+            <w:tcW w:type="dxa" w:w="1624"/>
             <w:vAlign w:val="center"/>
+            <w:shd w:fill="EAF6EF"/>
           </w:tcPr>
           <w:p>
             <w:pPr>
-              <w:spacing w:after="40" w:before="40"/>
-              <w:jc w:val="center"/>
+              <w:spacing w:line="259" w:lineRule="auto" w:after="20"/>
+              <w:jc w:val="left"/>
             </w:pPr>
             <w:r>
               <w:rPr>
                 <w:rFonts w:ascii="Microsoft YaHei" w:hAnsi="Microsoft YaHei" w:eastAsia="Microsoft YaHei"/>
+                <w:sz w:val="18"/>
+              </w:rPr>
+            </w:r>
+            <w:r>
+              <w:rPr>
+                <w:rFonts w:ascii="Microsoft YaHei" w:hAnsi="Microsoft YaHei" w:eastAsia="Microsoft YaHei"/>
                 <w:b/>
-                <w:color w:val="FFFFFF"/>
-                <w:sz w:val="20"/>
+                <w:color w:val="096841"/>
+                <w:sz w:val="18"/>
               </w:rPr>
               <w:t>应对策略</w:t>
             </w:r>
@@ -1032,27 +3484,27 @@
         </w:tc>
         <w:tc>
           <w:tcPr>
-            <w:tcW w:type="dxa" w:w="1134"/>
-            <w:shd w:val="clear" w:color="auto" w:fill="1A7A3D"/>
-            <w:tcBorders>
-              <w:top w:val="single" w:sz="4" w:space="0" w:color="1A7A3D"/>
-              <w:left w:val="single" w:sz="4" w:space="0" w:color="1A7A3D"/>
-              <w:bottom w:val="single" w:sz="4" w:space="0" w:color="1A7A3D"/>
-              <w:right w:val="single" w:sz="4" w:space="0" w:color="1A7A3D"/>
-            </w:tcBorders>
+            <w:tcW w:type="dxa" w:w="1624"/>
             <w:vAlign w:val="center"/>
+            <w:shd w:fill="EAF6EF"/>
           </w:tcPr>
           <w:p>
             <w:pPr>
-              <w:spacing w:after="40" w:before="40"/>
-              <w:jc w:val="center"/>
+              <w:spacing w:line="259" w:lineRule="auto" w:after="20"/>
+              <w:jc w:val="left"/>
             </w:pPr>
             <w:r>
               <w:rPr>
                 <w:rFonts w:ascii="Microsoft YaHei" w:hAnsi="Microsoft YaHei" w:eastAsia="Microsoft YaHei"/>
+                <w:sz w:val="18"/>
+              </w:rPr>
+            </w:r>
+            <w:r>
+              <w:rPr>
+                <w:rFonts w:ascii="Microsoft YaHei" w:hAnsi="Microsoft YaHei" w:eastAsia="Microsoft YaHei"/>
                 <w:b/>
-                <w:color w:val="FFFFFF"/>
-                <w:sz w:val="20"/>
+                <w:color w:val="096841"/>
+                <w:sz w:val="18"/>
               </w:rPr>
               <w:t>负责人</w:t>
             </w:r>
@@ -1063,9 +3515,25 @@
         <w:tc>
           <w:tcPr>
             <w:tcW w:type="dxa" w:w="1624"/>
+            <w:vAlign w:val="center"/>
           </w:tcPr>
           <w:p>
-            <w:r>
+            <w:pPr>
+              <w:spacing w:line="259" w:lineRule="auto" w:after="20"/>
+              <w:jc w:val="left"/>
+            </w:pPr>
+            <w:r>
+              <w:rPr>
+                <w:rFonts w:ascii="Microsoft YaHei" w:hAnsi="Microsoft YaHei" w:eastAsia="Microsoft YaHei"/>
+                <w:sz w:val="18"/>
+              </w:rPr>
+            </w:r>
+            <w:r>
+              <w:rPr>
+                <w:rFonts w:ascii="Microsoft YaHei" w:hAnsi="Microsoft YaHei" w:eastAsia="Microsoft YaHei"/>
+                <w:b w:val="0"/>
+                <w:sz w:val="18"/>
+              </w:rPr>
               <w:t>R-01</w:t>
             </w:r>
           </w:p>
@@ -1073,19 +3541,51 @@
         <w:tc>
           <w:tcPr>
             <w:tcW w:type="dxa" w:w="1624"/>
+            <w:vAlign w:val="center"/>
           </w:tcPr>
           <w:p>
-            <w:r>
-              <w:t>微服务运维复杂度超过小组能力</w:t>
+            <w:pPr>
+              <w:spacing w:line="259" w:lineRule="auto" w:after="20"/>
+              <w:jc w:val="left"/>
+            </w:pPr>
+            <w:r>
+              <w:rPr>
+                <w:rFonts w:ascii="Microsoft YaHei" w:hAnsi="Microsoft YaHei" w:eastAsia="Microsoft YaHei"/>
+                <w:sz w:val="18"/>
+              </w:rPr>
+            </w:r>
+            <w:r>
+              <w:rPr>
+                <w:rFonts w:ascii="Microsoft YaHei" w:hAnsi="Microsoft YaHei" w:eastAsia="Microsoft YaHei"/>
+                <w:b w:val="0"/>
+                <w:sz w:val="18"/>
+              </w:rPr>
+              <w:t>支付回调与预约状态不一致</w:t>
             </w:r>
           </w:p>
         </w:tc>
         <w:tc>
           <w:tcPr>
             <w:tcW w:type="dxa" w:w="1624"/>
+            <w:vAlign w:val="center"/>
           </w:tcPr>
           <w:p>
-            <w:r>
+            <w:pPr>
+              <w:spacing w:line="259" w:lineRule="auto" w:after="20"/>
+              <w:jc w:val="left"/>
+            </w:pPr>
+            <w:r>
+              <w:rPr>
+                <w:rFonts w:ascii="Microsoft YaHei" w:hAnsi="Microsoft YaHei" w:eastAsia="Microsoft YaHei"/>
+                <w:sz w:val="18"/>
+              </w:rPr>
+            </w:r>
+            <w:r>
+              <w:rPr>
+                <w:rFonts w:ascii="Microsoft YaHei" w:hAnsi="Microsoft YaHei" w:eastAsia="Microsoft YaHei"/>
+                <w:b w:val="0"/>
+                <w:sz w:val="18"/>
+              </w:rPr>
               <w:t>高</w:t>
             </w:r>
           </w:p>
@@ -1093,9 +3593,25 @@
         <w:tc>
           <w:tcPr>
             <w:tcW w:type="dxa" w:w="1624"/>
+            <w:vAlign w:val="center"/>
           </w:tcPr>
           <w:p>
-            <w:r>
+            <w:pPr>
+              <w:spacing w:line="259" w:lineRule="auto" w:after="20"/>
+              <w:jc w:val="left"/>
+            </w:pPr>
+            <w:r>
+              <w:rPr>
+                <w:rFonts w:ascii="Microsoft YaHei" w:hAnsi="Microsoft YaHei" w:eastAsia="Microsoft YaHei"/>
+                <w:sz w:val="18"/>
+              </w:rPr>
+            </w:r>
+            <w:r>
+              <w:rPr>
+                <w:rFonts w:ascii="Microsoft YaHei" w:hAnsi="Microsoft YaHei" w:eastAsia="Microsoft YaHei"/>
+                <w:b w:val="0"/>
+                <w:sz w:val="18"/>
+              </w:rPr>
               <w:t>中</w:t>
             </w:r>
           </w:p>
@@ -1103,20 +3619,52 @@
         <w:tc>
           <w:tcPr>
             <w:tcW w:type="dxa" w:w="1624"/>
+            <w:vAlign w:val="center"/>
           </w:tcPr>
           <w:p>
-            <w:r>
-              <w:t>先拆核心服务，非核心保留模块化；用 ADR 管理边界</w:t>
+            <w:pPr>
+              <w:spacing w:line="259" w:lineRule="auto" w:after="20"/>
+              <w:jc w:val="left"/>
+            </w:pPr>
+            <w:r>
+              <w:rPr>
+                <w:rFonts w:ascii="Microsoft YaHei" w:hAnsi="Microsoft YaHei" w:eastAsia="Microsoft YaHei"/>
+                <w:sz w:val="18"/>
+              </w:rPr>
+            </w:r>
+            <w:r>
+              <w:rPr>
+                <w:rFonts w:ascii="Microsoft YaHei" w:hAnsi="Microsoft YaHei" w:eastAsia="Microsoft YaHei"/>
+                <w:b w:val="0"/>
+                <w:sz w:val="18"/>
+              </w:rPr>
+              <w:t>支付写接口幂等；回调按状态机校验；异常进入补偿队列。</w:t>
             </w:r>
           </w:p>
         </w:tc>
         <w:tc>
           <w:tcPr>
             <w:tcW w:type="dxa" w:w="1624"/>
+            <w:vAlign w:val="center"/>
           </w:tcPr>
           <w:p>
-            <w:r>
-              <w:t>戴正宇</w:t>
+            <w:pPr>
+              <w:spacing w:line="259" w:lineRule="auto" w:after="20"/>
+              <w:jc w:val="left"/>
+            </w:pPr>
+            <w:r>
+              <w:rPr>
+                <w:rFonts w:ascii="Microsoft YaHei" w:hAnsi="Microsoft YaHei" w:eastAsia="Microsoft YaHei"/>
+                <w:sz w:val="18"/>
+              </w:rPr>
+            </w:r>
+            <w:r>
+              <w:rPr>
+                <w:rFonts w:ascii="Microsoft YaHei" w:hAnsi="Microsoft YaHei" w:eastAsia="Microsoft YaHei"/>
+                <w:b w:val="0"/>
+                <w:sz w:val="18"/>
+              </w:rPr>
+              <w:t>支付负责人</w:t>
             </w:r>
           </w:p>
         </w:tc>
@@ -1125,9 +3673,25 @@
         <w:tc>
           <w:tcPr>
             <w:tcW w:type="dxa" w:w="1624"/>
+            <w:vAlign w:val="center"/>
           </w:tcPr>
           <w:p>
-            <w:r>
+            <w:pPr>
+              <w:spacing w:line="259" w:lineRule="auto" w:after="20"/>
+              <w:jc w:val="left"/>
+            </w:pPr>
+            <w:r>
+              <w:rPr>
+                <w:rFonts w:ascii="Microsoft YaHei" w:hAnsi="Microsoft YaHei" w:eastAsia="Microsoft YaHei"/>
+                <w:sz w:val="18"/>
+              </w:rPr>
+            </w:r>
+            <w:r>
+              <w:rPr>
+                <w:rFonts w:ascii="Microsoft YaHei" w:hAnsi="Microsoft YaHei" w:eastAsia="Microsoft YaHei"/>
+                <w:b w:val="0"/>
+                <w:sz w:val="18"/>
+              </w:rPr>
               <w:t>R-02</w:t>
             </w:r>
           </w:p>
@@ -1135,29 +3699,77 @@
         <w:tc>
           <w:tcPr>
             <w:tcW w:type="dxa" w:w="1624"/>
+            <w:vAlign w:val="center"/>
           </w:tcPr>
           <w:p>
-            <w:r>
-              <w:t>消息积压导致看板延迟</w:t>
+            <w:pPr>
+              <w:spacing w:line="259" w:lineRule="auto" w:after="20"/>
+              <w:jc w:val="left"/>
+            </w:pPr>
+            <w:r>
+              <w:rPr>
+                <w:rFonts w:ascii="Microsoft YaHei" w:hAnsi="Microsoft YaHei" w:eastAsia="Microsoft YaHei"/>
+                <w:sz w:val="18"/>
+              </w:rPr>
+            </w:r>
+            <w:r>
+              <w:rPr>
+                <w:rFonts w:ascii="Microsoft YaHei" w:hAnsi="Microsoft YaHei" w:eastAsia="Microsoft YaHei"/>
+                <w:b w:val="0"/>
+                <w:sz w:val="18"/>
+              </w:rPr>
+              <w:t>预约高峰容量锁竞争导致超卖或假满</w:t>
             </w:r>
           </w:p>
         </w:tc>
         <w:tc>
           <w:tcPr>
             <w:tcW w:type="dxa" w:w="1624"/>
+            <w:vAlign w:val="center"/>
           </w:tcPr>
           <w:p>
-            <w:r>
-              <w:t>中</w:t>
+            <w:pPr>
+              <w:spacing w:line="259" w:lineRule="auto" w:after="20"/>
+              <w:jc w:val="left"/>
+            </w:pPr>
+            <w:r>
+              <w:rPr>
+                <w:rFonts w:ascii="Microsoft YaHei" w:hAnsi="Microsoft YaHei" w:eastAsia="Microsoft YaHei"/>
+                <w:sz w:val="18"/>
+              </w:rPr>
+            </w:r>
+            <w:r>
+              <w:rPr>
+                <w:rFonts w:ascii="Microsoft YaHei" w:hAnsi="Microsoft YaHei" w:eastAsia="Microsoft YaHei"/>
+                <w:b w:val="0"/>
+                <w:sz w:val="18"/>
+              </w:rPr>
+              <w:t>高</w:t>
             </w:r>
           </w:p>
         </w:tc>
         <w:tc>
           <w:tcPr>
             <w:tcW w:type="dxa" w:w="1624"/>
+            <w:vAlign w:val="center"/>
           </w:tcPr>
           <w:p>
-            <w:r>
+            <w:pPr>
+              <w:spacing w:line="259" w:lineRule="auto" w:after="20"/>
+              <w:jc w:val="left"/>
+            </w:pPr>
+            <w:r>
+              <w:rPr>
+                <w:rFonts w:ascii="Microsoft YaHei" w:hAnsi="Microsoft YaHei" w:eastAsia="Microsoft YaHei"/>
+                <w:sz w:val="18"/>
+              </w:rPr>
+            </w:r>
+            <w:r>
+              <w:rPr>
+                <w:rFonts w:ascii="Microsoft YaHei" w:hAnsi="Microsoft YaHei" w:eastAsia="Microsoft YaHei"/>
+                <w:b w:val="0"/>
+                <w:sz w:val="18"/>
+              </w:rPr>
               <w:t>中</w:t>
             </w:r>
           </w:p>
@@ -1165,20 +3777,52 @@
         <w:tc>
           <w:tcPr>
             <w:tcW w:type="dxa" w:w="1624"/>
+            <w:vAlign w:val="center"/>
           </w:tcPr>
           <w:p>
-            <w:r>
-              <w:t>Outbox + 重试 + 死信队列 + 读模型延迟监控</w:t>
+            <w:pPr>
+              <w:spacing w:line="259" w:lineRule="auto" w:after="20"/>
+              <w:jc w:val="left"/>
+            </w:pPr>
+            <w:r>
+              <w:rPr>
+                <w:rFonts w:ascii="Microsoft YaHei" w:hAnsi="Microsoft YaHei" w:eastAsia="Microsoft YaHei"/>
+                <w:sz w:val="18"/>
+              </w:rPr>
+            </w:r>
+            <w:r>
+              <w:rPr>
+                <w:rFonts w:ascii="Microsoft YaHei" w:hAnsi="Microsoft YaHei" w:eastAsia="Microsoft YaHei"/>
+                <w:b w:val="0"/>
+                <w:sz w:val="18"/>
+              </w:rPr>
+              <w:t>tableId + timeSlot 唯一锁；TTL 清理；冲突返回 409。</w:t>
             </w:r>
           </w:p>
         </w:tc>
         <w:tc>
           <w:tcPr>
             <w:tcW w:type="dxa" w:w="1624"/>
+            <w:vAlign w:val="center"/>
           </w:tcPr>
           <w:p>
-            <w:r>
-              <w:t>戴正宇</w:t>
+            <w:pPr>
+              <w:spacing w:line="259" w:lineRule="auto" w:after="20"/>
+              <w:jc w:val="left"/>
+            </w:pPr>
+            <w:r>
+              <w:rPr>
+                <w:rFonts w:ascii="Microsoft YaHei" w:hAnsi="Microsoft YaHei" w:eastAsia="Microsoft YaHei"/>
+                <w:sz w:val="18"/>
+              </w:rPr>
+            </w:r>
+            <w:r>
+              <w:rPr>
+                <w:rFonts w:ascii="Microsoft YaHei" w:hAnsi="Microsoft YaHei" w:eastAsia="Microsoft YaHei"/>
+                <w:b w:val="0"/>
+                <w:sz w:val="18"/>
+              </w:rPr>
+              <w:t>预约负责人</w:t>
             </w:r>
           </w:p>
         </w:tc>
@@ -1187,9 +3831,25 @@
         <w:tc>
           <w:tcPr>
             <w:tcW w:type="dxa" w:w="1624"/>
+            <w:vAlign w:val="center"/>
           </w:tcPr>
           <w:p>
-            <w:r>
+            <w:pPr>
+              <w:spacing w:line="259" w:lineRule="auto" w:after="20"/>
+              <w:jc w:val="left"/>
+            </w:pPr>
+            <w:r>
+              <w:rPr>
+                <w:rFonts w:ascii="Microsoft YaHei" w:hAnsi="Microsoft YaHei" w:eastAsia="Microsoft YaHei"/>
+                <w:sz w:val="18"/>
+              </w:rPr>
+            </w:r>
+            <w:r>
+              <w:rPr>
+                <w:rFonts w:ascii="Microsoft YaHei" w:hAnsi="Microsoft YaHei" w:eastAsia="Microsoft YaHei"/>
+                <w:b w:val="0"/>
+                <w:sz w:val="18"/>
+              </w:rPr>
               <w:t>R-03</w:t>
             </w:r>
           </w:p>
@@ -1197,29 +3857,77 @@
         <w:tc>
           <w:tcPr>
             <w:tcW w:type="dxa" w:w="1624"/>
+            <w:vAlign w:val="center"/>
           </w:tcPr>
           <w:p>
-            <w:r>
-              <w:t>第三方支付限流或回调失败</w:t>
+            <w:pPr>
+              <w:spacing w:line="259" w:lineRule="auto" w:after="20"/>
+              <w:jc w:val="left"/>
+            </w:pPr>
+            <w:r>
+              <w:rPr>
+                <w:rFonts w:ascii="Microsoft YaHei" w:hAnsi="Microsoft YaHei" w:eastAsia="Microsoft YaHei"/>
+                <w:sz w:val="18"/>
+              </w:rPr>
+            </w:r>
+            <w:r>
+              <w:rPr>
+                <w:rFonts w:ascii="Microsoft YaHei" w:hAnsi="Microsoft YaHei" w:eastAsia="Microsoft YaHei"/>
+                <w:b w:val="0"/>
+                <w:sz w:val="18"/>
+              </w:rPr>
+              <w:t>消息积压造成通知和运营看板延迟</w:t>
             </w:r>
           </w:p>
         </w:tc>
         <w:tc>
           <w:tcPr>
             <w:tcW w:type="dxa" w:w="1624"/>
+            <w:vAlign w:val="center"/>
           </w:tcPr>
           <w:p>
-            <w:r>
-              <w:t>高</w:t>
+            <w:pPr>
+              <w:spacing w:line="259" w:lineRule="auto" w:after="20"/>
+              <w:jc w:val="left"/>
+            </w:pPr>
+            <w:r>
+              <w:rPr>
+                <w:rFonts w:ascii="Microsoft YaHei" w:hAnsi="Microsoft YaHei" w:eastAsia="Microsoft YaHei"/>
+                <w:sz w:val="18"/>
+              </w:rPr>
+            </w:r>
+            <w:r>
+              <w:rPr>
+                <w:rFonts w:ascii="Microsoft YaHei" w:hAnsi="Microsoft YaHei" w:eastAsia="Microsoft YaHei"/>
+                <w:b w:val="0"/>
+                <w:sz w:val="18"/>
+              </w:rPr>
+              <w:t>中</w:t>
             </w:r>
           </w:p>
         </w:tc>
         <w:tc>
           <w:tcPr>
             <w:tcW w:type="dxa" w:w="1624"/>
+            <w:vAlign w:val="center"/>
           </w:tcPr>
           <w:p>
-            <w:r>
+            <w:pPr>
+              <w:spacing w:line="259" w:lineRule="auto" w:after="20"/>
+              <w:jc w:val="left"/>
+            </w:pPr>
+            <w:r>
+              <w:rPr>
+                <w:rFonts w:ascii="Microsoft YaHei" w:hAnsi="Microsoft YaHei" w:eastAsia="Microsoft YaHei"/>
+                <w:sz w:val="18"/>
+              </w:rPr>
+            </w:r>
+            <w:r>
+              <w:rPr>
+                <w:rFonts w:ascii="Microsoft YaHei" w:hAnsi="Microsoft YaHei" w:eastAsia="Microsoft YaHei"/>
+                <w:b w:val="0"/>
+                <w:sz w:val="18"/>
+              </w:rPr>
               <w:t>中</w:t>
             </w:r>
           </w:p>
@@ -1227,20 +3935,52 @@
         <w:tc>
           <w:tcPr>
             <w:tcW w:type="dxa" w:w="1624"/>
+            <w:vAlign w:val="center"/>
           </w:tcPr>
           <w:p>
-            <w:r>
-              <w:t>幂等键、对账任务、多通道路由、人工补偿</w:t>
+            <w:pPr>
+              <w:spacing w:line="259" w:lineRule="auto" w:after="20"/>
+              <w:jc w:val="left"/>
+            </w:pPr>
+            <w:r>
+              <w:rPr>
+                <w:rFonts w:ascii="Microsoft YaHei" w:hAnsi="Microsoft YaHei" w:eastAsia="Microsoft YaHei"/>
+                <w:sz w:val="18"/>
+              </w:rPr>
+            </w:r>
+            <w:r>
+              <w:rPr>
+                <w:rFonts w:ascii="Microsoft YaHei" w:hAnsi="Microsoft YaHei" w:eastAsia="Microsoft YaHei"/>
+                <w:b w:val="0"/>
+                <w:sz w:val="18"/>
+              </w:rPr>
+              <w:t>监控 lag；死信队列；消费者幂等；读模型可重建。</w:t>
             </w:r>
           </w:p>
         </w:tc>
         <w:tc>
           <w:tcPr>
             <w:tcW w:type="dxa" w:w="1624"/>
+            <w:vAlign w:val="center"/>
           </w:tcPr>
           <w:p>
-            <w:r>
-              <w:t>戴正宇</w:t>
+            <w:pPr>
+              <w:spacing w:line="259" w:lineRule="auto" w:after="20"/>
+              <w:jc w:val="left"/>
+            </w:pPr>
+            <w:r>
+              <w:rPr>
+                <w:rFonts w:ascii="Microsoft YaHei" w:hAnsi="Microsoft YaHei" w:eastAsia="Microsoft YaHei"/>
+                <w:sz w:val="18"/>
+              </w:rPr>
+            </w:r>
+            <w:r>
+              <w:rPr>
+                <w:rFonts w:ascii="Microsoft YaHei" w:hAnsi="Microsoft YaHei" w:eastAsia="Microsoft YaHei"/>
+                <w:b w:val="0"/>
+                <w:sz w:val="18"/>
+              </w:rPr>
+              <w:t>平台负责人</w:t>
             </w:r>
           </w:p>
         </w:tc>
@@ -1249,9 +3989,25 @@
         <w:tc>
           <w:tcPr>
             <w:tcW w:type="dxa" w:w="1624"/>
+            <w:vAlign w:val="center"/>
           </w:tcPr>
           <w:p>
-            <w:r>
+            <w:pPr>
+              <w:spacing w:line="259" w:lineRule="auto" w:after="20"/>
+              <w:jc w:val="left"/>
+            </w:pPr>
+            <w:r>
+              <w:rPr>
+                <w:rFonts w:ascii="Microsoft YaHei" w:hAnsi="Microsoft YaHei" w:eastAsia="Microsoft YaHei"/>
+                <w:sz w:val="18"/>
+              </w:rPr>
+            </w:r>
+            <w:r>
+              <w:rPr>
+                <w:rFonts w:ascii="Microsoft YaHei" w:hAnsi="Microsoft YaHei" w:eastAsia="Microsoft YaHei"/>
+                <w:b w:val="0"/>
+                <w:sz w:val="18"/>
+              </w:rPr>
               <w:t>R-04</w:t>
             </w:r>
           </w:p>
@@ -1259,19 +4015,51 @@
         <w:tc>
           <w:tcPr>
             <w:tcW w:type="dxa" w:w="1624"/>
+            <w:vAlign w:val="center"/>
           </w:tcPr>
           <w:p>
-            <w:r>
-              <w:t>隐私合规规则变化</w:t>
+            <w:pPr>
+              <w:spacing w:line="259" w:lineRule="auto" w:after="20"/>
+              <w:jc w:val="left"/>
+            </w:pPr>
+            <w:r>
+              <w:rPr>
+                <w:rFonts w:ascii="Microsoft YaHei" w:hAnsi="Microsoft YaHei" w:eastAsia="Microsoft YaHei"/>
+                <w:sz w:val="18"/>
+              </w:rPr>
+            </w:r>
+            <w:r>
+              <w:rPr>
+                <w:rFonts w:ascii="Microsoft YaHei" w:hAnsi="Microsoft YaHei" w:eastAsia="Microsoft YaHei"/>
+                <w:b w:val="0"/>
+                <w:sz w:val="18"/>
+              </w:rPr>
+              <w:t>隐私授权撤回后仍被推荐或营销使用</w:t>
             </w:r>
           </w:p>
         </w:tc>
         <w:tc>
           <w:tcPr>
             <w:tcW w:type="dxa" w:w="1624"/>
+            <w:vAlign w:val="center"/>
           </w:tcPr>
           <w:p>
-            <w:r>
+            <w:pPr>
+              <w:spacing w:line="259" w:lineRule="auto" w:after="20"/>
+              <w:jc w:val="left"/>
+            </w:pPr>
+            <w:r>
+              <w:rPr>
+                <w:rFonts w:ascii="Microsoft YaHei" w:hAnsi="Microsoft YaHei" w:eastAsia="Microsoft YaHei"/>
+                <w:sz w:val="18"/>
+              </w:rPr>
+            </w:r>
+            <w:r>
+              <w:rPr>
+                <w:rFonts w:ascii="Microsoft YaHei" w:hAnsi="Microsoft YaHei" w:eastAsia="Microsoft YaHei"/>
+                <w:b w:val="0"/>
+                <w:sz w:val="18"/>
+              </w:rPr>
               <w:t>高</w:t>
             </w:r>
           </w:p>
@@ -1279,9 +4067,25 @@
         <w:tc>
           <w:tcPr>
             <w:tcW w:type="dxa" w:w="1624"/>
+            <w:vAlign w:val="center"/>
           </w:tcPr>
           <w:p>
-            <w:r>
+            <w:pPr>
+              <w:spacing w:line="259" w:lineRule="auto" w:after="20"/>
+              <w:jc w:val="left"/>
+            </w:pPr>
+            <w:r>
+              <w:rPr>
+                <w:rFonts w:ascii="Microsoft YaHei" w:hAnsi="Microsoft YaHei" w:eastAsia="Microsoft YaHei"/>
+                <w:sz w:val="18"/>
+              </w:rPr>
+            </w:r>
+            <w:r>
+              <w:rPr>
+                <w:rFonts w:ascii="Microsoft YaHei" w:hAnsi="Microsoft YaHei" w:eastAsia="Microsoft YaHei"/>
+                <w:b w:val="0"/>
+                <w:sz w:val="18"/>
+              </w:rPr>
               <w:t>低</w:t>
             </w:r>
           </w:p>
@@ -1289,20 +4093,52 @@
         <w:tc>
           <w:tcPr>
             <w:tcW w:type="dxa" w:w="1624"/>
+            <w:vAlign w:val="center"/>
           </w:tcPr>
           <w:p>
-            <w:r>
-              <w:t>隐私授权中心化、脱敏调用、定期审计</w:t>
+            <w:pPr>
+              <w:spacing w:line="259" w:lineRule="auto" w:after="20"/>
+              <w:jc w:val="left"/>
+            </w:pPr>
+            <w:r>
+              <w:rPr>
+                <w:rFonts w:ascii="Microsoft YaHei" w:hAnsi="Microsoft YaHei" w:eastAsia="Microsoft YaHei"/>
+                <w:sz w:val="18"/>
+              </w:rPr>
+            </w:r>
+            <w:r>
+              <w:rPr>
+                <w:rFonts w:ascii="Microsoft YaHei" w:hAnsi="Microsoft YaHei" w:eastAsia="Microsoft YaHei"/>
+                <w:b w:val="0"/>
+                <w:sz w:val="18"/>
+              </w:rPr>
+              <w:t>ConsentChanged 事件驱动清理；推荐输入仅取授权数据。</w:t>
             </w:r>
           </w:p>
         </w:tc>
         <w:tc>
           <w:tcPr>
             <w:tcW w:type="dxa" w:w="1624"/>
+            <w:vAlign w:val="center"/>
           </w:tcPr>
           <w:p>
-            <w:r>
-              <w:t>戴正宇</w:t>
+            <w:pPr>
+              <w:spacing w:line="259" w:lineRule="auto" w:after="20"/>
+              <w:jc w:val="left"/>
+            </w:pPr>
+            <w:r>
+              <w:rPr>
+                <w:rFonts w:ascii="Microsoft YaHei" w:hAnsi="Microsoft YaHei" w:eastAsia="Microsoft YaHei"/>
+                <w:sz w:val="18"/>
+              </w:rPr>
+            </w:r>
+            <w:r>
+              <w:rPr>
+                <w:rFonts w:ascii="Microsoft YaHei" w:hAnsi="Microsoft YaHei" w:eastAsia="Microsoft YaHei"/>
+                <w:b w:val="0"/>
+                <w:sz w:val="18"/>
+              </w:rPr>
+              <w:t>会员负责人</w:t>
             </w:r>
           </w:p>
         </w:tc>
@@ -1311,9 +4147,25 @@
         <w:tc>
           <w:tcPr>
             <w:tcW w:type="dxa" w:w="1624"/>
+            <w:vAlign w:val="center"/>
           </w:tcPr>
           <w:p>
-            <w:r>
+            <w:pPr>
+              <w:spacing w:line="259" w:lineRule="auto" w:after="20"/>
+              <w:jc w:val="left"/>
+            </w:pPr>
+            <w:r>
+              <w:rPr>
+                <w:rFonts w:ascii="Microsoft YaHei" w:hAnsi="Microsoft YaHei" w:eastAsia="Microsoft YaHei"/>
+                <w:sz w:val="18"/>
+              </w:rPr>
+            </w:r>
+            <w:r>
+              <w:rPr>
+                <w:rFonts w:ascii="Microsoft YaHei" w:hAnsi="Microsoft YaHei" w:eastAsia="Microsoft YaHei"/>
+                <w:b w:val="0"/>
+                <w:sz w:val="18"/>
+              </w:rPr>
               <w:t>R-05</w:t>
             </w:r>
           </w:p>
@@ -1321,19 +4173,51 @@
         <w:tc>
           <w:tcPr>
             <w:tcW w:type="dxa" w:w="1624"/>
+            <w:vAlign w:val="center"/>
           </w:tcPr>
           <w:p>
-            <w:r>
-              <w:t>推荐结果影响猫咪健康或顾客体验</w:t>
+            <w:pPr>
+              <w:spacing w:line="259" w:lineRule="auto" w:after="20"/>
+              <w:jc w:val="left"/>
+            </w:pPr>
+            <w:r>
+              <w:rPr>
+                <w:rFonts w:ascii="Microsoft YaHei" w:hAnsi="Microsoft YaHei" w:eastAsia="Microsoft YaHei"/>
+                <w:sz w:val="18"/>
+              </w:rPr>
+            </w:r>
+            <w:r>
+              <w:rPr>
+                <w:rFonts w:ascii="Microsoft YaHei" w:hAnsi="Microsoft YaHei" w:eastAsia="Microsoft YaHei"/>
+                <w:b w:val="0"/>
+                <w:sz w:val="18"/>
+              </w:rPr>
+              <w:t>服务拆分过快导致运维负担超过课程团队能力</w:t>
             </w:r>
           </w:p>
         </w:tc>
         <w:tc>
           <w:tcPr>
             <w:tcW w:type="dxa" w:w="1624"/>
+            <w:vAlign w:val="center"/>
           </w:tcPr>
           <w:p>
-            <w:r>
+            <w:pPr>
+              <w:spacing w:line="259" w:lineRule="auto" w:after="20"/>
+              <w:jc w:val="left"/>
+            </w:pPr>
+            <w:r>
+              <w:rPr>
+                <w:rFonts w:ascii="Microsoft YaHei" w:hAnsi="Microsoft YaHei" w:eastAsia="Microsoft YaHei"/>
+                <w:sz w:val="18"/>
+              </w:rPr>
+            </w:r>
+            <w:r>
+              <w:rPr>
+                <w:rFonts w:ascii="Microsoft YaHei" w:hAnsi="Microsoft YaHei" w:eastAsia="Microsoft YaHei"/>
+                <w:b w:val="0"/>
+                <w:sz w:val="18"/>
+              </w:rPr>
               <w:t>中</w:t>
             </w:r>
           </w:p>
@@ -1341,9 +4225,25 @@
         <w:tc>
           <w:tcPr>
             <w:tcW w:type="dxa" w:w="1624"/>
+            <w:vAlign w:val="center"/>
           </w:tcPr>
           <w:p>
-            <w:r>
+            <w:pPr>
+              <w:spacing w:line="259" w:lineRule="auto" w:after="20"/>
+              <w:jc w:val="left"/>
+            </w:pPr>
+            <w:r>
+              <w:rPr>
+                <w:rFonts w:ascii="Microsoft YaHei" w:hAnsi="Microsoft YaHei" w:eastAsia="Microsoft YaHei"/>
+                <w:sz w:val="18"/>
+              </w:rPr>
+            </w:r>
+            <w:r>
+              <w:rPr>
+                <w:rFonts w:ascii="Microsoft YaHei" w:hAnsi="Microsoft YaHei" w:eastAsia="Microsoft YaHei"/>
+                <w:b w:val="0"/>
+                <w:sz w:val="18"/>
+              </w:rPr>
               <w:t>中</w:t>
             </w:r>
           </w:p>
@@ -1351,26 +4251,378 @@
         <w:tc>
           <w:tcPr>
             <w:tcW w:type="dxa" w:w="1624"/>
+            <w:vAlign w:val="center"/>
           </w:tcPr>
           <w:p>
-            <w:r>
-              <w:t>猫咪健康状态优先，推荐结果可解释且可关闭</w:t>
+            <w:pPr>
+              <w:spacing w:line="259" w:lineRule="auto" w:after="20"/>
+              <w:jc w:val="left"/>
+            </w:pPr>
+            <w:r>
+              <w:rPr>
+                <w:rFonts w:ascii="Microsoft YaHei" w:hAnsi="Microsoft YaHei" w:eastAsia="Microsoft YaHei"/>
+                <w:sz w:val="18"/>
+              </w:rPr>
+            </w:r>
+            <w:r>
+              <w:rPr>
+                <w:rFonts w:ascii="Microsoft YaHei" w:hAnsi="Microsoft YaHei" w:eastAsia="Microsoft YaHei"/>
+                <w:b w:val="0"/>
+                <w:sz w:val="18"/>
+              </w:rPr>
+              <w:t>低频服务合并部署但保留代码边界；按 M1-M4 分阶段拆分。</w:t>
             </w:r>
           </w:p>
         </w:tc>
         <w:tc>
           <w:tcPr>
             <w:tcW w:type="dxa" w:w="1624"/>
+            <w:vAlign w:val="center"/>
           </w:tcPr>
           <w:p>
-            <w:r>
-              <w:t>戴正宇</w:t>
+            <w:pPr>
+              <w:spacing w:line="259" w:lineRule="auto" w:after="20"/>
+              <w:jc w:val="left"/>
+            </w:pPr>
+            <w:r>
+              <w:rPr>
+                <w:rFonts w:ascii="Microsoft YaHei" w:hAnsi="Microsoft YaHei" w:eastAsia="Microsoft YaHei"/>
+                <w:sz w:val="18"/>
+              </w:rPr>
+            </w:r>
+            <w:r>
+              <w:rPr>
+                <w:rFonts w:ascii="Microsoft YaHei" w:hAnsi="Microsoft YaHei" w:eastAsia="Microsoft YaHei"/>
+                <w:b w:val="0"/>
+                <w:sz w:val="18"/>
+              </w:rPr>
+              <w:t>架构负责人</w:t>
+            </w:r>
+          </w:p>
+        </w:tc>
+      </w:tr>
+      <w:tr>
+        <w:tc>
+          <w:tcPr>
+            <w:tcW w:type="dxa" w:w="1624"/>
+            <w:vAlign w:val="center"/>
+          </w:tcPr>
+          <w:p>
+            <w:pPr>
+              <w:spacing w:line="259" w:lineRule="auto" w:after="20"/>
+              <w:jc w:val="left"/>
+            </w:pPr>
+            <w:r>
+              <w:rPr>
+                <w:rFonts w:ascii="Microsoft YaHei" w:hAnsi="Microsoft YaHei" w:eastAsia="Microsoft YaHei"/>
+                <w:sz w:val="18"/>
+              </w:rPr>
+            </w:r>
+            <w:r>
+              <w:rPr>
+                <w:rFonts w:ascii="Microsoft YaHei" w:hAnsi="Microsoft YaHei" w:eastAsia="Microsoft YaHei"/>
+                <w:b w:val="0"/>
+                <w:sz w:val="18"/>
+              </w:rPr>
+              <w:t>R-06</w:t>
+            </w:r>
+          </w:p>
+        </w:tc>
+        <w:tc>
+          <w:tcPr>
+            <w:tcW w:type="dxa" w:w="1624"/>
+            <w:vAlign w:val="center"/>
+          </w:tcPr>
+          <w:p>
+            <w:pPr>
+              <w:spacing w:line="259" w:lineRule="auto" w:after="20"/>
+              <w:jc w:val="left"/>
+            </w:pPr>
+            <w:r>
+              <w:rPr>
+                <w:rFonts w:ascii="Microsoft YaHei" w:hAnsi="Microsoft YaHei" w:eastAsia="Microsoft YaHei"/>
+                <w:sz w:val="18"/>
+              </w:rPr>
+            </w:r>
+            <w:r>
+              <w:rPr>
+                <w:rFonts w:ascii="Microsoft YaHei" w:hAnsi="Microsoft YaHei" w:eastAsia="Microsoft YaHei"/>
+                <w:b w:val="0"/>
+                <w:sz w:val="18"/>
+              </w:rPr>
+              <w:t>跨区域同步或外部 AI 调用触发合规风险</w:t>
+            </w:r>
+          </w:p>
+        </w:tc>
+        <w:tc>
+          <w:tcPr>
+            <w:tcW w:type="dxa" w:w="1624"/>
+            <w:vAlign w:val="center"/>
+          </w:tcPr>
+          <w:p>
+            <w:pPr>
+              <w:spacing w:line="259" w:lineRule="auto" w:after="20"/>
+              <w:jc w:val="left"/>
+            </w:pPr>
+            <w:r>
+              <w:rPr>
+                <w:rFonts w:ascii="Microsoft YaHei" w:hAnsi="Microsoft YaHei" w:eastAsia="Microsoft YaHei"/>
+                <w:sz w:val="18"/>
+              </w:rPr>
+            </w:r>
+            <w:r>
+              <w:rPr>
+                <w:rFonts w:ascii="Microsoft YaHei" w:hAnsi="Microsoft YaHei" w:eastAsia="Microsoft YaHei"/>
+                <w:b w:val="0"/>
+                <w:sz w:val="18"/>
+              </w:rPr>
+              <w:t>高</w:t>
+            </w:r>
+          </w:p>
+        </w:tc>
+        <w:tc>
+          <w:tcPr>
+            <w:tcW w:type="dxa" w:w="1624"/>
+            <w:vAlign w:val="center"/>
+          </w:tcPr>
+          <w:p>
+            <w:pPr>
+              <w:spacing w:line="259" w:lineRule="auto" w:after="20"/>
+              <w:jc w:val="left"/>
+            </w:pPr>
+            <w:r>
+              <w:rPr>
+                <w:rFonts w:ascii="Microsoft YaHei" w:hAnsi="Microsoft YaHei" w:eastAsia="Microsoft YaHei"/>
+                <w:sz w:val="18"/>
+              </w:rPr>
+            </w:r>
+            <w:r>
+              <w:rPr>
+                <w:rFonts w:ascii="Microsoft YaHei" w:hAnsi="Microsoft YaHei" w:eastAsia="Microsoft YaHei"/>
+                <w:b w:val="0"/>
+                <w:sz w:val="18"/>
+              </w:rPr>
+              <w:t>低</w:t>
+            </w:r>
+          </w:p>
+        </w:tc>
+        <w:tc>
+          <w:tcPr>
+            <w:tcW w:type="dxa" w:w="1624"/>
+            <w:vAlign w:val="center"/>
+          </w:tcPr>
+          <w:p>
+            <w:pPr>
+              <w:spacing w:line="259" w:lineRule="auto" w:after="20"/>
+              <w:jc w:val="left"/>
+            </w:pPr>
+            <w:r>
+              <w:rPr>
+                <w:rFonts w:ascii="Microsoft YaHei" w:hAnsi="Microsoft YaHei" w:eastAsia="Microsoft YaHei"/>
+                <w:sz w:val="18"/>
+              </w:rPr>
+            </w:r>
+            <w:r>
+              <w:rPr>
+                <w:rFonts w:ascii="Microsoft YaHei" w:hAnsi="Microsoft YaHei" w:eastAsia="Microsoft YaHei"/>
+                <w:b w:val="0"/>
+                <w:sz w:val="18"/>
+              </w:rPr>
+              <w:t>默认本地化；跨境只传脱敏聚合特征；M4 前不开放明文跨境。</w:t>
+            </w:r>
+          </w:p>
+        </w:tc>
+        <w:tc>
+          <w:tcPr>
+            <w:tcW w:type="dxa" w:w="1624"/>
+            <w:vAlign w:val="center"/>
+          </w:tcPr>
+          <w:p>
+            <w:pPr>
+              <w:spacing w:line="259" w:lineRule="auto" w:after="20"/>
+              <w:jc w:val="left"/>
+            </w:pPr>
+            <w:r>
+              <w:rPr>
+                <w:rFonts w:ascii="Microsoft YaHei" w:hAnsi="Microsoft YaHei" w:eastAsia="Microsoft YaHei"/>
+                <w:sz w:val="18"/>
+              </w:rPr>
+            </w:r>
+            <w:r>
+              <w:rPr>
+                <w:rFonts w:ascii="Microsoft YaHei" w:hAnsi="Microsoft YaHei" w:eastAsia="Microsoft YaHei"/>
+                <w:b w:val="0"/>
+                <w:sz w:val="18"/>
+              </w:rPr>
+              <w:t>合规负责人</w:t>
+            </w:r>
+          </w:p>
+        </w:tc>
+      </w:tr>
+      <w:tr>
+        <w:tc>
+          <w:tcPr>
+            <w:tcW w:type="dxa" w:w="1624"/>
+            <w:vAlign w:val="center"/>
+          </w:tcPr>
+          <w:p>
+            <w:pPr>
+              <w:spacing w:line="259" w:lineRule="auto" w:after="20"/>
+              <w:jc w:val="left"/>
+            </w:pPr>
+            <w:r>
+              <w:rPr>
+                <w:rFonts w:ascii="Microsoft YaHei" w:hAnsi="Microsoft YaHei" w:eastAsia="Microsoft YaHei"/>
+                <w:sz w:val="18"/>
+              </w:rPr>
+            </w:r>
+            <w:r>
+              <w:rPr>
+                <w:rFonts w:ascii="Microsoft YaHei" w:hAnsi="Microsoft YaHei" w:eastAsia="Microsoft YaHei"/>
+                <w:b w:val="0"/>
+                <w:sz w:val="18"/>
+              </w:rPr>
+              <w:t>R-07</w:t>
+            </w:r>
+          </w:p>
+        </w:tc>
+        <w:tc>
+          <w:tcPr>
+            <w:tcW w:type="dxa" w:w="1624"/>
+            <w:vAlign w:val="center"/>
+          </w:tcPr>
+          <w:p>
+            <w:pPr>
+              <w:spacing w:line="259" w:lineRule="auto" w:after="20"/>
+              <w:jc w:val="left"/>
+            </w:pPr>
+            <w:r>
+              <w:rPr>
+                <w:rFonts w:ascii="Microsoft YaHei" w:hAnsi="Microsoft YaHei" w:eastAsia="Microsoft YaHei"/>
+                <w:sz w:val="18"/>
+              </w:rPr>
+            </w:r>
+            <w:r>
+              <w:rPr>
+                <w:rFonts w:ascii="Microsoft YaHei" w:hAnsi="Microsoft YaHei" w:eastAsia="Microsoft YaHei"/>
+                <w:b w:val="0"/>
+                <w:sz w:val="18"/>
+              </w:rPr>
+              <w:t>C4、OpenAPI、数据字典与实现漂移</w:t>
+            </w:r>
+          </w:p>
+        </w:tc>
+        <w:tc>
+          <w:tcPr>
+            <w:tcW w:type="dxa" w:w="1624"/>
+            <w:vAlign w:val="center"/>
+          </w:tcPr>
+          <w:p>
+            <w:pPr>
+              <w:spacing w:line="259" w:lineRule="auto" w:after="20"/>
+              <w:jc w:val="left"/>
+            </w:pPr>
+            <w:r>
+              <w:rPr>
+                <w:rFonts w:ascii="Microsoft YaHei" w:hAnsi="Microsoft YaHei" w:eastAsia="Microsoft YaHei"/>
+                <w:sz w:val="18"/>
+              </w:rPr>
+            </w:r>
+            <w:r>
+              <w:rPr>
+                <w:rFonts w:ascii="Microsoft YaHei" w:hAnsi="Microsoft YaHei" w:eastAsia="Microsoft YaHei"/>
+                <w:b w:val="0"/>
+                <w:sz w:val="18"/>
+              </w:rPr>
+              <w:t>中</w:t>
+            </w:r>
+          </w:p>
+        </w:tc>
+        <w:tc>
+          <w:tcPr>
+            <w:tcW w:type="dxa" w:w="1624"/>
+            <w:vAlign w:val="center"/>
+          </w:tcPr>
+          <w:p>
+            <w:pPr>
+              <w:spacing w:line="259" w:lineRule="auto" w:after="20"/>
+              <w:jc w:val="left"/>
+            </w:pPr>
+            <w:r>
+              <w:rPr>
+                <w:rFonts w:ascii="Microsoft YaHei" w:hAnsi="Microsoft YaHei" w:eastAsia="Microsoft YaHei"/>
+                <w:sz w:val="18"/>
+              </w:rPr>
+            </w:r>
+            <w:r>
+              <w:rPr>
+                <w:rFonts w:ascii="Microsoft YaHei" w:hAnsi="Microsoft YaHei" w:eastAsia="Microsoft YaHei"/>
+                <w:b w:val="0"/>
+                <w:sz w:val="18"/>
+              </w:rPr>
+              <w:t>中</w:t>
+            </w:r>
+          </w:p>
+        </w:tc>
+        <w:tc>
+          <w:tcPr>
+            <w:tcW w:type="dxa" w:w="1624"/>
+            <w:vAlign w:val="center"/>
+          </w:tcPr>
+          <w:p>
+            <w:pPr>
+              <w:spacing w:line="259" w:lineRule="auto" w:after="20"/>
+              <w:jc w:val="left"/>
+            </w:pPr>
+            <w:r>
+              <w:rPr>
+                <w:rFonts w:ascii="Microsoft YaHei" w:hAnsi="Microsoft YaHei" w:eastAsia="Microsoft YaHei"/>
+                <w:sz w:val="18"/>
+              </w:rPr>
+            </w:r>
+            <w:r>
+              <w:rPr>
+                <w:rFonts w:ascii="Microsoft YaHei" w:hAnsi="Microsoft YaHei" w:eastAsia="Microsoft YaHei"/>
+                <w:b w:val="0"/>
+                <w:sz w:val="18"/>
+              </w:rPr>
+              <w:t>每个里程碑做 ADR 回顾和契约检查；变更必须更新对应文档。</w:t>
+            </w:r>
+          </w:p>
+        </w:tc>
+        <w:tc>
+          <w:tcPr>
+            <w:tcW w:type="dxa" w:w="1624"/>
+            <w:vAlign w:val="center"/>
+          </w:tcPr>
+          <w:p>
+            <w:pPr>
+              <w:spacing w:line="259" w:lineRule="auto" w:after="20"/>
+              <w:jc w:val="left"/>
+            </w:pPr>
+            <w:r>
+              <w:rPr>
+                <w:rFonts w:ascii="Microsoft YaHei" w:hAnsi="Microsoft YaHei" w:eastAsia="Microsoft YaHei"/>
+                <w:sz w:val="18"/>
+              </w:rPr>
+            </w:r>
+            <w:r>
+              <w:rPr>
+                <w:rFonts w:ascii="Microsoft YaHei" w:hAnsi="Microsoft YaHei" w:eastAsia="Microsoft YaHei"/>
+                <w:b w:val="0"/>
+                <w:sz w:val="18"/>
+              </w:rPr>
+              <w:t>文档负责人</w:t>
             </w:r>
           </w:p>
         </w:tc>
       </w:tr>
     </w:tbl>
-    <w:p/>
+    <w:p>
+      <w:pPr>
+        <w:spacing w:line="269" w:lineRule="auto" w:after="60"/>
+      </w:pPr>
+    </w:p>
     <w:tbl>
       <w:tblPr>
         <w:tblW w:type="auto" w:w="0"/>
@@ -1381,6 +4633,9 @@
         <w:gridCol w:w="9746"/>
       </w:tblGrid>
       <w:tr>
+        <w:trPr>
+          <w:tblHeader w:val="true"/>
+        </w:trPr>
         <w:tc>
           <w:tcPr>
             <w:tcW w:type="dxa" w:w="9746"/>
@@ -1391,26 +4646,45 @@
               <w:bottom w:val="single" w:sz="4" w:space="0" w:color="B8D8C2"/>
               <w:right w:val="single" w:sz="4" w:space="0" w:color="B8D8C2"/>
             </w:tcBorders>
-            <w:vAlign w:val="top"/>
+            <w:vAlign w:val="center"/>
           </w:tcPr>
           <w:p>
-            <w:r>
-              <w:t>治理机制：每个里程碑结束进行 ADR 回顾、C4 图更新和 OpenAPI 契约检查；所有跨服务接口必须有负责人、错误码、traceId 和兼容策略；关键架构风险进入风险清单并在下一阶段闭环。</w:t>
+            <w:pPr>
+              <w:spacing w:line="259" w:lineRule="auto" w:after="20"/>
+            </w:pPr>
+            <w:r>
+              <w:rPr>
+                <w:rFonts w:ascii="Microsoft YaHei" w:hAnsi="Microsoft YaHei" w:eastAsia="Microsoft YaHei"/>
+                <w:sz w:val="18"/>
+              </w:rPr>
+              <w:t>治理机制：每个里程碑结束进行 ADR 回顾、C4 图更新、OpenAPI 契约检查和数据字典复核；所有跨服务接口必须有负责人、错误码、traceId、兼容策略和回滚方案。</w:t>
             </w:r>
           </w:p>
           <w:p>
             <w:pPr>
-              <w:spacing w:before="0" w:after="0"/>
+              <w:spacing w:line="259" w:lineRule="auto" w:after="20"/>
+              <w:jc w:val="center"/>
             </w:pPr>
+            <w:r>
+              <w:rPr>
+                <w:rFonts w:ascii="Microsoft YaHei" w:hAnsi="Microsoft YaHei" w:eastAsia="Microsoft YaHei"/>
+                <w:sz w:val="18"/>
+              </w:rPr>
+              <w:t>图2-7 架构演进与部署目标视图</w:t>
+            </w:r>
           </w:p>
           <w:p>
             <w:pPr>
-              <w:jc w:val="center"/>
+              <w:spacing w:line="259" w:lineRule="auto" w:after="20"/>
             </w:pPr>
             <w:r>
+              <w:rPr>
+                <w:rFonts w:ascii="Microsoft YaHei" w:hAnsi="Microsoft YaHei" w:eastAsia="Microsoft YaHei"/>
+                <w:sz w:val="18"/>
+              </w:rPr>
               <w:drawing>
                 <wp:inline xmlns:a="http://schemas.openxmlformats.org/drawingml/2006/main" xmlns:pic="http://schemas.openxmlformats.org/drawingml/2006/picture">
-                  <wp:extent cx="4983480" cy="2958941"/>
+                  <wp:extent cx="6035040" cy="3285744"/>
                   <wp:docPr id="1" name="Picture 1"/>
                   <wp:cNvGraphicFramePr>
                     <a:graphicFrameLocks noChangeAspect="1"/>
@@ -1423,7 +4697,7 @@
                           <pic:cNvPicPr/>
                         </pic:nvPicPr>
                         <pic:blipFill>
-                          <a:blip r:embed="rId9"/>
+                          <a:blip r:embed="rId11"/>
                           <a:stretch>
                             <a:fillRect/>
                           </a:stretch>
@@ -1431,7 +4705,7 @@
                         <pic:spPr>
                           <a:xfrm>
                             <a:off x="0" y="0"/>
-                            <a:ext cx="4983480" cy="2958941"/>
+                            <a:ext cx="6035040" cy="3285744"/>
                           </a:xfrm>
                           <a:prstGeom prst="rect"/>
                         </pic:spPr>
@@ -1442,22 +4716,18 @@
               </w:drawing>
             </w:r>
           </w:p>
-          <w:p>
-            <w:pPr>
-              <w:jc w:val="center"/>
-            </w:pPr>
-            <w:r>
-              <w:t>图2-7 架构演进与部署目标视图</w:t>
-            </w:r>
-          </w:p>
         </w:tc>
       </w:tr>
     </w:tbl>
-    <w:p/>
+    <w:p>
+      <w:pPr>
+        <w:spacing w:line="269" w:lineRule="auto" w:after="60"/>
+      </w:pPr>
+    </w:p>
     <w:p>
       <w:pPr>
         <w:keepNext/>
-        <w:spacing w:before="280" w:after="120"/>
+        <w:spacing w:before="280" w:after="60" w:line="269" w:lineRule="auto"/>
         <w:pBdr>
           <w:bottom w:val="single" w:sz="8" w:space="4" w:color="1A7A3D"/>
         </w:pBdr>
@@ -1466,7 +4736,7 @@
         <w:rPr>
           <w:rFonts w:ascii="Microsoft YaHei" w:hAnsi="Microsoft YaHei" w:eastAsia="Microsoft YaHei"/>
           <w:b/>
-          <w:color w:val="1A7A3D"/>
+          <w:color w:val="096841"/>
           <w:sz w:val="36"/>
         </w:rPr>
         <w:t>5  退出与回滚策略</w:t>
@@ -1474,35 +4744,564 @@
     </w:p>
     <w:tbl>
       <w:tblPr>
+        <w:tblStyle w:val="TableGrid"/>
         <w:tblW w:type="auto" w:w="0"/>
         <w:jc w:val="center"/>
         <w:tblLook w:firstColumn="1" w:firstRow="1" w:lastColumn="0" w:lastRow="0" w:noHBand="0" w:noVBand="1" w:val="04A0"/>
       </w:tblPr>
       <w:tblGrid>
-        <w:gridCol w:w="9746"/>
+        <w:gridCol w:w="2436"/>
+        <w:gridCol w:w="2436"/>
+        <w:gridCol w:w="2436"/>
+        <w:gridCol w:w="2436"/>
       </w:tblGrid>
+      <w:tr>
+        <w:trPr>
+          <w:tblHeader w:val="true"/>
+        </w:trPr>
+        <w:tc>
+          <w:tcPr>
+            <w:tcW w:type="dxa" w:w="2436"/>
+            <w:vAlign w:val="center"/>
+            <w:shd w:fill="EAF6EF"/>
+          </w:tcPr>
+          <w:p>
+            <w:pPr>
+              <w:spacing w:line="259" w:lineRule="auto" w:after="20"/>
+              <w:jc w:val="left"/>
+            </w:pPr>
+            <w:r>
+              <w:rPr>
+                <w:rFonts w:ascii="Microsoft YaHei" w:hAnsi="Microsoft YaHei" w:eastAsia="Microsoft YaHei"/>
+                <w:sz w:val="18"/>
+              </w:rPr>
+            </w:r>
+            <w:r>
+              <w:rPr>
+                <w:rFonts w:ascii="Microsoft YaHei" w:hAnsi="Microsoft YaHei" w:eastAsia="Microsoft YaHei"/>
+                <w:b/>
+                <w:color w:val="096841"/>
+                <w:sz w:val="18"/>
+              </w:rPr>
+              <w:t>阶段</w:t>
+            </w:r>
+          </w:p>
+        </w:tc>
+        <w:tc>
+          <w:tcPr>
+            <w:tcW w:type="dxa" w:w="2436"/>
+            <w:vAlign w:val="center"/>
+            <w:shd w:fill="EAF6EF"/>
+          </w:tcPr>
+          <w:p>
+            <w:pPr>
+              <w:spacing w:line="259" w:lineRule="auto" w:after="20"/>
+              <w:jc w:val="left"/>
+            </w:pPr>
+            <w:r>
+              <w:rPr>
+                <w:rFonts w:ascii="Microsoft YaHei" w:hAnsi="Microsoft YaHei" w:eastAsia="Microsoft YaHei"/>
+                <w:sz w:val="18"/>
+              </w:rPr>
+            </w:r>
+            <w:r>
+              <w:rPr>
+                <w:rFonts w:ascii="Microsoft YaHei" w:hAnsi="Microsoft YaHei" w:eastAsia="Microsoft YaHei"/>
+                <w:b/>
+                <w:color w:val="096841"/>
+                <w:sz w:val="18"/>
+              </w:rPr>
+              <w:t>退出条件</w:t>
+            </w:r>
+          </w:p>
+        </w:tc>
+        <w:tc>
+          <w:tcPr>
+            <w:tcW w:type="dxa" w:w="2436"/>
+            <w:vAlign w:val="center"/>
+            <w:shd w:fill="EAF6EF"/>
+          </w:tcPr>
+          <w:p>
+            <w:pPr>
+              <w:spacing w:line="259" w:lineRule="auto" w:after="20"/>
+              <w:jc w:val="left"/>
+            </w:pPr>
+            <w:r>
+              <w:rPr>
+                <w:rFonts w:ascii="Microsoft YaHei" w:hAnsi="Microsoft YaHei" w:eastAsia="Microsoft YaHei"/>
+                <w:sz w:val="18"/>
+              </w:rPr>
+            </w:r>
+            <w:r>
+              <w:rPr>
+                <w:rFonts w:ascii="Microsoft YaHei" w:hAnsi="Microsoft YaHei" w:eastAsia="Microsoft YaHei"/>
+                <w:b/>
+                <w:color w:val="096841"/>
+                <w:sz w:val="18"/>
+              </w:rPr>
+              <w:t>回滚策略</w:t>
+            </w:r>
+          </w:p>
+        </w:tc>
+        <w:tc>
+          <w:tcPr>
+            <w:tcW w:type="dxa" w:w="2436"/>
+            <w:vAlign w:val="center"/>
+            <w:shd w:fill="EAF6EF"/>
+          </w:tcPr>
+          <w:p>
+            <w:pPr>
+              <w:spacing w:line="259" w:lineRule="auto" w:after="20"/>
+              <w:jc w:val="left"/>
+            </w:pPr>
+            <w:r>
+              <w:rPr>
+                <w:rFonts w:ascii="Microsoft YaHei" w:hAnsi="Microsoft YaHei" w:eastAsia="Microsoft YaHei"/>
+                <w:sz w:val="18"/>
+              </w:rPr>
+            </w:r>
+            <w:r>
+              <w:rPr>
+                <w:rFonts w:ascii="Microsoft YaHei" w:hAnsi="Microsoft YaHei" w:eastAsia="Microsoft YaHei"/>
+                <w:b/>
+                <w:color w:val="096841"/>
+                <w:sz w:val="18"/>
+              </w:rPr>
+              <w:t>保留数据/接口</w:t>
+            </w:r>
+          </w:p>
+        </w:tc>
+      </w:tr>
       <w:tr>
         <w:tc>
           <w:tcPr>
-            <w:tcW w:type="dxa" w:w="9746"/>
-            <w:shd w:val="clear" w:color="auto" w:fill="FBFDFB"/>
-            <w:tcBorders>
-              <w:top w:val="single" w:sz="4" w:space="0" w:color="B8D8C2"/>
-              <w:left w:val="single" w:sz="4" w:space="0" w:color="B8D8C2"/>
-              <w:bottom w:val="single" w:sz="4" w:space="0" w:color="B8D8C2"/>
-              <w:right w:val="single" w:sz="4" w:space="0" w:color="B8D8C2"/>
-            </w:tcBorders>
-            <w:vAlign w:val="top"/>
+            <w:tcW w:type="dxa" w:w="2436"/>
+            <w:vAlign w:val="center"/>
           </w:tcPr>
           <w:p>
-            <w:r>
-              <w:t>回滚策略：M1 回滚到门店原有排号系统并保留只读同步；M2 读模型异常时回退到交易库只读查询；M3 灰度失败时关闭新版本流量并保留数据库向后兼容字段；M4 多区域策略异常时切回单区域主写，暂停跨境/跨区同步。</w:t>
+            <w:pPr>
+              <w:spacing w:line="259" w:lineRule="auto" w:after="20"/>
+              <w:jc w:val="left"/>
+            </w:pPr>
+            <w:r>
+              <w:rPr>
+                <w:rFonts w:ascii="Microsoft YaHei" w:hAnsi="Microsoft YaHei" w:eastAsia="Microsoft YaHei"/>
+                <w:sz w:val="18"/>
+              </w:rPr>
+            </w:r>
+            <w:r>
+              <w:rPr>
+                <w:rFonts w:ascii="Microsoft YaHei" w:hAnsi="Microsoft YaHei" w:eastAsia="Microsoft YaHei"/>
+                <w:b w:val="0"/>
+                <w:sz w:val="18"/>
+              </w:rPr>
+              <w:t>M1</w:t>
+            </w:r>
+          </w:p>
+        </w:tc>
+        <w:tc>
+          <w:tcPr>
+            <w:tcW w:type="dxa" w:w="2436"/>
+            <w:vAlign w:val="center"/>
+          </w:tcPr>
+          <w:p>
+            <w:pPr>
+              <w:spacing w:line="259" w:lineRule="auto" w:after="20"/>
+              <w:jc w:val="left"/>
+            </w:pPr>
+            <w:r>
+              <w:rPr>
+                <w:rFonts w:ascii="Microsoft YaHei" w:hAnsi="Microsoft YaHei" w:eastAsia="Microsoft YaHei"/>
+                <w:sz w:val="18"/>
+              </w:rPr>
+            </w:r>
+            <w:r>
+              <w:rPr>
+                <w:rFonts w:ascii="Microsoft YaHei" w:hAnsi="Microsoft YaHei" w:eastAsia="Microsoft YaHei"/>
+                <w:b w:val="0"/>
+                <w:sz w:val="18"/>
+              </w:rPr>
+              <w:t>支付、预约、通知任一核心链路连续失败或无法在 1 小时内恢复。</w:t>
+            </w:r>
+          </w:p>
+        </w:tc>
+        <w:tc>
+          <w:tcPr>
+            <w:tcW w:type="dxa" w:w="2436"/>
+            <w:vAlign w:val="center"/>
+          </w:tcPr>
+          <w:p>
+            <w:pPr>
+              <w:spacing w:line="259" w:lineRule="auto" w:after="20"/>
+              <w:jc w:val="left"/>
+            </w:pPr>
+            <w:r>
+              <w:rPr>
+                <w:rFonts w:ascii="Microsoft YaHei" w:hAnsi="Microsoft YaHei" w:eastAsia="Microsoft YaHei"/>
+                <w:sz w:val="18"/>
+              </w:rPr>
+            </w:r>
+            <w:r>
+              <w:rPr>
+                <w:rFonts w:ascii="Microsoft YaHei" w:hAnsi="Microsoft YaHei" w:eastAsia="Microsoft YaHei"/>
+                <w:b w:val="0"/>
+                <w:sz w:val="18"/>
+              </w:rPr>
+              <w:t>切回门店原有排号系统；新系统保留只读同步和问题排查。</w:t>
+            </w:r>
+          </w:p>
+        </w:tc>
+        <w:tc>
+          <w:tcPr>
+            <w:tcW w:type="dxa" w:w="2436"/>
+            <w:vAlign w:val="center"/>
+          </w:tcPr>
+          <w:p>
+            <w:pPr>
+              <w:spacing w:line="259" w:lineRule="auto" w:after="20"/>
+              <w:jc w:val="left"/>
+            </w:pPr>
+            <w:r>
+              <w:rPr>
+                <w:rFonts w:ascii="Microsoft YaHei" w:hAnsi="Microsoft YaHei" w:eastAsia="Microsoft YaHei"/>
+                <w:sz w:val="18"/>
+              </w:rPr>
+            </w:r>
+            <w:r>
+              <w:rPr>
+                <w:rFonts w:ascii="Microsoft YaHei" w:hAnsi="Microsoft YaHei" w:eastAsia="Microsoft YaHei"/>
+                <w:b w:val="0"/>
+                <w:sz w:val="18"/>
+              </w:rPr>
+              <w:t>保留预约草稿、支付流水、traceId。</w:t>
+            </w:r>
+          </w:p>
+        </w:tc>
+      </w:tr>
+      <w:tr>
+        <w:tc>
+          <w:tcPr>
+            <w:tcW w:type="dxa" w:w="2436"/>
+            <w:vAlign w:val="center"/>
+          </w:tcPr>
+          <w:p>
+            <w:pPr>
+              <w:spacing w:line="259" w:lineRule="auto" w:after="20"/>
+              <w:jc w:val="left"/>
+            </w:pPr>
+            <w:r>
+              <w:rPr>
+                <w:rFonts w:ascii="Microsoft YaHei" w:hAnsi="Microsoft YaHei" w:eastAsia="Microsoft YaHei"/>
+                <w:sz w:val="18"/>
+              </w:rPr>
+            </w:r>
+            <w:r>
+              <w:rPr>
+                <w:rFonts w:ascii="Microsoft YaHei" w:hAnsi="Microsoft YaHei" w:eastAsia="Microsoft YaHei"/>
+                <w:b w:val="0"/>
+                <w:sz w:val="18"/>
+              </w:rPr>
+              <w:t>M2</w:t>
+            </w:r>
+          </w:p>
+        </w:tc>
+        <w:tc>
+          <w:tcPr>
+            <w:tcW w:type="dxa" w:w="2436"/>
+            <w:vAlign w:val="center"/>
+          </w:tcPr>
+          <w:p>
+            <w:pPr>
+              <w:spacing w:line="259" w:lineRule="auto" w:after="20"/>
+              <w:jc w:val="left"/>
+            </w:pPr>
+            <w:r>
+              <w:rPr>
+                <w:rFonts w:ascii="Microsoft YaHei" w:hAnsi="Microsoft YaHei" w:eastAsia="Microsoft YaHei"/>
+                <w:sz w:val="18"/>
+              </w:rPr>
+            </w:r>
+            <w:r>
+              <w:rPr>
+                <w:rFonts w:ascii="Microsoft YaHei" w:hAnsi="Microsoft YaHei" w:eastAsia="Microsoft YaHei"/>
+                <w:b w:val="0"/>
+                <w:sz w:val="18"/>
+              </w:rPr>
+              <w:t>消息队列积压导致看板或通知不可接受延迟。</w:t>
+            </w:r>
+          </w:p>
+        </w:tc>
+        <w:tc>
+          <w:tcPr>
+            <w:tcW w:type="dxa" w:w="2436"/>
+            <w:vAlign w:val="center"/>
+          </w:tcPr>
+          <w:p>
+            <w:pPr>
+              <w:spacing w:line="259" w:lineRule="auto" w:after="20"/>
+              <w:jc w:val="left"/>
+            </w:pPr>
+            <w:r>
+              <w:rPr>
+                <w:rFonts w:ascii="Microsoft YaHei" w:hAnsi="Microsoft YaHei" w:eastAsia="Microsoft YaHei"/>
+                <w:sz w:val="18"/>
+              </w:rPr>
+            </w:r>
+            <w:r>
+              <w:rPr>
+                <w:rFonts w:ascii="Microsoft YaHei" w:hAnsi="Microsoft YaHei" w:eastAsia="Microsoft YaHei"/>
+                <w:b w:val="0"/>
+                <w:sz w:val="18"/>
+              </w:rPr>
+              <w:t>暂停异步消费，读模型回退到交易库只读查询；保留 Outbox 待重放。</w:t>
+            </w:r>
+          </w:p>
+        </w:tc>
+        <w:tc>
+          <w:tcPr>
+            <w:tcW w:type="dxa" w:w="2436"/>
+            <w:vAlign w:val="center"/>
+          </w:tcPr>
+          <w:p>
+            <w:pPr>
+              <w:spacing w:line="259" w:lineRule="auto" w:after="20"/>
+              <w:jc w:val="left"/>
+            </w:pPr>
+            <w:r>
+              <w:rPr>
+                <w:rFonts w:ascii="Microsoft YaHei" w:hAnsi="Microsoft YaHei" w:eastAsia="Microsoft YaHei"/>
+                <w:sz w:val="18"/>
+              </w:rPr>
+            </w:r>
+            <w:r>
+              <w:rPr>
+                <w:rFonts w:ascii="Microsoft YaHei" w:hAnsi="Microsoft YaHei" w:eastAsia="Microsoft YaHei"/>
+                <w:b w:val="0"/>
+                <w:sz w:val="18"/>
+              </w:rPr>
+              <w:t>保留事件日志和死信数据。</w:t>
+            </w:r>
+          </w:p>
+        </w:tc>
+      </w:tr>
+      <w:tr>
+        <w:tc>
+          <w:tcPr>
+            <w:tcW w:type="dxa" w:w="2436"/>
+            <w:vAlign w:val="center"/>
+          </w:tcPr>
+          <w:p>
+            <w:pPr>
+              <w:spacing w:line="259" w:lineRule="auto" w:after="20"/>
+              <w:jc w:val="left"/>
+            </w:pPr>
+            <w:r>
+              <w:rPr>
+                <w:rFonts w:ascii="Microsoft YaHei" w:hAnsi="Microsoft YaHei" w:eastAsia="Microsoft YaHei"/>
+                <w:sz w:val="18"/>
+              </w:rPr>
+            </w:r>
+            <w:r>
+              <w:rPr>
+                <w:rFonts w:ascii="Microsoft YaHei" w:hAnsi="Microsoft YaHei" w:eastAsia="Microsoft YaHei"/>
+                <w:b w:val="0"/>
+                <w:sz w:val="18"/>
+              </w:rPr>
+              <w:t>M3</w:t>
+            </w:r>
+          </w:p>
+        </w:tc>
+        <w:tc>
+          <w:tcPr>
+            <w:tcW w:type="dxa" w:w="2436"/>
+            <w:vAlign w:val="center"/>
+          </w:tcPr>
+          <w:p>
+            <w:pPr>
+              <w:spacing w:line="259" w:lineRule="auto" w:after="20"/>
+              <w:jc w:val="left"/>
+            </w:pPr>
+            <w:r>
+              <w:rPr>
+                <w:rFonts w:ascii="Microsoft YaHei" w:hAnsi="Microsoft YaHei" w:eastAsia="Microsoft YaHei"/>
+                <w:sz w:val="18"/>
+              </w:rPr>
+            </w:r>
+            <w:r>
+              <w:rPr>
+                <w:rFonts w:ascii="Microsoft YaHei" w:hAnsi="Microsoft YaHei" w:eastAsia="Microsoft YaHei"/>
+                <w:b w:val="0"/>
+                <w:sz w:val="18"/>
+              </w:rPr>
+              <w:t>灰度发布造成核心指标下降或错误率超过阈值。</w:t>
+            </w:r>
+          </w:p>
+        </w:tc>
+        <w:tc>
+          <w:tcPr>
+            <w:tcW w:type="dxa" w:w="2436"/>
+            <w:vAlign w:val="center"/>
+          </w:tcPr>
+          <w:p>
+            <w:pPr>
+              <w:spacing w:line="259" w:lineRule="auto" w:after="20"/>
+              <w:jc w:val="left"/>
+            </w:pPr>
+            <w:r>
+              <w:rPr>
+                <w:rFonts w:ascii="Microsoft YaHei" w:hAnsi="Microsoft YaHei" w:eastAsia="Microsoft YaHei"/>
+                <w:sz w:val="18"/>
+              </w:rPr>
+            </w:r>
+            <w:r>
+              <w:rPr>
+                <w:rFonts w:ascii="Microsoft YaHei" w:hAnsi="Microsoft YaHei" w:eastAsia="Microsoft YaHei"/>
+                <w:b w:val="0"/>
+                <w:sz w:val="18"/>
+              </w:rPr>
+              <w:t>关闭新版本流量；回退服务镜像；数据库字段保持向后兼容。</w:t>
+            </w:r>
+          </w:p>
+        </w:tc>
+        <w:tc>
+          <w:tcPr>
+            <w:tcW w:type="dxa" w:w="2436"/>
+            <w:vAlign w:val="center"/>
+          </w:tcPr>
+          <w:p>
+            <w:pPr>
+              <w:spacing w:line="259" w:lineRule="auto" w:after="20"/>
+              <w:jc w:val="left"/>
+            </w:pPr>
+            <w:r>
+              <w:rPr>
+                <w:rFonts w:ascii="Microsoft YaHei" w:hAnsi="Microsoft YaHei" w:eastAsia="Microsoft YaHei"/>
+                <w:sz w:val="18"/>
+              </w:rPr>
+            </w:r>
+            <w:r>
+              <w:rPr>
+                <w:rFonts w:ascii="Microsoft YaHei" w:hAnsi="Microsoft YaHei" w:eastAsia="Microsoft YaHei"/>
+                <w:b w:val="0"/>
+                <w:sz w:val="18"/>
+              </w:rPr>
+              <w:t>保留灰度指标和 OpenAPI 版本。</w:t>
+            </w:r>
+          </w:p>
+        </w:tc>
+      </w:tr>
+      <w:tr>
+        <w:tc>
+          <w:tcPr>
+            <w:tcW w:type="dxa" w:w="2436"/>
+            <w:vAlign w:val="center"/>
+          </w:tcPr>
+          <w:p>
+            <w:pPr>
+              <w:spacing w:line="259" w:lineRule="auto" w:after="20"/>
+              <w:jc w:val="left"/>
+            </w:pPr>
+            <w:r>
+              <w:rPr>
+                <w:rFonts w:ascii="Microsoft YaHei" w:hAnsi="Microsoft YaHei" w:eastAsia="Microsoft YaHei"/>
+                <w:sz w:val="18"/>
+              </w:rPr>
+            </w:r>
+            <w:r>
+              <w:rPr>
+                <w:rFonts w:ascii="Microsoft YaHei" w:hAnsi="Microsoft YaHei" w:eastAsia="Microsoft YaHei"/>
+                <w:b w:val="0"/>
+                <w:sz w:val="18"/>
+              </w:rPr>
+              <w:t>M4</w:t>
+            </w:r>
+          </w:p>
+        </w:tc>
+        <w:tc>
+          <w:tcPr>
+            <w:tcW w:type="dxa" w:w="2436"/>
+            <w:vAlign w:val="center"/>
+          </w:tcPr>
+          <w:p>
+            <w:pPr>
+              <w:spacing w:line="259" w:lineRule="auto" w:after="20"/>
+              <w:jc w:val="left"/>
+            </w:pPr>
+            <w:r>
+              <w:rPr>
+                <w:rFonts w:ascii="Microsoft YaHei" w:hAnsi="Microsoft YaHei" w:eastAsia="Microsoft YaHei"/>
+                <w:sz w:val="18"/>
+              </w:rPr>
+            </w:r>
+            <w:r>
+              <w:rPr>
+                <w:rFonts w:ascii="Microsoft YaHei" w:hAnsi="Microsoft YaHei" w:eastAsia="Microsoft YaHei"/>
+                <w:b w:val="0"/>
+                <w:sz w:val="18"/>
+              </w:rPr>
+              <w:t>跨区同步异常或隐私流程不满足合规要求。</w:t>
+            </w:r>
+          </w:p>
+        </w:tc>
+        <w:tc>
+          <w:tcPr>
+            <w:tcW w:type="dxa" w:w="2436"/>
+            <w:vAlign w:val="center"/>
+          </w:tcPr>
+          <w:p>
+            <w:pPr>
+              <w:spacing w:line="259" w:lineRule="auto" w:after="20"/>
+              <w:jc w:val="left"/>
+            </w:pPr>
+            <w:r>
+              <w:rPr>
+                <w:rFonts w:ascii="Microsoft YaHei" w:hAnsi="Microsoft YaHei" w:eastAsia="Microsoft YaHei"/>
+                <w:sz w:val="18"/>
+              </w:rPr>
+            </w:r>
+            <w:r>
+              <w:rPr>
+                <w:rFonts w:ascii="Microsoft YaHei" w:hAnsi="Microsoft YaHei" w:eastAsia="Microsoft YaHei"/>
+                <w:b w:val="0"/>
+                <w:sz w:val="18"/>
+              </w:rPr>
+              <w:t>切回单区域主写；暂停跨境/跨区同步；执行人工合规复核。</w:t>
+            </w:r>
+          </w:p>
+        </w:tc>
+        <w:tc>
+          <w:tcPr>
+            <w:tcW w:type="dxa" w:w="2436"/>
+            <w:vAlign w:val="center"/>
+          </w:tcPr>
+          <w:p>
+            <w:pPr>
+              <w:spacing w:line="259" w:lineRule="auto" w:after="20"/>
+              <w:jc w:val="left"/>
+            </w:pPr>
+            <w:r>
+              <w:rPr>
+                <w:rFonts w:ascii="Microsoft YaHei" w:hAnsi="Microsoft YaHei" w:eastAsia="Microsoft YaHei"/>
+                <w:sz w:val="18"/>
+              </w:rPr>
+            </w:r>
+            <w:r>
+              <w:rPr>
+                <w:rFonts w:ascii="Microsoft YaHei" w:hAnsi="Microsoft YaHei" w:eastAsia="Microsoft YaHei"/>
+                <w:b w:val="0"/>
+                <w:sz w:val="18"/>
+              </w:rPr>
+              <w:t>保留审计日志、授权记录、删除请求状态。</w:t>
             </w:r>
           </w:p>
         </w:tc>
       </w:tr>
     </w:tbl>
-    <w:p/>
+    <w:p>
+      <w:pPr>
+        <w:spacing w:line="269" w:lineRule="auto" w:after="60"/>
+      </w:pPr>
+    </w:p>
     <w:sectPr>
       <w:pgSz w:w="12240" w:h="15840"/>
       <w:pgMar w:top="1134" w:right="1247" w:bottom="1134" w:left="1247" w:header="720" w:footer="720" w:gutter="0"/>

--- a/实验二_软件架构设计与微服务拆分/D2-8_架构演进路线图.docx
+++ b/实验二_软件架构设计与微服务拆分/D2-8_架构演进路线图.docx
@@ -428,6 +428,7 @@
             <w:r>
               <w:rPr>
                 <w:rFonts w:ascii="Microsoft YaHei" w:hAnsi="Microsoft YaHei" w:eastAsia="Microsoft YaHei"/>
+                <w:b w:val="0"/>
                 <w:sz w:val="18"/>
               </w:rPr>
               <w:t>计算机23-2 / 231002703 / 戴正宇</w:t>
@@ -483,6 +484,7 @@
             <w:r>
               <w:rPr>
                 <w:rFonts w:ascii="Microsoft YaHei" w:hAnsi="Microsoft YaHei" w:eastAsia="Microsoft YaHei"/>
+                <w:b w:val="0"/>
                 <w:sz w:val="18"/>
               </w:rPr>
               <w:t>2026-05-14</w:t>
@@ -503,6 +505,7 @@
       <w:r>
         <w:rPr>
           <w:rFonts w:ascii="Microsoft YaHei" w:hAnsi="Microsoft YaHei" w:eastAsia="Microsoft YaHei"/>
+          <w:b w:val="0"/>
           <w:sz w:val="21"/>
         </w:rPr>
         <w:br w:type="page"/>
@@ -570,34 +573,39 @@
           <w:p>
             <w:pPr>
               <w:spacing w:line="259" w:lineRule="auto" w:after="20"/>
-              <w:jc w:val="left"/>
             </w:pPr>
             <w:r>
               <w:rPr>
                 <w:rFonts w:ascii="Microsoft YaHei" w:hAnsi="Microsoft YaHei" w:eastAsia="Microsoft YaHei"/>
-                <w:sz w:val="18"/>
-              </w:rPr>
-            </w:r>
-            <w:r>
-              <w:rPr>
-                <w:rFonts w:ascii="Microsoft YaHei" w:hAnsi="Microsoft YaHei" w:eastAsia="Microsoft YaHei"/>
-                <w:b w:val="0"/>
-                <w:sz w:val="18"/>
+                <w:b w:val="0"/>
+                <w:sz w:val="19"/>
+              </w:rPr>
+            </w:r>
+            <w:r>
+              <w:rPr>
+                <w:rFonts w:ascii="Microsoft YaHei" w:hAnsi="Microsoft YaHei" w:eastAsia="Microsoft YaHei"/>
+                <w:b w:val="0"/>
+                <w:sz w:val="19"/>
               </w:rPr>
               <w:t>文档说明</w:t>
             </w:r>
-            <w:r>
-              <w:rPr>
-                <w:rFonts w:ascii="Microsoft YaHei" w:hAnsi="Microsoft YaHei" w:eastAsia="Microsoft YaHei"/>
-                <w:sz w:val="18"/>
-              </w:rPr>
-              <w:br/>
-            </w:r>
-            <w:r>
-              <w:rPr>
-                <w:rFonts w:ascii="Microsoft YaHei" w:hAnsi="Microsoft YaHei" w:eastAsia="Microsoft YaHei"/>
-                <w:b w:val="0"/>
-                <w:sz w:val="18"/>
+          </w:p>
+          <w:p>
+            <w:pPr>
+              <w:spacing w:line="259" w:lineRule="auto" w:after="20"/>
+            </w:pPr>
+            <w:r>
+              <w:rPr>
+                <w:rFonts w:ascii="Microsoft YaHei" w:hAnsi="Microsoft YaHei" w:eastAsia="Microsoft YaHei"/>
+                <w:b w:val="0"/>
+                <w:sz w:val="19"/>
+              </w:rPr>
+            </w:r>
+            <w:r>
+              <w:rPr>
+                <w:rFonts w:ascii="Microsoft YaHei" w:hAnsi="Microsoft YaHei" w:eastAsia="Microsoft YaHei"/>
+                <w:b w:val="0"/>
+                <w:sz w:val="19"/>
               </w:rPr>
               <w:t>本路线图已按实验二架构设计结果完成填写，覆盖现状评估、目标态、四阶段里程碑、风险登记与回滚策略；里程碑内容与 D2-2、D2-4、D2-5、D2-6、D2-7 保持引用一致。</w:t>
             </w:r>
@@ -659,6 +667,7 @@
             <w:r>
               <w:rPr>
                 <w:rFonts w:ascii="Microsoft YaHei" w:hAnsi="Microsoft YaHei" w:eastAsia="Microsoft YaHei"/>
+                <w:b w:val="0"/>
                 <w:sz w:val="18"/>
               </w:rPr>
             </w:r>
@@ -687,6 +696,7 @@
             <w:r>
               <w:rPr>
                 <w:rFonts w:ascii="Microsoft YaHei" w:hAnsi="Microsoft YaHei" w:eastAsia="Microsoft YaHei"/>
+                <w:b w:val="0"/>
                 <w:sz w:val="18"/>
               </w:rPr>
             </w:r>
@@ -715,6 +725,7 @@
             <w:r>
               <w:rPr>
                 <w:rFonts w:ascii="Microsoft YaHei" w:hAnsi="Microsoft YaHei" w:eastAsia="Microsoft YaHei"/>
+                <w:b w:val="0"/>
                 <w:sz w:val="18"/>
               </w:rPr>
             </w:r>
@@ -743,6 +754,7 @@
             <w:r>
               <w:rPr>
                 <w:rFonts w:ascii="Microsoft YaHei" w:hAnsi="Microsoft YaHei" w:eastAsia="Microsoft YaHei"/>
+                <w:b w:val="0"/>
                 <w:sz w:val="18"/>
               </w:rPr>
             </w:r>
@@ -772,6 +784,7 @@
             <w:r>
               <w:rPr>
                 <w:rFonts w:ascii="Microsoft YaHei" w:hAnsi="Microsoft YaHei" w:eastAsia="Microsoft YaHei"/>
+                <w:b w:val="0"/>
                 <w:sz w:val="18"/>
               </w:rPr>
             </w:r>
@@ -798,6 +811,7 @@
             <w:r>
               <w:rPr>
                 <w:rFonts w:ascii="Microsoft YaHei" w:hAnsi="Microsoft YaHei" w:eastAsia="Microsoft YaHei"/>
+                <w:b w:val="0"/>
                 <w:sz w:val="18"/>
               </w:rPr>
             </w:r>
@@ -824,6 +838,7 @@
             <w:r>
               <w:rPr>
                 <w:rFonts w:ascii="Microsoft YaHei" w:hAnsi="Microsoft YaHei" w:eastAsia="Microsoft YaHei"/>
+                <w:b w:val="0"/>
                 <w:sz w:val="18"/>
               </w:rPr>
             </w:r>
@@ -850,6 +865,7 @@
             <w:r>
               <w:rPr>
                 <w:rFonts w:ascii="Microsoft YaHei" w:hAnsi="Microsoft YaHei" w:eastAsia="Microsoft YaHei"/>
+                <w:b w:val="0"/>
                 <w:sz w:val="18"/>
               </w:rPr>
             </w:r>
@@ -878,6 +894,7 @@
             <w:r>
               <w:rPr>
                 <w:rFonts w:ascii="Microsoft YaHei" w:hAnsi="Microsoft YaHei" w:eastAsia="Microsoft YaHei"/>
+                <w:b w:val="0"/>
                 <w:sz w:val="18"/>
               </w:rPr>
             </w:r>
@@ -904,6 +921,7 @@
             <w:r>
               <w:rPr>
                 <w:rFonts w:ascii="Microsoft YaHei" w:hAnsi="Microsoft YaHei" w:eastAsia="Microsoft YaHei"/>
+                <w:b w:val="0"/>
                 <w:sz w:val="18"/>
               </w:rPr>
             </w:r>
@@ -930,6 +948,7 @@
             <w:r>
               <w:rPr>
                 <w:rFonts w:ascii="Microsoft YaHei" w:hAnsi="Microsoft YaHei" w:eastAsia="Microsoft YaHei"/>
+                <w:b w:val="0"/>
                 <w:sz w:val="18"/>
               </w:rPr>
             </w:r>
@@ -956,6 +975,7 @@
             <w:r>
               <w:rPr>
                 <w:rFonts w:ascii="Microsoft YaHei" w:hAnsi="Microsoft YaHei" w:eastAsia="Microsoft YaHei"/>
+                <w:b w:val="0"/>
                 <w:sz w:val="18"/>
               </w:rPr>
             </w:r>
@@ -984,6 +1004,7 @@
             <w:r>
               <w:rPr>
                 <w:rFonts w:ascii="Microsoft YaHei" w:hAnsi="Microsoft YaHei" w:eastAsia="Microsoft YaHei"/>
+                <w:b w:val="0"/>
                 <w:sz w:val="18"/>
               </w:rPr>
             </w:r>
@@ -1010,6 +1031,7 @@
             <w:r>
               <w:rPr>
                 <w:rFonts w:ascii="Microsoft YaHei" w:hAnsi="Microsoft YaHei" w:eastAsia="Microsoft YaHei"/>
+                <w:b w:val="0"/>
                 <w:sz w:val="18"/>
               </w:rPr>
             </w:r>
@@ -1036,6 +1058,7 @@
             <w:r>
               <w:rPr>
                 <w:rFonts w:ascii="Microsoft YaHei" w:hAnsi="Microsoft YaHei" w:eastAsia="Microsoft YaHei"/>
+                <w:b w:val="0"/>
                 <w:sz w:val="18"/>
               </w:rPr>
             </w:r>
@@ -1062,6 +1085,7 @@
             <w:r>
               <w:rPr>
                 <w:rFonts w:ascii="Microsoft YaHei" w:hAnsi="Microsoft YaHei" w:eastAsia="Microsoft YaHei"/>
+                <w:b w:val="0"/>
                 <w:sz w:val="18"/>
               </w:rPr>
             </w:r>
@@ -1090,6 +1114,7 @@
             <w:r>
               <w:rPr>
                 <w:rFonts w:ascii="Microsoft YaHei" w:hAnsi="Microsoft YaHei" w:eastAsia="Microsoft YaHei"/>
+                <w:b w:val="0"/>
                 <w:sz w:val="18"/>
               </w:rPr>
             </w:r>
@@ -1116,6 +1141,7 @@
             <w:r>
               <w:rPr>
                 <w:rFonts w:ascii="Microsoft YaHei" w:hAnsi="Microsoft YaHei" w:eastAsia="Microsoft YaHei"/>
+                <w:b w:val="0"/>
                 <w:sz w:val="18"/>
               </w:rPr>
             </w:r>
@@ -1142,6 +1168,7 @@
             <w:r>
               <w:rPr>
                 <w:rFonts w:ascii="Microsoft YaHei" w:hAnsi="Microsoft YaHei" w:eastAsia="Microsoft YaHei"/>
+                <w:b w:val="0"/>
                 <w:sz w:val="18"/>
               </w:rPr>
             </w:r>
@@ -1168,6 +1195,7 @@
             <w:r>
               <w:rPr>
                 <w:rFonts w:ascii="Microsoft YaHei" w:hAnsi="Microsoft YaHei" w:eastAsia="Microsoft YaHei"/>
+                <w:b w:val="0"/>
                 <w:sz w:val="18"/>
               </w:rPr>
             </w:r>
@@ -1196,6 +1224,7 @@
             <w:r>
               <w:rPr>
                 <w:rFonts w:ascii="Microsoft YaHei" w:hAnsi="Microsoft YaHei" w:eastAsia="Microsoft YaHei"/>
+                <w:b w:val="0"/>
                 <w:sz w:val="18"/>
               </w:rPr>
             </w:r>
@@ -1222,6 +1251,7 @@
             <w:r>
               <w:rPr>
                 <w:rFonts w:ascii="Microsoft YaHei" w:hAnsi="Microsoft YaHei" w:eastAsia="Microsoft YaHei"/>
+                <w:b w:val="0"/>
                 <w:sz w:val="18"/>
               </w:rPr>
             </w:r>
@@ -1248,6 +1278,7 @@
             <w:r>
               <w:rPr>
                 <w:rFonts w:ascii="Microsoft YaHei" w:hAnsi="Microsoft YaHei" w:eastAsia="Microsoft YaHei"/>
+                <w:b w:val="0"/>
                 <w:sz w:val="18"/>
               </w:rPr>
             </w:r>
@@ -1274,6 +1305,7 @@
             <w:r>
               <w:rPr>
                 <w:rFonts w:ascii="Microsoft YaHei" w:hAnsi="Microsoft YaHei" w:eastAsia="Microsoft YaHei"/>
+                <w:b w:val="0"/>
                 <w:sz w:val="18"/>
               </w:rPr>
             </w:r>
@@ -1342,6 +1374,7 @@
             <w:r>
               <w:rPr>
                 <w:rFonts w:ascii="Microsoft YaHei" w:hAnsi="Microsoft YaHei" w:eastAsia="Microsoft YaHei"/>
+                <w:b w:val="0"/>
                 <w:sz w:val="18"/>
               </w:rPr>
             </w:r>
@@ -1370,6 +1403,7 @@
             <w:r>
               <w:rPr>
                 <w:rFonts w:ascii="Microsoft YaHei" w:hAnsi="Microsoft YaHei" w:eastAsia="Microsoft YaHei"/>
+                <w:b w:val="0"/>
                 <w:sz w:val="18"/>
               </w:rPr>
             </w:r>
@@ -1398,6 +1432,7 @@
             <w:r>
               <w:rPr>
                 <w:rFonts w:ascii="Microsoft YaHei" w:hAnsi="Microsoft YaHei" w:eastAsia="Microsoft YaHei"/>
+                <w:b w:val="0"/>
                 <w:sz w:val="18"/>
               </w:rPr>
             </w:r>
@@ -1427,6 +1462,7 @@
             <w:r>
               <w:rPr>
                 <w:rFonts w:ascii="Microsoft YaHei" w:hAnsi="Microsoft YaHei" w:eastAsia="Microsoft YaHei"/>
+                <w:b w:val="0"/>
                 <w:sz w:val="18"/>
               </w:rPr>
             </w:r>
@@ -1453,6 +1489,7 @@
             <w:r>
               <w:rPr>
                 <w:rFonts w:ascii="Microsoft YaHei" w:hAnsi="Microsoft YaHei" w:eastAsia="Microsoft YaHei"/>
+                <w:b w:val="0"/>
                 <w:sz w:val="18"/>
               </w:rPr>
             </w:r>
@@ -1479,6 +1516,7 @@
             <w:r>
               <w:rPr>
                 <w:rFonts w:ascii="Microsoft YaHei" w:hAnsi="Microsoft YaHei" w:eastAsia="Microsoft YaHei"/>
+                <w:b w:val="0"/>
                 <w:sz w:val="18"/>
               </w:rPr>
             </w:r>
@@ -1507,6 +1545,7 @@
             <w:r>
               <w:rPr>
                 <w:rFonts w:ascii="Microsoft YaHei" w:hAnsi="Microsoft YaHei" w:eastAsia="Microsoft YaHei"/>
+                <w:b w:val="0"/>
                 <w:sz w:val="18"/>
               </w:rPr>
             </w:r>
@@ -1533,6 +1572,7 @@
             <w:r>
               <w:rPr>
                 <w:rFonts w:ascii="Microsoft YaHei" w:hAnsi="Microsoft YaHei" w:eastAsia="Microsoft YaHei"/>
+                <w:b w:val="0"/>
                 <w:sz w:val="18"/>
               </w:rPr>
             </w:r>
@@ -1559,6 +1599,7 @@
             <w:r>
               <w:rPr>
                 <w:rFonts w:ascii="Microsoft YaHei" w:hAnsi="Microsoft YaHei" w:eastAsia="Microsoft YaHei"/>
+                <w:b w:val="0"/>
                 <w:sz w:val="18"/>
               </w:rPr>
             </w:r>
@@ -1587,6 +1628,7 @@
             <w:r>
               <w:rPr>
                 <w:rFonts w:ascii="Microsoft YaHei" w:hAnsi="Microsoft YaHei" w:eastAsia="Microsoft YaHei"/>
+                <w:b w:val="0"/>
                 <w:sz w:val="18"/>
               </w:rPr>
             </w:r>
@@ -1613,6 +1655,7 @@
             <w:r>
               <w:rPr>
                 <w:rFonts w:ascii="Microsoft YaHei" w:hAnsi="Microsoft YaHei" w:eastAsia="Microsoft YaHei"/>
+                <w:b w:val="0"/>
                 <w:sz w:val="18"/>
               </w:rPr>
             </w:r>
@@ -1639,6 +1682,7 @@
             <w:r>
               <w:rPr>
                 <w:rFonts w:ascii="Microsoft YaHei" w:hAnsi="Microsoft YaHei" w:eastAsia="Microsoft YaHei"/>
+                <w:b w:val="0"/>
                 <w:sz w:val="18"/>
               </w:rPr>
             </w:r>
@@ -1667,6 +1711,7 @@
             <w:r>
               <w:rPr>
                 <w:rFonts w:ascii="Microsoft YaHei" w:hAnsi="Microsoft YaHei" w:eastAsia="Microsoft YaHei"/>
+                <w:b w:val="0"/>
                 <w:sz w:val="18"/>
               </w:rPr>
             </w:r>
@@ -1693,6 +1738,7 @@
             <w:r>
               <w:rPr>
                 <w:rFonts w:ascii="Microsoft YaHei" w:hAnsi="Microsoft YaHei" w:eastAsia="Microsoft YaHei"/>
+                <w:b w:val="0"/>
                 <w:sz w:val="18"/>
               </w:rPr>
             </w:r>
@@ -1719,6 +1765,7 @@
             <w:r>
               <w:rPr>
                 <w:rFonts w:ascii="Microsoft YaHei" w:hAnsi="Microsoft YaHei" w:eastAsia="Microsoft YaHei"/>
+                <w:b w:val="0"/>
                 <w:sz w:val="18"/>
               </w:rPr>
             </w:r>
@@ -1747,6 +1794,7 @@
             <w:r>
               <w:rPr>
                 <w:rFonts w:ascii="Microsoft YaHei" w:hAnsi="Microsoft YaHei" w:eastAsia="Microsoft YaHei"/>
+                <w:b w:val="0"/>
                 <w:sz w:val="18"/>
               </w:rPr>
             </w:r>
@@ -1773,6 +1821,7 @@
             <w:r>
               <w:rPr>
                 <w:rFonts w:ascii="Microsoft YaHei" w:hAnsi="Microsoft YaHei" w:eastAsia="Microsoft YaHei"/>
+                <w:b w:val="0"/>
                 <w:sz w:val="18"/>
               </w:rPr>
             </w:r>
@@ -1799,6 +1848,7 @@
             <w:r>
               <w:rPr>
                 <w:rFonts w:ascii="Microsoft YaHei" w:hAnsi="Microsoft YaHei" w:eastAsia="Microsoft YaHei"/>
+                <w:b w:val="0"/>
                 <w:sz w:val="18"/>
               </w:rPr>
             </w:r>
@@ -1884,6 +1934,7 @@
             <w:r>
               <w:rPr>
                 <w:rFonts w:ascii="Microsoft YaHei" w:hAnsi="Microsoft YaHei" w:eastAsia="Microsoft YaHei"/>
+                <w:b w:val="0"/>
                 <w:sz w:val="18"/>
               </w:rPr>
             </w:r>
@@ -1912,6 +1963,7 @@
             <w:r>
               <w:rPr>
                 <w:rFonts w:ascii="Microsoft YaHei" w:hAnsi="Microsoft YaHei" w:eastAsia="Microsoft YaHei"/>
+                <w:b w:val="0"/>
                 <w:sz w:val="18"/>
               </w:rPr>
             </w:r>
@@ -1941,6 +1993,7 @@
             <w:r>
               <w:rPr>
                 <w:rFonts w:ascii="Microsoft YaHei" w:hAnsi="Microsoft YaHei" w:eastAsia="Microsoft YaHei"/>
+                <w:b w:val="0"/>
                 <w:sz w:val="18"/>
               </w:rPr>
             </w:r>
@@ -1967,6 +2020,7 @@
             <w:r>
               <w:rPr>
                 <w:rFonts w:ascii="Microsoft YaHei" w:hAnsi="Microsoft YaHei" w:eastAsia="Microsoft YaHei"/>
+                <w:b w:val="0"/>
                 <w:sz w:val="18"/>
               </w:rPr>
             </w:r>
@@ -1995,6 +2049,7 @@
             <w:r>
               <w:rPr>
                 <w:rFonts w:ascii="Microsoft YaHei" w:hAnsi="Microsoft YaHei" w:eastAsia="Microsoft YaHei"/>
+                <w:b w:val="0"/>
                 <w:sz w:val="18"/>
               </w:rPr>
             </w:r>
@@ -2021,6 +2076,7 @@
             <w:r>
               <w:rPr>
                 <w:rFonts w:ascii="Microsoft YaHei" w:hAnsi="Microsoft YaHei" w:eastAsia="Microsoft YaHei"/>
+                <w:b w:val="0"/>
                 <w:sz w:val="18"/>
               </w:rPr>
             </w:r>
@@ -2049,6 +2105,7 @@
             <w:r>
               <w:rPr>
                 <w:rFonts w:ascii="Microsoft YaHei" w:hAnsi="Microsoft YaHei" w:eastAsia="Microsoft YaHei"/>
+                <w:b w:val="0"/>
                 <w:sz w:val="18"/>
               </w:rPr>
             </w:r>
@@ -2075,6 +2132,7 @@
             <w:r>
               <w:rPr>
                 <w:rFonts w:ascii="Microsoft YaHei" w:hAnsi="Microsoft YaHei" w:eastAsia="Microsoft YaHei"/>
+                <w:b w:val="0"/>
                 <w:sz w:val="18"/>
               </w:rPr>
             </w:r>
@@ -2103,6 +2161,7 @@
             <w:r>
               <w:rPr>
                 <w:rFonts w:ascii="Microsoft YaHei" w:hAnsi="Microsoft YaHei" w:eastAsia="Microsoft YaHei"/>
+                <w:b w:val="0"/>
                 <w:sz w:val="18"/>
               </w:rPr>
             </w:r>
@@ -2129,6 +2188,7 @@
             <w:r>
               <w:rPr>
                 <w:rFonts w:ascii="Microsoft YaHei" w:hAnsi="Microsoft YaHei" w:eastAsia="Microsoft YaHei"/>
+                <w:b w:val="0"/>
                 <w:sz w:val="18"/>
               </w:rPr>
             </w:r>
@@ -2157,6 +2217,7 @@
             <w:r>
               <w:rPr>
                 <w:rFonts w:ascii="Microsoft YaHei" w:hAnsi="Microsoft YaHei" w:eastAsia="Microsoft YaHei"/>
+                <w:b w:val="0"/>
                 <w:sz w:val="18"/>
               </w:rPr>
             </w:r>
@@ -2183,6 +2244,7 @@
             <w:r>
               <w:rPr>
                 <w:rFonts w:ascii="Microsoft YaHei" w:hAnsi="Microsoft YaHei" w:eastAsia="Microsoft YaHei"/>
+                <w:b w:val="0"/>
                 <w:sz w:val="18"/>
               </w:rPr>
             </w:r>
@@ -2250,6 +2312,7 @@
             <w:r>
               <w:rPr>
                 <w:rFonts w:ascii="Microsoft YaHei" w:hAnsi="Microsoft YaHei" w:eastAsia="Microsoft YaHei"/>
+                <w:b w:val="0"/>
                 <w:sz w:val="18"/>
               </w:rPr>
             </w:r>
@@ -2278,6 +2341,7 @@
             <w:r>
               <w:rPr>
                 <w:rFonts w:ascii="Microsoft YaHei" w:hAnsi="Microsoft YaHei" w:eastAsia="Microsoft YaHei"/>
+                <w:b w:val="0"/>
                 <w:sz w:val="18"/>
               </w:rPr>
             </w:r>
@@ -2307,6 +2371,7 @@
             <w:r>
               <w:rPr>
                 <w:rFonts w:ascii="Microsoft YaHei" w:hAnsi="Microsoft YaHei" w:eastAsia="Microsoft YaHei"/>
+                <w:b w:val="0"/>
                 <w:sz w:val="18"/>
               </w:rPr>
             </w:r>
@@ -2333,6 +2398,7 @@
             <w:r>
               <w:rPr>
                 <w:rFonts w:ascii="Microsoft YaHei" w:hAnsi="Microsoft YaHei" w:eastAsia="Microsoft YaHei"/>
+                <w:b w:val="0"/>
                 <w:sz w:val="18"/>
               </w:rPr>
             </w:r>
@@ -2361,6 +2427,7 @@
             <w:r>
               <w:rPr>
                 <w:rFonts w:ascii="Microsoft YaHei" w:hAnsi="Microsoft YaHei" w:eastAsia="Microsoft YaHei"/>
+                <w:b w:val="0"/>
                 <w:sz w:val="18"/>
               </w:rPr>
             </w:r>
@@ -2387,6 +2454,7 @@
             <w:r>
               <w:rPr>
                 <w:rFonts w:ascii="Microsoft YaHei" w:hAnsi="Microsoft YaHei" w:eastAsia="Microsoft YaHei"/>
+                <w:b w:val="0"/>
                 <w:sz w:val="18"/>
               </w:rPr>
             </w:r>
@@ -2415,6 +2483,7 @@
             <w:r>
               <w:rPr>
                 <w:rFonts w:ascii="Microsoft YaHei" w:hAnsi="Microsoft YaHei" w:eastAsia="Microsoft YaHei"/>
+                <w:b w:val="0"/>
                 <w:sz w:val="18"/>
               </w:rPr>
             </w:r>
@@ -2441,6 +2510,7 @@
             <w:r>
               <w:rPr>
                 <w:rFonts w:ascii="Microsoft YaHei" w:hAnsi="Microsoft YaHei" w:eastAsia="Microsoft YaHei"/>
+                <w:b w:val="0"/>
                 <w:sz w:val="18"/>
               </w:rPr>
             </w:r>
@@ -2469,6 +2539,7 @@
             <w:r>
               <w:rPr>
                 <w:rFonts w:ascii="Microsoft YaHei" w:hAnsi="Microsoft YaHei" w:eastAsia="Microsoft YaHei"/>
+                <w:b w:val="0"/>
                 <w:sz w:val="18"/>
               </w:rPr>
             </w:r>
@@ -2495,6 +2566,7 @@
             <w:r>
               <w:rPr>
                 <w:rFonts w:ascii="Microsoft YaHei" w:hAnsi="Microsoft YaHei" w:eastAsia="Microsoft YaHei"/>
+                <w:b w:val="0"/>
                 <w:sz w:val="18"/>
               </w:rPr>
             </w:r>
@@ -2523,6 +2595,7 @@
             <w:r>
               <w:rPr>
                 <w:rFonts w:ascii="Microsoft YaHei" w:hAnsi="Microsoft YaHei" w:eastAsia="Microsoft YaHei"/>
+                <w:b w:val="0"/>
                 <w:sz w:val="18"/>
               </w:rPr>
             </w:r>
@@ -2549,6 +2622,7 @@
             <w:r>
               <w:rPr>
                 <w:rFonts w:ascii="Microsoft YaHei" w:hAnsi="Microsoft YaHei" w:eastAsia="Microsoft YaHei"/>
+                <w:b w:val="0"/>
                 <w:sz w:val="18"/>
               </w:rPr>
             </w:r>
@@ -2580,12 +2654,14 @@
       <w:r>
         <w:rPr>
           <w:rFonts w:ascii="Microsoft YaHei" w:hAnsi="Microsoft YaHei" w:eastAsia="Microsoft YaHei"/>
+          <w:b w:val="0"/>
           <w:sz w:val="21"/>
         </w:rPr>
       </w:r>
       <w:r>
         <w:rPr>
           <w:rFonts w:ascii="Microsoft YaHei" w:hAnsi="Microsoft YaHei" w:eastAsia="Microsoft YaHei"/>
+          <w:b w:val="0"/>
           <w:sz w:val="21"/>
         </w:rPr>
         <w:t>3.3  里程碑 M3（第 7-9 月）：可观测、弹性治理与灰度发布</w:t>
@@ -2620,6 +2696,7 @@
             <w:r>
               <w:rPr>
                 <w:rFonts w:ascii="Microsoft YaHei" w:hAnsi="Microsoft YaHei" w:eastAsia="Microsoft YaHei"/>
+                <w:b w:val="0"/>
                 <w:sz w:val="18"/>
               </w:rPr>
             </w:r>
@@ -2648,6 +2725,7 @@
             <w:r>
               <w:rPr>
                 <w:rFonts w:ascii="Microsoft YaHei" w:hAnsi="Microsoft YaHei" w:eastAsia="Microsoft YaHei"/>
+                <w:b w:val="0"/>
                 <w:sz w:val="18"/>
               </w:rPr>
             </w:r>
@@ -2677,6 +2755,7 @@
             <w:r>
               <w:rPr>
                 <w:rFonts w:ascii="Microsoft YaHei" w:hAnsi="Microsoft YaHei" w:eastAsia="Microsoft YaHei"/>
+                <w:b w:val="0"/>
                 <w:sz w:val="18"/>
               </w:rPr>
             </w:r>
@@ -2703,6 +2782,7 @@
             <w:r>
               <w:rPr>
                 <w:rFonts w:ascii="Microsoft YaHei" w:hAnsi="Microsoft YaHei" w:eastAsia="Microsoft YaHei"/>
+                <w:b w:val="0"/>
                 <w:sz w:val="18"/>
               </w:rPr>
             </w:r>
@@ -2731,6 +2811,7 @@
             <w:r>
               <w:rPr>
                 <w:rFonts w:ascii="Microsoft YaHei" w:hAnsi="Microsoft YaHei" w:eastAsia="Microsoft YaHei"/>
+                <w:b w:val="0"/>
                 <w:sz w:val="18"/>
               </w:rPr>
             </w:r>
@@ -2757,6 +2838,7 @@
             <w:r>
               <w:rPr>
                 <w:rFonts w:ascii="Microsoft YaHei" w:hAnsi="Microsoft YaHei" w:eastAsia="Microsoft YaHei"/>
+                <w:b w:val="0"/>
                 <w:sz w:val="18"/>
               </w:rPr>
             </w:r>
@@ -2785,6 +2867,7 @@
             <w:r>
               <w:rPr>
                 <w:rFonts w:ascii="Microsoft YaHei" w:hAnsi="Microsoft YaHei" w:eastAsia="Microsoft YaHei"/>
+                <w:b w:val="0"/>
                 <w:sz w:val="18"/>
               </w:rPr>
             </w:r>
@@ -2811,6 +2894,7 @@
             <w:r>
               <w:rPr>
                 <w:rFonts w:ascii="Microsoft YaHei" w:hAnsi="Microsoft YaHei" w:eastAsia="Microsoft YaHei"/>
+                <w:b w:val="0"/>
                 <w:sz w:val="18"/>
               </w:rPr>
             </w:r>
@@ -2839,6 +2923,7 @@
             <w:r>
               <w:rPr>
                 <w:rFonts w:ascii="Microsoft YaHei" w:hAnsi="Microsoft YaHei" w:eastAsia="Microsoft YaHei"/>
+                <w:b w:val="0"/>
                 <w:sz w:val="18"/>
               </w:rPr>
             </w:r>
@@ -2865,6 +2950,7 @@
             <w:r>
               <w:rPr>
                 <w:rFonts w:ascii="Microsoft YaHei" w:hAnsi="Microsoft YaHei" w:eastAsia="Microsoft YaHei"/>
+                <w:b w:val="0"/>
                 <w:sz w:val="18"/>
               </w:rPr>
             </w:r>
@@ -2893,6 +2979,7 @@
             <w:r>
               <w:rPr>
                 <w:rFonts w:ascii="Microsoft YaHei" w:hAnsi="Microsoft YaHei" w:eastAsia="Microsoft YaHei"/>
+                <w:b w:val="0"/>
                 <w:sz w:val="18"/>
               </w:rPr>
             </w:r>
@@ -2919,6 +3006,7 @@
             <w:r>
               <w:rPr>
                 <w:rFonts w:ascii="Microsoft YaHei" w:hAnsi="Microsoft YaHei" w:eastAsia="Microsoft YaHei"/>
+                <w:b w:val="0"/>
                 <w:sz w:val="18"/>
               </w:rPr>
             </w:r>
@@ -2946,12 +3034,14 @@
       <w:r>
         <w:rPr>
           <w:rFonts w:ascii="Microsoft YaHei" w:hAnsi="Microsoft YaHei" w:eastAsia="Microsoft YaHei"/>
+          <w:b w:val="0"/>
           <w:sz w:val="21"/>
         </w:rPr>
       </w:r>
       <w:r>
         <w:rPr>
           <w:rFonts w:ascii="Microsoft YaHei" w:hAnsi="Microsoft YaHei" w:eastAsia="Microsoft YaHei"/>
+          <w:b w:val="0"/>
           <w:sz w:val="21"/>
         </w:rPr>
         <w:t>3.4  里程碑 M4（第 10-12 月）：跨境、多租户与课程复盘</w:t>
@@ -2986,6 +3076,7 @@
             <w:r>
               <w:rPr>
                 <w:rFonts w:ascii="Microsoft YaHei" w:hAnsi="Microsoft YaHei" w:eastAsia="Microsoft YaHei"/>
+                <w:b w:val="0"/>
                 <w:sz w:val="18"/>
               </w:rPr>
             </w:r>
@@ -3014,6 +3105,7 @@
             <w:r>
               <w:rPr>
                 <w:rFonts w:ascii="Microsoft YaHei" w:hAnsi="Microsoft YaHei" w:eastAsia="Microsoft YaHei"/>
+                <w:b w:val="0"/>
                 <w:sz w:val="18"/>
               </w:rPr>
             </w:r>
@@ -3043,6 +3135,7 @@
             <w:r>
               <w:rPr>
                 <w:rFonts w:ascii="Microsoft YaHei" w:hAnsi="Microsoft YaHei" w:eastAsia="Microsoft YaHei"/>
+                <w:b w:val="0"/>
                 <w:sz w:val="18"/>
               </w:rPr>
             </w:r>
@@ -3069,6 +3162,7 @@
             <w:r>
               <w:rPr>
                 <w:rFonts w:ascii="Microsoft YaHei" w:hAnsi="Microsoft YaHei" w:eastAsia="Microsoft YaHei"/>
+                <w:b w:val="0"/>
                 <w:sz w:val="18"/>
               </w:rPr>
             </w:r>
@@ -3097,6 +3191,7 @@
             <w:r>
               <w:rPr>
                 <w:rFonts w:ascii="Microsoft YaHei" w:hAnsi="Microsoft YaHei" w:eastAsia="Microsoft YaHei"/>
+                <w:b w:val="0"/>
                 <w:sz w:val="18"/>
               </w:rPr>
             </w:r>
@@ -3123,6 +3218,7 @@
             <w:r>
               <w:rPr>
                 <w:rFonts w:ascii="Microsoft YaHei" w:hAnsi="Microsoft YaHei" w:eastAsia="Microsoft YaHei"/>
+                <w:b w:val="0"/>
                 <w:sz w:val="18"/>
               </w:rPr>
             </w:r>
@@ -3151,6 +3247,7 @@
             <w:r>
               <w:rPr>
                 <w:rFonts w:ascii="Microsoft YaHei" w:hAnsi="Microsoft YaHei" w:eastAsia="Microsoft YaHei"/>
+                <w:b w:val="0"/>
                 <w:sz w:val="18"/>
               </w:rPr>
             </w:r>
@@ -3177,6 +3274,7 @@
             <w:r>
               <w:rPr>
                 <w:rFonts w:ascii="Microsoft YaHei" w:hAnsi="Microsoft YaHei" w:eastAsia="Microsoft YaHei"/>
+                <w:b w:val="0"/>
                 <w:sz w:val="18"/>
               </w:rPr>
             </w:r>
@@ -3205,6 +3303,7 @@
             <w:r>
               <w:rPr>
                 <w:rFonts w:ascii="Microsoft YaHei" w:hAnsi="Microsoft YaHei" w:eastAsia="Microsoft YaHei"/>
+                <w:b w:val="0"/>
                 <w:sz w:val="18"/>
               </w:rPr>
             </w:r>
@@ -3231,6 +3330,7 @@
             <w:r>
               <w:rPr>
                 <w:rFonts w:ascii="Microsoft YaHei" w:hAnsi="Microsoft YaHei" w:eastAsia="Microsoft YaHei"/>
+                <w:b w:val="0"/>
                 <w:sz w:val="18"/>
               </w:rPr>
             </w:r>
@@ -3259,6 +3359,7 @@
             <w:r>
               <w:rPr>
                 <w:rFonts w:ascii="Microsoft YaHei" w:hAnsi="Microsoft YaHei" w:eastAsia="Microsoft YaHei"/>
+                <w:b w:val="0"/>
                 <w:sz w:val="18"/>
               </w:rPr>
             </w:r>
@@ -3285,6 +3386,7 @@
             <w:r>
               <w:rPr>
                 <w:rFonts w:ascii="Microsoft YaHei" w:hAnsi="Microsoft YaHei" w:eastAsia="Microsoft YaHei"/>
+                <w:b w:val="0"/>
                 <w:sz w:val="18"/>
               </w:rPr>
             </w:r>
@@ -3356,6 +3458,7 @@
             <w:r>
               <w:rPr>
                 <w:rFonts w:ascii="Microsoft YaHei" w:hAnsi="Microsoft YaHei" w:eastAsia="Microsoft YaHei"/>
+                <w:b w:val="0"/>
                 <w:sz w:val="18"/>
               </w:rPr>
             </w:r>
@@ -3384,6 +3487,7 @@
             <w:r>
               <w:rPr>
                 <w:rFonts w:ascii="Microsoft YaHei" w:hAnsi="Microsoft YaHei" w:eastAsia="Microsoft YaHei"/>
+                <w:b w:val="0"/>
                 <w:sz w:val="18"/>
               </w:rPr>
             </w:r>
@@ -3412,6 +3516,7 @@
             <w:r>
               <w:rPr>
                 <w:rFonts w:ascii="Microsoft YaHei" w:hAnsi="Microsoft YaHei" w:eastAsia="Microsoft YaHei"/>
+                <w:b w:val="0"/>
                 <w:sz w:val="18"/>
               </w:rPr>
             </w:r>
@@ -3440,6 +3545,7 @@
             <w:r>
               <w:rPr>
                 <w:rFonts w:ascii="Microsoft YaHei" w:hAnsi="Microsoft YaHei" w:eastAsia="Microsoft YaHei"/>
+                <w:b w:val="0"/>
                 <w:sz w:val="18"/>
               </w:rPr>
             </w:r>
@@ -3468,6 +3574,7 @@
             <w:r>
               <w:rPr>
                 <w:rFonts w:ascii="Microsoft YaHei" w:hAnsi="Microsoft YaHei" w:eastAsia="Microsoft YaHei"/>
+                <w:b w:val="0"/>
                 <w:sz w:val="18"/>
               </w:rPr>
             </w:r>
@@ -3496,6 +3603,7 @@
             <w:r>
               <w:rPr>
                 <w:rFonts w:ascii="Microsoft YaHei" w:hAnsi="Microsoft YaHei" w:eastAsia="Microsoft YaHei"/>
+                <w:b w:val="0"/>
                 <w:sz w:val="18"/>
               </w:rPr>
             </w:r>
@@ -3525,6 +3633,7 @@
             <w:r>
               <w:rPr>
                 <w:rFonts w:ascii="Microsoft YaHei" w:hAnsi="Microsoft YaHei" w:eastAsia="Microsoft YaHei"/>
+                <w:b w:val="0"/>
                 <w:sz w:val="18"/>
               </w:rPr>
             </w:r>
@@ -3551,6 +3660,7 @@
             <w:r>
               <w:rPr>
                 <w:rFonts w:ascii="Microsoft YaHei" w:hAnsi="Microsoft YaHei" w:eastAsia="Microsoft YaHei"/>
+                <w:b w:val="0"/>
                 <w:sz w:val="18"/>
               </w:rPr>
             </w:r>
@@ -3577,6 +3687,7 @@
             <w:r>
               <w:rPr>
                 <w:rFonts w:ascii="Microsoft YaHei" w:hAnsi="Microsoft YaHei" w:eastAsia="Microsoft YaHei"/>
+                <w:b w:val="0"/>
                 <w:sz w:val="18"/>
               </w:rPr>
             </w:r>
@@ -3603,6 +3714,7 @@
             <w:r>
               <w:rPr>
                 <w:rFonts w:ascii="Microsoft YaHei" w:hAnsi="Microsoft YaHei" w:eastAsia="Microsoft YaHei"/>
+                <w:b w:val="0"/>
                 <w:sz w:val="18"/>
               </w:rPr>
             </w:r>
@@ -3629,6 +3741,7 @@
             <w:r>
               <w:rPr>
                 <w:rFonts w:ascii="Microsoft YaHei" w:hAnsi="Microsoft YaHei" w:eastAsia="Microsoft YaHei"/>
+                <w:b w:val="0"/>
                 <w:sz w:val="18"/>
               </w:rPr>
             </w:r>
@@ -3655,6 +3768,7 @@
             <w:r>
               <w:rPr>
                 <w:rFonts w:ascii="Microsoft YaHei" w:hAnsi="Microsoft YaHei" w:eastAsia="Microsoft YaHei"/>
+                <w:b w:val="0"/>
                 <w:sz w:val="18"/>
               </w:rPr>
             </w:r>
@@ -3683,6 +3797,7 @@
             <w:r>
               <w:rPr>
                 <w:rFonts w:ascii="Microsoft YaHei" w:hAnsi="Microsoft YaHei" w:eastAsia="Microsoft YaHei"/>
+                <w:b w:val="0"/>
                 <w:sz w:val="18"/>
               </w:rPr>
             </w:r>
@@ -3709,6 +3824,7 @@
             <w:r>
               <w:rPr>
                 <w:rFonts w:ascii="Microsoft YaHei" w:hAnsi="Microsoft YaHei" w:eastAsia="Microsoft YaHei"/>
+                <w:b w:val="0"/>
                 <w:sz w:val="18"/>
               </w:rPr>
             </w:r>
@@ -3735,6 +3851,7 @@
             <w:r>
               <w:rPr>
                 <w:rFonts w:ascii="Microsoft YaHei" w:hAnsi="Microsoft YaHei" w:eastAsia="Microsoft YaHei"/>
+                <w:b w:val="0"/>
                 <w:sz w:val="18"/>
               </w:rPr>
             </w:r>
@@ -3761,6 +3878,7 @@
             <w:r>
               <w:rPr>
                 <w:rFonts w:ascii="Microsoft YaHei" w:hAnsi="Microsoft YaHei" w:eastAsia="Microsoft YaHei"/>
+                <w:b w:val="0"/>
                 <w:sz w:val="18"/>
               </w:rPr>
             </w:r>
@@ -3787,6 +3905,7 @@
             <w:r>
               <w:rPr>
                 <w:rFonts w:ascii="Microsoft YaHei" w:hAnsi="Microsoft YaHei" w:eastAsia="Microsoft YaHei"/>
+                <w:b w:val="0"/>
                 <w:sz w:val="18"/>
               </w:rPr>
             </w:r>
@@ -3813,6 +3932,7 @@
             <w:r>
               <w:rPr>
                 <w:rFonts w:ascii="Microsoft YaHei" w:hAnsi="Microsoft YaHei" w:eastAsia="Microsoft YaHei"/>
+                <w:b w:val="0"/>
                 <w:sz w:val="18"/>
               </w:rPr>
             </w:r>
@@ -3841,6 +3961,7 @@
             <w:r>
               <w:rPr>
                 <w:rFonts w:ascii="Microsoft YaHei" w:hAnsi="Microsoft YaHei" w:eastAsia="Microsoft YaHei"/>
+                <w:b w:val="0"/>
                 <w:sz w:val="18"/>
               </w:rPr>
             </w:r>
@@ -3867,6 +3988,7 @@
             <w:r>
               <w:rPr>
                 <w:rFonts w:ascii="Microsoft YaHei" w:hAnsi="Microsoft YaHei" w:eastAsia="Microsoft YaHei"/>
+                <w:b w:val="0"/>
                 <w:sz w:val="18"/>
               </w:rPr>
             </w:r>
@@ -3893,6 +4015,7 @@
             <w:r>
               <w:rPr>
                 <w:rFonts w:ascii="Microsoft YaHei" w:hAnsi="Microsoft YaHei" w:eastAsia="Microsoft YaHei"/>
+                <w:b w:val="0"/>
                 <w:sz w:val="18"/>
               </w:rPr>
             </w:r>
@@ -3919,6 +4042,7 @@
             <w:r>
               <w:rPr>
                 <w:rFonts w:ascii="Microsoft YaHei" w:hAnsi="Microsoft YaHei" w:eastAsia="Microsoft YaHei"/>
+                <w:b w:val="0"/>
                 <w:sz w:val="18"/>
               </w:rPr>
             </w:r>
@@ -3945,6 +4069,7 @@
             <w:r>
               <w:rPr>
                 <w:rFonts w:ascii="Microsoft YaHei" w:hAnsi="Microsoft YaHei" w:eastAsia="Microsoft YaHei"/>
+                <w:b w:val="0"/>
                 <w:sz w:val="18"/>
               </w:rPr>
             </w:r>
@@ -3971,6 +4096,7 @@
             <w:r>
               <w:rPr>
                 <w:rFonts w:ascii="Microsoft YaHei" w:hAnsi="Microsoft YaHei" w:eastAsia="Microsoft YaHei"/>
+                <w:b w:val="0"/>
                 <w:sz w:val="18"/>
               </w:rPr>
             </w:r>
@@ -3999,6 +4125,7 @@
             <w:r>
               <w:rPr>
                 <w:rFonts w:ascii="Microsoft YaHei" w:hAnsi="Microsoft YaHei" w:eastAsia="Microsoft YaHei"/>
+                <w:b w:val="0"/>
                 <w:sz w:val="18"/>
               </w:rPr>
             </w:r>
@@ -4025,6 +4152,7 @@
             <w:r>
               <w:rPr>
                 <w:rFonts w:ascii="Microsoft YaHei" w:hAnsi="Microsoft YaHei" w:eastAsia="Microsoft YaHei"/>
+                <w:b w:val="0"/>
                 <w:sz w:val="18"/>
               </w:rPr>
             </w:r>
@@ -4051,6 +4179,7 @@
             <w:r>
               <w:rPr>
                 <w:rFonts w:ascii="Microsoft YaHei" w:hAnsi="Microsoft YaHei" w:eastAsia="Microsoft YaHei"/>
+                <w:b w:val="0"/>
                 <w:sz w:val="18"/>
               </w:rPr>
             </w:r>
@@ -4077,6 +4206,7 @@
             <w:r>
               <w:rPr>
                 <w:rFonts w:ascii="Microsoft YaHei" w:hAnsi="Microsoft YaHei" w:eastAsia="Microsoft YaHei"/>
+                <w:b w:val="0"/>
                 <w:sz w:val="18"/>
               </w:rPr>
             </w:r>
@@ -4103,6 +4233,7 @@
             <w:r>
               <w:rPr>
                 <w:rFonts w:ascii="Microsoft YaHei" w:hAnsi="Microsoft YaHei" w:eastAsia="Microsoft YaHei"/>
+                <w:b w:val="0"/>
                 <w:sz w:val="18"/>
               </w:rPr>
             </w:r>
@@ -4129,6 +4260,7 @@
             <w:r>
               <w:rPr>
                 <w:rFonts w:ascii="Microsoft YaHei" w:hAnsi="Microsoft YaHei" w:eastAsia="Microsoft YaHei"/>
+                <w:b w:val="0"/>
                 <w:sz w:val="18"/>
               </w:rPr>
             </w:r>
@@ -4157,6 +4289,7 @@
             <w:r>
               <w:rPr>
                 <w:rFonts w:ascii="Microsoft YaHei" w:hAnsi="Microsoft YaHei" w:eastAsia="Microsoft YaHei"/>
+                <w:b w:val="0"/>
                 <w:sz w:val="18"/>
               </w:rPr>
             </w:r>
@@ -4183,6 +4316,7 @@
             <w:r>
               <w:rPr>
                 <w:rFonts w:ascii="Microsoft YaHei" w:hAnsi="Microsoft YaHei" w:eastAsia="Microsoft YaHei"/>
+                <w:b w:val="0"/>
                 <w:sz w:val="18"/>
               </w:rPr>
             </w:r>
@@ -4209,6 +4343,7 @@
             <w:r>
               <w:rPr>
                 <w:rFonts w:ascii="Microsoft YaHei" w:hAnsi="Microsoft YaHei" w:eastAsia="Microsoft YaHei"/>
+                <w:b w:val="0"/>
                 <w:sz w:val="18"/>
               </w:rPr>
             </w:r>
@@ -4235,6 +4370,7 @@
             <w:r>
               <w:rPr>
                 <w:rFonts w:ascii="Microsoft YaHei" w:hAnsi="Microsoft YaHei" w:eastAsia="Microsoft YaHei"/>
+                <w:b w:val="0"/>
                 <w:sz w:val="18"/>
               </w:rPr>
             </w:r>
@@ -4261,6 +4397,7 @@
             <w:r>
               <w:rPr>
                 <w:rFonts w:ascii="Microsoft YaHei" w:hAnsi="Microsoft YaHei" w:eastAsia="Microsoft YaHei"/>
+                <w:b w:val="0"/>
                 <w:sz w:val="18"/>
               </w:rPr>
             </w:r>
@@ -4287,6 +4424,7 @@
             <w:r>
               <w:rPr>
                 <w:rFonts w:ascii="Microsoft YaHei" w:hAnsi="Microsoft YaHei" w:eastAsia="Microsoft YaHei"/>
+                <w:b w:val="0"/>
                 <w:sz w:val="18"/>
               </w:rPr>
             </w:r>
@@ -4315,6 +4453,7 @@
             <w:r>
               <w:rPr>
                 <w:rFonts w:ascii="Microsoft YaHei" w:hAnsi="Microsoft YaHei" w:eastAsia="Microsoft YaHei"/>
+                <w:b w:val="0"/>
                 <w:sz w:val="18"/>
               </w:rPr>
             </w:r>
@@ -4341,6 +4480,7 @@
             <w:r>
               <w:rPr>
                 <w:rFonts w:ascii="Microsoft YaHei" w:hAnsi="Microsoft YaHei" w:eastAsia="Microsoft YaHei"/>
+                <w:b w:val="0"/>
                 <w:sz w:val="18"/>
               </w:rPr>
             </w:r>
@@ -4367,6 +4507,7 @@
             <w:r>
               <w:rPr>
                 <w:rFonts w:ascii="Microsoft YaHei" w:hAnsi="Microsoft YaHei" w:eastAsia="Microsoft YaHei"/>
+                <w:b w:val="0"/>
                 <w:sz w:val="18"/>
               </w:rPr>
             </w:r>
@@ -4393,6 +4534,7 @@
             <w:r>
               <w:rPr>
                 <w:rFonts w:ascii="Microsoft YaHei" w:hAnsi="Microsoft YaHei" w:eastAsia="Microsoft YaHei"/>
+                <w:b w:val="0"/>
                 <w:sz w:val="18"/>
               </w:rPr>
             </w:r>
@@ -4419,6 +4561,7 @@
             <w:r>
               <w:rPr>
                 <w:rFonts w:ascii="Microsoft YaHei" w:hAnsi="Microsoft YaHei" w:eastAsia="Microsoft YaHei"/>
+                <w:b w:val="0"/>
                 <w:sz w:val="18"/>
               </w:rPr>
             </w:r>
@@ -4445,6 +4588,7 @@
             <w:r>
               <w:rPr>
                 <w:rFonts w:ascii="Microsoft YaHei" w:hAnsi="Microsoft YaHei" w:eastAsia="Microsoft YaHei"/>
+                <w:b w:val="0"/>
                 <w:sz w:val="18"/>
               </w:rPr>
             </w:r>
@@ -4473,6 +4617,7 @@
             <w:r>
               <w:rPr>
                 <w:rFonts w:ascii="Microsoft YaHei" w:hAnsi="Microsoft YaHei" w:eastAsia="Microsoft YaHei"/>
+                <w:b w:val="0"/>
                 <w:sz w:val="18"/>
               </w:rPr>
             </w:r>
@@ -4499,6 +4644,7 @@
             <w:r>
               <w:rPr>
                 <w:rFonts w:ascii="Microsoft YaHei" w:hAnsi="Microsoft YaHei" w:eastAsia="Microsoft YaHei"/>
+                <w:b w:val="0"/>
                 <w:sz w:val="18"/>
               </w:rPr>
             </w:r>
@@ -4525,6 +4671,7 @@
             <w:r>
               <w:rPr>
                 <w:rFonts w:ascii="Microsoft YaHei" w:hAnsi="Microsoft YaHei" w:eastAsia="Microsoft YaHei"/>
+                <w:b w:val="0"/>
                 <w:sz w:val="18"/>
               </w:rPr>
             </w:r>
@@ -4551,6 +4698,7 @@
             <w:r>
               <w:rPr>
                 <w:rFonts w:ascii="Microsoft YaHei" w:hAnsi="Microsoft YaHei" w:eastAsia="Microsoft YaHei"/>
+                <w:b w:val="0"/>
                 <w:sz w:val="18"/>
               </w:rPr>
             </w:r>
@@ -4577,6 +4725,7 @@
             <w:r>
               <w:rPr>
                 <w:rFonts w:ascii="Microsoft YaHei" w:hAnsi="Microsoft YaHei" w:eastAsia="Microsoft YaHei"/>
+                <w:b w:val="0"/>
                 <w:sz w:val="18"/>
               </w:rPr>
             </w:r>
@@ -4603,6 +4752,7 @@
             <w:r>
               <w:rPr>
                 <w:rFonts w:ascii="Microsoft YaHei" w:hAnsi="Microsoft YaHei" w:eastAsia="Microsoft YaHei"/>
+                <w:b w:val="0"/>
                 <w:sz w:val="18"/>
               </w:rPr>
             </w:r>
@@ -4655,6 +4805,7 @@
             <w:r>
               <w:rPr>
                 <w:rFonts w:ascii="Microsoft YaHei" w:hAnsi="Microsoft YaHei" w:eastAsia="Microsoft YaHei"/>
+                <w:b w:val="0"/>
                 <w:sz w:val="18"/>
               </w:rPr>
               <w:t>治理机制：每个里程碑结束进行 ADR 回顾、C4 图更新、OpenAPI 契约检查和数据字典复核；所有跨服务接口必须有负责人、错误码、traceId、兼容策略和回滚方案。</w:t>
@@ -4668,6 +4819,7 @@
             <w:r>
               <w:rPr>
                 <w:rFonts w:ascii="Microsoft YaHei" w:hAnsi="Microsoft YaHei" w:eastAsia="Microsoft YaHei"/>
+                <w:b w:val="0"/>
                 <w:sz w:val="18"/>
               </w:rPr>
               <w:t>图2-7 架构演进与部署目标视图</w:t>
@@ -4680,6 +4832,7 @@
             <w:r>
               <w:rPr>
                 <w:rFonts w:ascii="Microsoft YaHei" w:hAnsi="Microsoft YaHei" w:eastAsia="Microsoft YaHei"/>
+                <w:b w:val="0"/>
                 <w:sz w:val="18"/>
               </w:rPr>
               <w:drawing>
@@ -4773,6 +4926,7 @@
             <w:r>
               <w:rPr>
                 <w:rFonts w:ascii="Microsoft YaHei" w:hAnsi="Microsoft YaHei" w:eastAsia="Microsoft YaHei"/>
+                <w:b w:val="0"/>
                 <w:sz w:val="18"/>
               </w:rPr>
             </w:r>
@@ -4801,6 +4955,7 @@
             <w:r>
               <w:rPr>
                 <w:rFonts w:ascii="Microsoft YaHei" w:hAnsi="Microsoft YaHei" w:eastAsia="Microsoft YaHei"/>
+                <w:b w:val="0"/>
                 <w:sz w:val="18"/>
               </w:rPr>
             </w:r>
@@ -4829,6 +4984,7 @@
             <w:r>
               <w:rPr>
                 <w:rFonts w:ascii="Microsoft YaHei" w:hAnsi="Microsoft YaHei" w:eastAsia="Microsoft YaHei"/>
+                <w:b w:val="0"/>
                 <w:sz w:val="18"/>
               </w:rPr>
             </w:r>
@@ -4857,6 +5013,7 @@
             <w:r>
               <w:rPr>
                 <w:rFonts w:ascii="Microsoft YaHei" w:hAnsi="Microsoft YaHei" w:eastAsia="Microsoft YaHei"/>
+                <w:b w:val="0"/>
                 <w:sz w:val="18"/>
               </w:rPr>
             </w:r>
@@ -4886,6 +5043,7 @@
             <w:r>
               <w:rPr>
                 <w:rFonts w:ascii="Microsoft YaHei" w:hAnsi="Microsoft YaHei" w:eastAsia="Microsoft YaHei"/>
+                <w:b w:val="0"/>
                 <w:sz w:val="18"/>
               </w:rPr>
             </w:r>
@@ -4912,6 +5070,7 @@
             <w:r>
               <w:rPr>
                 <w:rFonts w:ascii="Microsoft YaHei" w:hAnsi="Microsoft YaHei" w:eastAsia="Microsoft YaHei"/>
+                <w:b w:val="0"/>
                 <w:sz w:val="18"/>
               </w:rPr>
             </w:r>
@@ -4938,6 +5097,7 @@
             <w:r>
               <w:rPr>
                 <w:rFonts w:ascii="Microsoft YaHei" w:hAnsi="Microsoft YaHei" w:eastAsia="Microsoft YaHei"/>
+                <w:b w:val="0"/>
                 <w:sz w:val="18"/>
               </w:rPr>
             </w:r>
@@ -4964,6 +5124,7 @@
             <w:r>
               <w:rPr>
                 <w:rFonts w:ascii="Microsoft YaHei" w:hAnsi="Microsoft YaHei" w:eastAsia="Microsoft YaHei"/>
+                <w:b w:val="0"/>
                 <w:sz w:val="18"/>
               </w:rPr>
             </w:r>
@@ -4992,6 +5153,7 @@
             <w:r>
               <w:rPr>
                 <w:rFonts w:ascii="Microsoft YaHei" w:hAnsi="Microsoft YaHei" w:eastAsia="Microsoft YaHei"/>
+                <w:b w:val="0"/>
                 <w:sz w:val="18"/>
               </w:rPr>
             </w:r>
@@ -5018,6 +5180,7 @@
             <w:r>
               <w:rPr>
                 <w:rFonts w:ascii="Microsoft YaHei" w:hAnsi="Microsoft YaHei" w:eastAsia="Microsoft YaHei"/>
+                <w:b w:val="0"/>
                 <w:sz w:val="18"/>
               </w:rPr>
             </w:r>
@@ -5044,6 +5207,7 @@
             <w:r>
               <w:rPr>
                 <w:rFonts w:ascii="Microsoft YaHei" w:hAnsi="Microsoft YaHei" w:eastAsia="Microsoft YaHei"/>
+                <w:b w:val="0"/>
                 <w:sz w:val="18"/>
               </w:rPr>
             </w:r>
@@ -5070,6 +5234,7 @@
             <w:r>
               <w:rPr>
                 <w:rFonts w:ascii="Microsoft YaHei" w:hAnsi="Microsoft YaHei" w:eastAsia="Microsoft YaHei"/>
+                <w:b w:val="0"/>
                 <w:sz w:val="18"/>
               </w:rPr>
             </w:r>
@@ -5098,6 +5263,7 @@
             <w:r>
               <w:rPr>
                 <w:rFonts w:ascii="Microsoft YaHei" w:hAnsi="Microsoft YaHei" w:eastAsia="Microsoft YaHei"/>
+                <w:b w:val="0"/>
                 <w:sz w:val="18"/>
               </w:rPr>
             </w:r>
@@ -5124,6 +5290,7 @@
             <w:r>
               <w:rPr>
                 <w:rFonts w:ascii="Microsoft YaHei" w:hAnsi="Microsoft YaHei" w:eastAsia="Microsoft YaHei"/>
+                <w:b w:val="0"/>
                 <w:sz w:val="18"/>
               </w:rPr>
             </w:r>
@@ -5150,6 +5317,7 @@
             <w:r>
               <w:rPr>
                 <w:rFonts w:ascii="Microsoft YaHei" w:hAnsi="Microsoft YaHei" w:eastAsia="Microsoft YaHei"/>
+                <w:b w:val="0"/>
                 <w:sz w:val="18"/>
               </w:rPr>
             </w:r>
@@ -5176,6 +5344,7 @@
             <w:r>
               <w:rPr>
                 <w:rFonts w:ascii="Microsoft YaHei" w:hAnsi="Microsoft YaHei" w:eastAsia="Microsoft YaHei"/>
+                <w:b w:val="0"/>
                 <w:sz w:val="18"/>
               </w:rPr>
             </w:r>
@@ -5204,6 +5373,7 @@
             <w:r>
               <w:rPr>
                 <w:rFonts w:ascii="Microsoft YaHei" w:hAnsi="Microsoft YaHei" w:eastAsia="Microsoft YaHei"/>
+                <w:b w:val="0"/>
                 <w:sz w:val="18"/>
               </w:rPr>
             </w:r>
@@ -5230,6 +5400,7 @@
             <w:r>
               <w:rPr>
                 <w:rFonts w:ascii="Microsoft YaHei" w:hAnsi="Microsoft YaHei" w:eastAsia="Microsoft YaHei"/>
+                <w:b w:val="0"/>
                 <w:sz w:val="18"/>
               </w:rPr>
             </w:r>
@@ -5256,6 +5427,7 @@
             <w:r>
               <w:rPr>
                 <w:rFonts w:ascii="Microsoft YaHei" w:hAnsi="Microsoft YaHei" w:eastAsia="Microsoft YaHei"/>
+                <w:b w:val="0"/>
                 <w:sz w:val="18"/>
               </w:rPr>
             </w:r>
@@ -5282,6 +5454,7 @@
             <w:r>
               <w:rPr>
                 <w:rFonts w:ascii="Microsoft YaHei" w:hAnsi="Microsoft YaHei" w:eastAsia="Microsoft YaHei"/>
+                <w:b w:val="0"/>
                 <w:sz w:val="18"/>
               </w:rPr>
             </w:r>
@@ -5292,6 +5465,514 @@
                 <w:sz w:val="18"/>
               </w:rPr>
               <w:t>保留审计日志、授权记录、删除请求状态。</w:t>
+            </w:r>
+          </w:p>
+        </w:tc>
+      </w:tr>
+    </w:tbl>
+    <w:p>
+      <w:pPr>
+        <w:spacing w:line="269" w:lineRule="auto" w:after="60"/>
+      </w:pPr>
+    </w:p>
+    <w:p>
+      <w:pPr>
+        <w:spacing w:line="269" w:lineRule="auto" w:after="60" w:before="200"/>
+      </w:pPr>
+      <w:r>
+        <w:rPr>
+          <w:rFonts w:ascii="Microsoft YaHei" w:hAnsi="Microsoft YaHei" w:eastAsia="Microsoft YaHei"/>
+          <w:b w:val="0"/>
+          <w:sz w:val="21"/>
+        </w:rPr>
+      </w:r>
+      <w:r>
+        <w:rPr>
+          <w:rFonts w:ascii="Microsoft YaHei" w:hAnsi="Microsoft YaHei" w:eastAsia="Microsoft YaHei"/>
+          <w:b/>
+          <w:color w:val="007046"/>
+          <w:sz w:val="27"/>
+        </w:rPr>
+        <w:t>6  路线图执行节奏与复盘机制</w:t>
+      </w:r>
+    </w:p>
+    <w:p>
+      <w:pPr>
+        <w:spacing w:line="269" w:lineRule="auto" w:after="60"/>
+      </w:pPr>
+      <w:r>
+        <w:rPr>
+          <w:rFonts w:ascii="Microsoft YaHei" w:hAnsi="Microsoft YaHei" w:eastAsia="Microsoft YaHei"/>
+          <w:b w:val="0"/>
+          <w:sz w:val="21"/>
+        </w:rPr>
+      </w:r>
+      <w:r>
+        <w:rPr>
+          <w:rFonts w:ascii="Microsoft YaHei" w:hAnsi="Microsoft YaHei" w:eastAsia="Microsoft YaHei"/>
+          <w:b w:val="0"/>
+          <w:sz w:val="21"/>
+        </w:rPr>
+        <w:t>路线图采用“先闭环、再异步、再治理、最后复盘扩展”的节奏。M1 先确保顾客能够完成预约、支付、取消、签到等核心闭环；M2 引入事件和读模型，降低运营分析对交易库的压力；M3 强化可观测和灰度；M4 再处理跨区域、隐私请求和高级运营分析。</w:t>
+      </w:r>
+    </w:p>
+    <w:p>
+      <w:pPr>
+        <w:spacing w:line="269" w:lineRule="auto" w:after="60"/>
+      </w:pPr>
+      <w:r>
+        <w:rPr>
+          <w:rFonts w:ascii="Microsoft YaHei" w:hAnsi="Microsoft YaHei" w:eastAsia="Microsoft YaHei"/>
+          <w:b w:val="0"/>
+          <w:sz w:val="21"/>
+        </w:rPr>
+      </w:r>
+      <w:r>
+        <w:rPr>
+          <w:rFonts w:ascii="Microsoft YaHei" w:hAnsi="Microsoft YaHei" w:eastAsia="Microsoft YaHei"/>
+          <w:b w:val="0"/>
+          <w:sz w:val="21"/>
+        </w:rPr>
+        <w:t>每个里程碑都必须同时交付业务能力和工程证据。业务能力包括可演示流程、接口样例和页面/服务联调结果；工程证据包括 ADR 回顾、OpenAPI 契约检查、数据字典更新、日志/指标截图和风险登记更新。</w:t>
+      </w:r>
+    </w:p>
+    <w:p>
+      <w:pPr>
+        <w:spacing w:line="269" w:lineRule="auto" w:after="60"/>
+      </w:pPr>
+      <w:r>
+        <w:rPr>
+          <w:rFonts w:ascii="Microsoft YaHei" w:hAnsi="Microsoft YaHei" w:eastAsia="Microsoft YaHei"/>
+          <w:b w:val="0"/>
+          <w:sz w:val="21"/>
+        </w:rPr>
+      </w:r>
+      <w:r>
+        <w:rPr>
+          <w:rFonts w:ascii="Microsoft YaHei" w:hAnsi="Microsoft YaHei" w:eastAsia="Microsoft YaHei"/>
+          <w:b w:val="0"/>
+          <w:sz w:val="21"/>
+        </w:rPr>
+        <w:t>路线图不是固定不变的排期表，而是架构治理工具。当质量属性指标、业务优先级或合规要求发生变化时，应通过 ADR 记录原因，并更新 D2-8 的风险、回滚策略和后续里程碑。</w:t>
+      </w:r>
+    </w:p>
+    <w:tbl>
+      <w:tblPr>
+        <w:tblStyle w:val="TableGrid"/>
+        <w:tblW w:type="auto" w:w="0"/>
+        <w:jc w:val="center"/>
+        <w:tblLook w:firstColumn="1" w:firstRow="1" w:lastColumn="0" w:lastRow="0" w:noHBand="0" w:noVBand="1" w:val="04A0"/>
+      </w:tblPr>
+      <w:tblGrid>
+        <w:gridCol w:w="3249"/>
+        <w:gridCol w:w="3249"/>
+        <w:gridCol w:w="3249"/>
+      </w:tblGrid>
+      <w:tr>
+        <w:trPr>
+          <w:tblHeader w:val="true"/>
+        </w:trPr>
+        <w:tc>
+          <w:tcPr>
+            <w:tcW w:type="dxa" w:w="3249"/>
+            <w:vAlign w:val="center"/>
+            <w:shd w:fill="EAF6EF"/>
+          </w:tcPr>
+          <w:p>
+            <w:pPr>
+              <w:spacing w:line="259" w:lineRule="auto" w:after="20"/>
+            </w:pPr>
+            <w:r>
+              <w:rPr>
+                <w:rFonts w:ascii="Microsoft YaHei" w:hAnsi="Microsoft YaHei" w:eastAsia="Microsoft YaHei"/>
+                <w:b w:val="0"/>
+                <w:sz w:val="19"/>
+              </w:rPr>
+            </w:r>
+            <w:r>
+              <w:rPr>
+                <w:rFonts w:ascii="Microsoft YaHei" w:hAnsi="Microsoft YaHei" w:eastAsia="Microsoft YaHei"/>
+                <w:b/>
+                <w:color w:val="007046"/>
+                <w:sz w:val="19"/>
+              </w:rPr>
+              <w:t>复盘节点</w:t>
+            </w:r>
+          </w:p>
+        </w:tc>
+        <w:tc>
+          <w:tcPr>
+            <w:tcW w:type="dxa" w:w="3249"/>
+            <w:vAlign w:val="center"/>
+            <w:shd w:fill="EAF6EF"/>
+          </w:tcPr>
+          <w:p>
+            <w:pPr>
+              <w:spacing w:line="259" w:lineRule="auto" w:after="20"/>
+            </w:pPr>
+            <w:r>
+              <w:rPr>
+                <w:rFonts w:ascii="Microsoft YaHei" w:hAnsi="Microsoft YaHei" w:eastAsia="Microsoft YaHei"/>
+                <w:b w:val="0"/>
+                <w:sz w:val="19"/>
+              </w:rPr>
+            </w:r>
+            <w:r>
+              <w:rPr>
+                <w:rFonts w:ascii="Microsoft YaHei" w:hAnsi="Microsoft YaHei" w:eastAsia="Microsoft YaHei"/>
+                <w:b/>
+                <w:color w:val="007046"/>
+                <w:sz w:val="19"/>
+              </w:rPr>
+              <w:t>检查问题</w:t>
+            </w:r>
+          </w:p>
+        </w:tc>
+        <w:tc>
+          <w:tcPr>
+            <w:tcW w:type="dxa" w:w="3249"/>
+            <w:vAlign w:val="center"/>
+            <w:shd w:fill="EAF6EF"/>
+          </w:tcPr>
+          <w:p>
+            <w:pPr>
+              <w:spacing w:line="259" w:lineRule="auto" w:after="20"/>
+            </w:pPr>
+            <w:r>
+              <w:rPr>
+                <w:rFonts w:ascii="Microsoft YaHei" w:hAnsi="Microsoft YaHei" w:eastAsia="Microsoft YaHei"/>
+                <w:b w:val="0"/>
+                <w:sz w:val="19"/>
+              </w:rPr>
+            </w:r>
+            <w:r>
+              <w:rPr>
+                <w:rFonts w:ascii="Microsoft YaHei" w:hAnsi="Microsoft YaHei" w:eastAsia="Microsoft YaHei"/>
+                <w:b/>
+                <w:color w:val="007046"/>
+                <w:sz w:val="19"/>
+              </w:rPr>
+              <w:t>输出物</w:t>
+            </w:r>
+          </w:p>
+        </w:tc>
+      </w:tr>
+      <w:tr>
+        <w:tc>
+          <w:tcPr>
+            <w:tcW w:type="dxa" w:w="3249"/>
+            <w:vAlign w:val="center"/>
+          </w:tcPr>
+          <w:p>
+            <w:pPr>
+              <w:spacing w:line="259" w:lineRule="auto" w:after="20"/>
+            </w:pPr>
+            <w:r>
+              <w:rPr>
+                <w:rFonts w:ascii="Microsoft YaHei" w:hAnsi="Microsoft YaHei" w:eastAsia="Microsoft YaHei"/>
+                <w:b w:val="0"/>
+                <w:sz w:val="19"/>
+              </w:rPr>
+            </w:r>
+            <w:r>
+              <w:rPr>
+                <w:rFonts w:ascii="Microsoft YaHei" w:hAnsi="Microsoft YaHei" w:eastAsia="Microsoft YaHei"/>
+                <w:b w:val="0"/>
+                <w:sz w:val="18"/>
+              </w:rPr>
+              <w:t>M1 结束</w:t>
+            </w:r>
+          </w:p>
+        </w:tc>
+        <w:tc>
+          <w:tcPr>
+            <w:tcW w:type="dxa" w:w="3249"/>
+            <w:vAlign w:val="center"/>
+          </w:tcPr>
+          <w:p>
+            <w:pPr>
+              <w:spacing w:line="259" w:lineRule="auto" w:after="20"/>
+            </w:pPr>
+            <w:r>
+              <w:rPr>
+                <w:rFonts w:ascii="Microsoft YaHei" w:hAnsi="Microsoft YaHei" w:eastAsia="Microsoft YaHei"/>
+                <w:b w:val="0"/>
+                <w:sz w:val="19"/>
+              </w:rPr>
+            </w:r>
+            <w:r>
+              <w:rPr>
+                <w:rFonts w:ascii="Microsoft YaHei" w:hAnsi="Microsoft YaHei" w:eastAsia="Microsoft YaHei"/>
+                <w:b w:val="0"/>
+                <w:sz w:val="18"/>
+              </w:rPr>
+              <w:t>核心预约链路是否能稳定演示；容量冲突是否有明确响应。</w:t>
+            </w:r>
+          </w:p>
+        </w:tc>
+        <w:tc>
+          <w:tcPr>
+            <w:tcW w:type="dxa" w:w="3249"/>
+            <w:vAlign w:val="center"/>
+          </w:tcPr>
+          <w:p>
+            <w:pPr>
+              <w:spacing w:line="259" w:lineRule="auto" w:after="20"/>
+            </w:pPr>
+            <w:r>
+              <w:rPr>
+                <w:rFonts w:ascii="Microsoft YaHei" w:hAnsi="Microsoft YaHei" w:eastAsia="Microsoft YaHei"/>
+                <w:b w:val="0"/>
+                <w:sz w:val="19"/>
+              </w:rPr>
+            </w:r>
+            <w:r>
+              <w:rPr>
+                <w:rFonts w:ascii="Microsoft YaHei" w:hAnsi="Microsoft YaHei" w:eastAsia="Microsoft YaHei"/>
+                <w:b w:val="0"/>
+                <w:sz w:val="18"/>
+              </w:rPr>
+              <w:t>接口联调记录、409 冲突样例、核心状态机说明。</w:t>
+            </w:r>
+          </w:p>
+        </w:tc>
+      </w:tr>
+      <w:tr>
+        <w:tc>
+          <w:tcPr>
+            <w:tcW w:type="dxa" w:w="3249"/>
+            <w:vAlign w:val="center"/>
+          </w:tcPr>
+          <w:p>
+            <w:pPr>
+              <w:spacing w:line="259" w:lineRule="auto" w:after="20"/>
+            </w:pPr>
+            <w:r>
+              <w:rPr>
+                <w:rFonts w:ascii="Microsoft YaHei" w:hAnsi="Microsoft YaHei" w:eastAsia="Microsoft YaHei"/>
+                <w:b w:val="0"/>
+                <w:sz w:val="19"/>
+              </w:rPr>
+            </w:r>
+            <w:r>
+              <w:rPr>
+                <w:rFonts w:ascii="Microsoft YaHei" w:hAnsi="Microsoft YaHei" w:eastAsia="Microsoft YaHei"/>
+                <w:b w:val="0"/>
+                <w:sz w:val="18"/>
+              </w:rPr>
+              <w:t>M2 结束</w:t>
+            </w:r>
+          </w:p>
+        </w:tc>
+        <w:tc>
+          <w:tcPr>
+            <w:tcW w:type="dxa" w:w="3249"/>
+            <w:vAlign w:val="center"/>
+          </w:tcPr>
+          <w:p>
+            <w:pPr>
+              <w:spacing w:line="259" w:lineRule="auto" w:after="20"/>
+            </w:pPr>
+            <w:r>
+              <w:rPr>
+                <w:rFonts w:ascii="Microsoft YaHei" w:hAnsi="Microsoft YaHei" w:eastAsia="Microsoft YaHei"/>
+                <w:b w:val="0"/>
+                <w:sz w:val="19"/>
+              </w:rPr>
+            </w:r>
+            <w:r>
+              <w:rPr>
+                <w:rFonts w:ascii="Microsoft YaHei" w:hAnsi="Microsoft YaHei" w:eastAsia="Microsoft YaHei"/>
+                <w:b w:val="0"/>
+                <w:sz w:val="18"/>
+              </w:rPr>
+              <w:t>事件是否可重放；运营读模型是否与交易事实一致。</w:t>
+            </w:r>
+          </w:p>
+        </w:tc>
+        <w:tc>
+          <w:tcPr>
+            <w:tcW w:type="dxa" w:w="3249"/>
+            <w:vAlign w:val="center"/>
+          </w:tcPr>
+          <w:p>
+            <w:pPr>
+              <w:spacing w:line="259" w:lineRule="auto" w:after="20"/>
+            </w:pPr>
+            <w:r>
+              <w:rPr>
+                <w:rFonts w:ascii="Microsoft YaHei" w:hAnsi="Microsoft YaHei" w:eastAsia="Microsoft YaHei"/>
+                <w:b w:val="0"/>
+                <w:sz w:val="19"/>
+              </w:rPr>
+            </w:r>
+            <w:r>
+              <w:rPr>
+                <w:rFonts w:ascii="Microsoft YaHei" w:hAnsi="Microsoft YaHei" w:eastAsia="Microsoft YaHei"/>
+                <w:b w:val="0"/>
+                <w:sz w:val="18"/>
+              </w:rPr>
+              <w:t>事件清单、读模型更新规则、死信/重试记录。</w:t>
+            </w:r>
+          </w:p>
+        </w:tc>
+      </w:tr>
+      <w:tr>
+        <w:tc>
+          <w:tcPr>
+            <w:tcW w:type="dxa" w:w="3249"/>
+            <w:vAlign w:val="center"/>
+          </w:tcPr>
+          <w:p>
+            <w:pPr>
+              <w:spacing w:line="259" w:lineRule="auto" w:after="20"/>
+            </w:pPr>
+            <w:r>
+              <w:rPr>
+                <w:rFonts w:ascii="Microsoft YaHei" w:hAnsi="Microsoft YaHei" w:eastAsia="Microsoft YaHei"/>
+                <w:b w:val="0"/>
+                <w:sz w:val="19"/>
+              </w:rPr>
+            </w:r>
+            <w:r>
+              <w:rPr>
+                <w:rFonts w:ascii="Microsoft YaHei" w:hAnsi="Microsoft YaHei" w:eastAsia="Microsoft YaHei"/>
+                <w:b w:val="0"/>
+                <w:sz w:val="18"/>
+              </w:rPr>
+              <w:t>M3 结束</w:t>
+            </w:r>
+          </w:p>
+        </w:tc>
+        <w:tc>
+          <w:tcPr>
+            <w:tcW w:type="dxa" w:w="3249"/>
+            <w:vAlign w:val="center"/>
+          </w:tcPr>
+          <w:p>
+            <w:pPr>
+              <w:spacing w:line="259" w:lineRule="auto" w:after="20"/>
+            </w:pPr>
+            <w:r>
+              <w:rPr>
+                <w:rFonts w:ascii="Microsoft YaHei" w:hAnsi="Microsoft YaHei" w:eastAsia="Microsoft YaHei"/>
+                <w:b w:val="0"/>
+                <w:sz w:val="19"/>
+              </w:rPr>
+            </w:r>
+            <w:r>
+              <w:rPr>
+                <w:rFonts w:ascii="Microsoft YaHei" w:hAnsi="Microsoft YaHei" w:eastAsia="Microsoft YaHei"/>
+                <w:b w:val="0"/>
+                <w:sz w:val="18"/>
+              </w:rPr>
+              <w:t>traceId 是否覆盖关键链路；灰度发布是否可回滚。</w:t>
+            </w:r>
+          </w:p>
+        </w:tc>
+        <w:tc>
+          <w:tcPr>
+            <w:tcW w:type="dxa" w:w="3249"/>
+            <w:vAlign w:val="center"/>
+          </w:tcPr>
+          <w:p>
+            <w:pPr>
+              <w:spacing w:line="259" w:lineRule="auto" w:after="20"/>
+            </w:pPr>
+            <w:r>
+              <w:rPr>
+                <w:rFonts w:ascii="Microsoft YaHei" w:hAnsi="Microsoft YaHei" w:eastAsia="Microsoft YaHei"/>
+                <w:b w:val="0"/>
+                <w:sz w:val="19"/>
+              </w:rPr>
+            </w:r>
+            <w:r>
+              <w:rPr>
+                <w:rFonts w:ascii="Microsoft YaHei" w:hAnsi="Microsoft YaHei" w:eastAsia="Microsoft YaHei"/>
+                <w:b w:val="0"/>
+                <w:sz w:val="18"/>
+              </w:rPr>
+              <w:t>链路追踪样例、告警阈值、回滚演练记录。</w:t>
+            </w:r>
+          </w:p>
+        </w:tc>
+      </w:tr>
+      <w:tr>
+        <w:tc>
+          <w:tcPr>
+            <w:tcW w:type="dxa" w:w="3249"/>
+            <w:vAlign w:val="center"/>
+          </w:tcPr>
+          <w:p>
+            <w:pPr>
+              <w:spacing w:line="259" w:lineRule="auto" w:after="20"/>
+            </w:pPr>
+            <w:r>
+              <w:rPr>
+                <w:rFonts w:ascii="Microsoft YaHei" w:hAnsi="Microsoft YaHei" w:eastAsia="Microsoft YaHei"/>
+                <w:b w:val="0"/>
+                <w:sz w:val="19"/>
+              </w:rPr>
+            </w:r>
+            <w:r>
+              <w:rPr>
+                <w:rFonts w:ascii="Microsoft YaHei" w:hAnsi="Microsoft YaHei" w:eastAsia="Microsoft YaHei"/>
+                <w:b w:val="0"/>
+                <w:sz w:val="18"/>
+              </w:rPr>
+              <w:t>M4 结束</w:t>
+            </w:r>
+          </w:p>
+        </w:tc>
+        <w:tc>
+          <w:tcPr>
+            <w:tcW w:type="dxa" w:w="3249"/>
+            <w:vAlign w:val="center"/>
+          </w:tcPr>
+          <w:p>
+            <w:pPr>
+              <w:spacing w:line="259" w:lineRule="auto" w:after="20"/>
+            </w:pPr>
+            <w:r>
+              <w:rPr>
+                <w:rFonts w:ascii="Microsoft YaHei" w:hAnsi="Microsoft YaHei" w:eastAsia="Microsoft YaHei"/>
+                <w:b w:val="0"/>
+                <w:sz w:val="19"/>
+              </w:rPr>
+            </w:r>
+            <w:r>
+              <w:rPr>
+                <w:rFonts w:ascii="Microsoft YaHei" w:hAnsi="Microsoft YaHei" w:eastAsia="Microsoft YaHei"/>
+                <w:b w:val="0"/>
+                <w:sz w:val="18"/>
+              </w:rPr>
+              <w:t>跨区域与隐私流程是否满足最小化和可审计要求。</w:t>
+            </w:r>
+          </w:p>
+        </w:tc>
+        <w:tc>
+          <w:tcPr>
+            <w:tcW w:type="dxa" w:w="3249"/>
+            <w:vAlign w:val="center"/>
+          </w:tcPr>
+          <w:p>
+            <w:pPr>
+              <w:spacing w:line="259" w:lineRule="auto" w:after="20"/>
+            </w:pPr>
+            <w:r>
+              <w:rPr>
+                <w:rFonts w:ascii="Microsoft YaHei" w:hAnsi="Microsoft YaHei" w:eastAsia="Microsoft YaHei"/>
+                <w:b w:val="0"/>
+                <w:sz w:val="19"/>
+              </w:rPr>
+            </w:r>
+            <w:r>
+              <w:rPr>
+                <w:rFonts w:ascii="Microsoft YaHei" w:hAnsi="Microsoft YaHei" w:eastAsia="Microsoft YaHei"/>
+                <w:b w:val="0"/>
+                <w:sz w:val="18"/>
+              </w:rPr>
+              <w:t>合规检查表、数据生命周期任务、ADR 复盘。</w:t>
             </w:r>
           </w:p>
         </w:tc>
